--- a/8.资源管理/1.流程制度规范类文件/ZGS-08-05-最终软件库管理制度.docx
+++ b/8.资源管理/1.流程制度规范类文件/ZGS-08-05-最终软件库管理制度.docx
@@ -1,10 +1,11 @@
 
 <file path=word/document.xml><?xml version="1.0" encoding="utf-8"?>
-<w:document xmlns:wpc="http://schemas.microsoft.com/office/word/2010/wordprocessingCanvas" xmlns:mc="http://schemas.openxmlformats.org/markup-compatibility/2006" xmlns:o="urn:schemas-microsoft-com:office:office" xmlns:r="http://schemas.openxmlformats.org/officeDocument/2006/relationships" xmlns:m="http://schemas.openxmlformats.org/officeDocument/2006/math" xmlns:v="urn:schemas-microsoft-com:vml" xmlns:wp14="http://schemas.microsoft.com/office/word/2010/wordprocessingDrawing" xmlns:wp="http://schemas.openxmlformats.org/drawingml/2006/wordprocessingDrawing" xmlns:w="http://schemas.openxmlformats.org/wordprocessingml/2006/main" xmlns:w14="http://schemas.microsoft.com/office/word/2010/wordml" xmlns:w10="urn:schemas-microsoft-com:office:word" xmlns:w15="http://schemas.microsoft.com/office/word/2012/wordml" xmlns:wpg="http://schemas.microsoft.com/office/word/2010/wordprocessingGroup" xmlns:wpi="http://schemas.microsoft.com/office/word/2010/wordprocessingInk" xmlns:wne="http://schemas.microsoft.com/office/word/2006/wordml" xmlns:wps="http://schemas.microsoft.com/office/word/2010/wordprocessingShape" xmlns:wpsCustomData="http://www.wps.cn/officeDocument/2013/wpsCustomData" mc:Ignorable="w14 w15 wp14">
+<w:document xmlns:wpc="http://schemas.microsoft.com/office/word/2010/wordprocessingCanvas" xmlns:mc="http://schemas.openxmlformats.org/markup-compatibility/2006" xmlns:o="urn:schemas-microsoft-com:office:office" xmlns:r="http://schemas.openxmlformats.org/officeDocument/2006/relationships" xmlns:m="http://schemas.openxmlformats.org/officeDocument/2006/math" xmlns:v="urn:schemas-microsoft-com:vml" xmlns:wp14="http://schemas.microsoft.com/office/word/2010/wordprocessingDrawing" xmlns:wp="http://schemas.openxmlformats.org/drawingml/2006/wordprocessingDrawing" xmlns:w10="urn:schemas-microsoft-com:office:word" xmlns:w="http://schemas.openxmlformats.org/wordprocessingml/2006/main" xmlns:w14="http://schemas.microsoft.com/office/word/2010/wordml" xmlns:w15="http://schemas.microsoft.com/office/word/2012/wordml" xmlns:wne="http://schemas.microsoft.com/office/word/2006/wordml" xmlns:wpg="http://schemas.microsoft.com/office/word/2010/wordprocessingGroup" xmlns:wpi="http://schemas.microsoft.com/office/word/2010/wordprocessingInk" xmlns:wps="http://schemas.microsoft.com/office/word/2010/wordprocessingShape" mc:Ignorable="w14 w15 wp14">
+  <!-- Generated by Aspose.Words for .NET 13.3.0.1 -->
   <w:body>
     <w:p>
       <w:pPr>
-        <w:pStyle w:val="24"/>
+        <w:pStyle w:val="a"/>
         <w:keepNext w:val="0"/>
         <w:keepLines w:val="0"/>
         <w:pageBreakBefore w:val="0"/>
@@ -24,7 +25,7 @@
       <w:bookmarkStart w:id="0" w:name="_Toc13901"/>
       <w:r>
         <w:drawing>
-          <wp:anchor distT="0" distB="0" distL="114300" distR="114300" simplePos="0" relativeHeight="251660288" behindDoc="1" locked="0" layoutInCell="1" allowOverlap="1">
+          <wp:anchor distT="0" distB="0" distL="114300" distR="114300" simplePos="0" relativeHeight="251659264" behindDoc="1" locked="0" layoutInCell="1" allowOverlap="1">
             <wp:simplePos x="0" y="0"/>
             <wp:positionH relativeFrom="column">
               <wp:posOffset>0</wp:posOffset>
@@ -49,7 +50,7 @@
                     </pic:cNvPicPr>
                   </pic:nvPicPr>
                   <pic:blipFill>
-                    <a:blip r:embed="rId8"/>
+                    <a:blip xmlns:r="http://schemas.openxmlformats.org/officeDocument/2006/relationships" r:embed="rId4"/>
                     <a:stretch>
                       <a:fillRect/>
                     </a:stretch>
@@ -79,7 +80,7 @@
           <w:lang w:val="en-US" w:eastAsia="zh-CN"/>
         </w:rPr>
         <w:drawing>
-          <wp:anchor distT="0" distB="0" distL="114300" distR="114300" simplePos="0" relativeHeight="251659264" behindDoc="1" locked="0" layoutInCell="1" allowOverlap="1">
+          <wp:anchor distT="0" distB="0" distL="114300" distR="114300" simplePos="0" relativeHeight="251658240" behindDoc="1" locked="0" layoutInCell="1" allowOverlap="1">
             <wp:simplePos x="0" y="0"/>
             <wp:positionH relativeFrom="column">
               <wp:posOffset>635</wp:posOffset>
@@ -104,7 +105,7 @@
                     </pic:cNvPicPr>
                   </pic:nvPicPr>
                   <pic:blipFill>
-                    <a:blip r:embed="rId9">
+                    <a:blip xmlns:r="http://schemas.openxmlformats.org/officeDocument/2006/relationships" r:embed="rId5">
                       <a:alphaModFix amt="58000"/>
                       <a:lum contrast="-52000"/>
                     </a:blip>
@@ -138,7 +139,7 @@
     </w:p>
     <w:p>
       <w:pPr>
-        <w:pStyle w:val="25"/>
+        <w:pStyle w:val="a0"/>
         <w:keepNext w:val="0"/>
         <w:keepLines w:val="0"/>
         <w:pageBreakBefore w:val="0"/>
@@ -185,11 +186,11 @@
         <w:adjustRightInd w:val="0"/>
         <w:snapToGrid w:val="0"/>
         <w:spacing w:after="624" w:afterLines="200" w:line="219" w:lineRule="auto"/>
-        <w:ind w:left="0" w:leftChars="0" w:right="0" w:rightChars="0" w:firstLine="0" w:firstLineChars="0"/>
+        <w:ind w:left="0" w:right="0" w:firstLine="0" w:leftChars="0" w:rightChars="0" w:firstLineChars="0"/>
         <w:jc w:val="center"/>
         <w:textAlignment w:val="baseline"/>
         <w:rPr>
-          <w:rFonts w:hint="eastAsia" w:ascii="宋体" w:hAnsi="宋体" w:eastAsia="宋体" w:cs="宋体"/>
+          <w:rFonts w:ascii="宋体" w:eastAsia="宋体" w:hAnsi="宋体" w:cs="宋体" w:hint="eastAsia"/>
           <w:sz w:val="24"/>
           <w:szCs w:val="24"/>
           <w:lang w:val="en-US" w:eastAsia="zh-CN"/>
@@ -197,7 +198,7 @@
       </w:pPr>
       <w:r>
         <w:rPr>
-          <w:rFonts w:ascii="宋体" w:hAnsi="宋体" w:eastAsia="宋体" w:cs="宋体"/>
+          <w:rFonts w:ascii="宋体" w:eastAsia="宋体" w:hAnsi="宋体" w:cs="宋体"/>
           <w:b/>
           <w:bCs/>
           <w:spacing w:val="-3"/>
@@ -206,74 +207,20 @@
         </w:rPr>
         <w:t>文件编号：ZGS-08-05</w:t>
       </w:r>
-      <w:r>
-        <w:rPr>
-          <w:rFonts w:hint="eastAsia" w:ascii="宋体" w:hAnsi="宋体" w:eastAsia="宋体" w:cs="宋体"/>
-          <w:b/>
-          <w:bCs/>
-          <w:spacing w:val="-3"/>
-          <w:sz w:val="24"/>
-          <w:szCs w:val="24"/>
-          <w:lang w:val="en-US" w:eastAsia="zh-CN"/>
-        </w:rPr>
-      </w:r>
-      <w:r>
-        <w:rPr>
-          <w:rFonts w:ascii="宋体" w:hAnsi="宋体" w:eastAsia="宋体" w:cs="宋体"/>
-          <w:b/>
-          <w:bCs/>
-          <w:spacing w:val="-3"/>
-          <w:sz w:val="24"/>
-          <w:szCs w:val="24"/>
-        </w:rPr>
-      </w:r>
-      <w:r>
-        <w:rPr>
-          <w:rFonts w:hint="eastAsia" w:ascii="宋体" w:hAnsi="宋体" w:cs="宋体"/>
-          <w:b/>
-          <w:bCs/>
-          <w:spacing w:val="-3"/>
-          <w:sz w:val="24"/>
-          <w:szCs w:val="24"/>
-          <w:lang w:val="en-US" w:eastAsia="zh-CN"/>
-        </w:rPr>
-      </w:r>
-      <w:r>
-        <w:rPr>
-          <w:rFonts w:ascii="宋体" w:hAnsi="宋体" w:eastAsia="宋体" w:cs="宋体"/>
-          <w:b/>
-          <w:bCs/>
-          <w:spacing w:val="-3"/>
-          <w:sz w:val="24"/>
-          <w:szCs w:val="24"/>
-        </w:rPr>
-      </w:r>
-      <w:r>
-        <w:rPr>
-          <w:rFonts w:hint="eastAsia" w:ascii="宋体" w:hAnsi="宋体" w:cs="宋体"/>
-          <w:b/>
-          <w:bCs/>
-          <w:spacing w:val="-3"/>
-          <w:sz w:val="24"/>
-          <w:szCs w:val="24"/>
-          <w:lang w:val="en-US" w:eastAsia="zh-CN"/>
-        </w:rPr>
-      </w:r>
     </w:p>
     <w:tbl>
       <w:tblPr>
-        <w:tblStyle w:val="21"/>
+        <w:tblStyle w:val="TableGrid"/>
         <w:tblW w:w="0" w:type="auto"/>
         <w:jc w:val="center"/>
         <w:tblBorders>
-          <w:top w:val="none" w:color="auto" w:sz="0" w:space="0"/>
-          <w:left w:val="none" w:color="auto" w:sz="0" w:space="0"/>
-          <w:bottom w:val="none" w:color="auto" w:sz="0" w:space="0"/>
-          <w:right w:val="none" w:color="auto" w:sz="0" w:space="0"/>
-          <w:insideH w:val="none" w:color="auto" w:sz="0" w:space="0"/>
-          <w:insideV w:val="none" w:color="auto" w:sz="0" w:space="0"/>
+          <w:top w:val="nil"/>
+          <w:left w:val="nil"/>
+          <w:bottom w:val="nil"/>
+          <w:right w:val="nil"/>
+          <w:insideH w:val="nil"/>
+          <w:insideV w:val="nil"/>
         </w:tblBorders>
-        <w:tblLayout w:type="autofit"/>
         <w:tblCellMar>
           <w:top w:w="0" w:type="dxa"/>
           <w:left w:w="108" w:type="dxa"/>
@@ -287,13 +234,15 @@
       </w:tblGrid>
       <w:tr>
         <w:tblPrEx>
+          <w:tblW w:w="0" w:type="auto"/>
+          <w:jc w:val="center"/>
           <w:tblBorders>
-            <w:top w:val="none" w:color="auto" w:sz="0" w:space="0"/>
-            <w:left w:val="none" w:color="auto" w:sz="0" w:space="0"/>
-            <w:bottom w:val="none" w:color="auto" w:sz="0" w:space="0"/>
-            <w:right w:val="none" w:color="auto" w:sz="0" w:space="0"/>
-            <w:insideH w:val="none" w:color="auto" w:sz="0" w:space="0"/>
-            <w:insideV w:val="none" w:color="auto" w:sz="0" w:space="0"/>
+            <w:top w:val="nil"/>
+            <w:left w:val="nil"/>
+            <w:bottom w:val="nil"/>
+            <w:right w:val="nil"/>
+            <w:insideH w:val="nil"/>
+            <w:insideV w:val="nil"/>
           </w:tblBorders>
           <w:tblCellMar>
             <w:top w:w="0" w:type="dxa"/>
@@ -303,7 +252,7 @@
           </w:tblCellMar>
         </w:tblPrEx>
         <w:trPr>
-          <w:trHeight w:val="810" w:hRule="atLeast"/>
+          <w:trHeight w:val="810"/>
           <w:jc w:val="center"/>
         </w:trPr>
         <w:tc>
@@ -341,7 +290,7 @@
             </w:r>
             <w:r>
               <w:rPr>
-                <w:rFonts w:hint="default" w:asciiTheme="minorAscii" w:hAnsiTheme="minorAscii" w:eastAsiaTheme="minorEastAsia"/>
+                <w:rFonts w:asciiTheme="minorAscii" w:eastAsiaTheme="minorEastAsia" w:hAnsiTheme="minorAscii" w:hint="default"/>
                 <w:spacing w:val="227"/>
                 <w:sz w:val="21"/>
                 <w:vertAlign w:val="baseline"/>
@@ -395,7 +344,7 @@
             </w:r>
             <w:r>
               <w:rPr>
-                <w:rFonts w:hint="eastAsia" w:asciiTheme="minorAscii" w:hAnsiTheme="minorAscii" w:eastAsiaTheme="minorEastAsia"/>
+                <w:rFonts w:asciiTheme="minorAscii" w:eastAsiaTheme="minorEastAsia" w:hAnsiTheme="minorAscii" w:hint="eastAsia"/>
                 <w:spacing w:val="227"/>
                 <w:sz w:val="21"/>
                 <w:vertAlign w:val="baseline"/>
@@ -417,14 +366,8 @@
       </w:tr>
       <w:tr>
         <w:tblPrEx>
-          <w:tblBorders>
-            <w:top w:val="none" w:color="auto" w:sz="0" w:space="0"/>
-            <w:left w:val="none" w:color="auto" w:sz="0" w:space="0"/>
-            <w:bottom w:val="none" w:color="auto" w:sz="0" w:space="0"/>
-            <w:right w:val="none" w:color="auto" w:sz="0" w:space="0"/>
-            <w:insideH w:val="none" w:color="auto" w:sz="0" w:space="0"/>
-            <w:insideV w:val="none" w:color="auto" w:sz="0" w:space="0"/>
-          </w:tblBorders>
+          <w:tblW w:w="0" w:type="auto"/>
+          <w:jc w:val="center"/>
           <w:tblCellMar>
             <w:top w:w="0" w:type="dxa"/>
             <w:left w:w="108" w:type="dxa"/>
@@ -433,7 +376,7 @@
           </w:tblCellMar>
         </w:tblPrEx>
         <w:trPr>
-          <w:trHeight w:val="810" w:hRule="atLeast"/>
+          <w:trHeight w:val="810"/>
           <w:jc w:val="center"/>
         </w:trPr>
         <w:tc>
@@ -457,7 +400,7 @@
               <w:snapToGrid w:val="0"/>
               <w:textAlignment w:val="baseline"/>
               <w:rPr>
-                <w:rFonts w:hint="default" w:ascii="Arial" w:hAnsi="Arial" w:eastAsia="Arial" w:cs="Arial"/>
+                <w:rFonts w:ascii="Arial" w:eastAsia="Arial" w:hAnsi="Arial" w:cs="Arial" w:hint="default"/>
                 <w:snapToGrid w:val="0"/>
                 <w:color w:val="000000"/>
                 <w:kern w:val="0"/>
@@ -489,7 +432,7 @@
             </w:r>
             <w:r>
               <w:rPr>
-                <w:rFonts w:hint="default" w:asciiTheme="minorAscii" w:hAnsiTheme="minorAscii" w:eastAsiaTheme="minorEastAsia"/>
+                <w:rFonts w:asciiTheme="minorAscii" w:eastAsiaTheme="minorEastAsia" w:hAnsiTheme="minorAscii" w:hint="default"/>
                 <w:spacing w:val="227"/>
                 <w:sz w:val="21"/>
                 <w:vertAlign w:val="baseline"/>
@@ -542,7 +485,7 @@
               <w:snapToGrid w:val="0"/>
               <w:textAlignment w:val="baseline"/>
               <w:rPr>
-                <w:rFonts w:hint="default" w:ascii="Arial" w:hAnsi="Arial" w:eastAsia="Arial" w:cs="Arial"/>
+                <w:rFonts w:ascii="Arial" w:eastAsia="Arial" w:hAnsi="Arial" w:cs="Arial" w:hint="default"/>
                 <w:snapToGrid w:val="0"/>
                 <w:color w:val="000000"/>
                 <w:kern w:val="0"/>
@@ -562,7 +505,7 @@
             </w:r>
             <w:r>
               <w:rPr>
-                <w:rFonts w:hint="eastAsia" w:asciiTheme="minorAscii" w:hAnsiTheme="minorAscii" w:eastAsiaTheme="minorEastAsia"/>
+                <w:rFonts w:asciiTheme="minorAscii" w:eastAsiaTheme="minorEastAsia" w:hAnsiTheme="minorAscii" w:hint="eastAsia"/>
                 <w:spacing w:val="227"/>
                 <w:sz w:val="21"/>
                 <w:vertAlign w:val="baseline"/>
@@ -584,14 +527,8 @@
       </w:tr>
       <w:tr>
         <w:tblPrEx>
-          <w:tblBorders>
-            <w:top w:val="none" w:color="auto" w:sz="0" w:space="0"/>
-            <w:left w:val="none" w:color="auto" w:sz="0" w:space="0"/>
-            <w:bottom w:val="none" w:color="auto" w:sz="0" w:space="0"/>
-            <w:right w:val="none" w:color="auto" w:sz="0" w:space="0"/>
-            <w:insideH w:val="none" w:color="auto" w:sz="0" w:space="0"/>
-            <w:insideV w:val="none" w:color="auto" w:sz="0" w:space="0"/>
-          </w:tblBorders>
+          <w:tblW w:w="0" w:type="auto"/>
+          <w:jc w:val="center"/>
           <w:tblCellMar>
             <w:top w:w="0" w:type="dxa"/>
             <w:left w:w="108" w:type="dxa"/>
@@ -600,7 +537,7 @@
           </w:tblCellMar>
         </w:tblPrEx>
         <w:trPr>
-          <w:trHeight w:val="635" w:hRule="atLeast"/>
+          <w:trHeight w:val="635"/>
           <w:jc w:val="center"/>
         </w:trPr>
         <w:tc>
@@ -637,31 +574,6 @@
                 <w:lang w:val="en-US" w:eastAsia="zh-CN"/>
               </w:rPr>
               <w:t>批准人:宋海滨</w:t>
-            </w:r>
-            <w:r>
-              <w:rPr>
-                <w:rFonts w:hint="eastAsia"/>
-                <w:spacing w:val="1"/>
-                <w:kern w:val="0"/>
-                <w:vertAlign w:val="baseline"/>
-                <w:lang w:val="en-US" w:eastAsia="zh-CN"/>
-              </w:rPr>
-            </w:r>
-            <w:r>
-              <w:rPr>
-                <w:rFonts w:hint="eastAsia" w:asciiTheme="minorAscii" w:hAnsiTheme="minorAscii" w:eastAsiaTheme="minorEastAsia"/>
-                <w:spacing w:val="227"/>
-                <w:sz w:val="21"/>
-                <w:vertAlign w:val="baseline"/>
-                <w:lang w:val="en-US" w:eastAsia="zh-CN"/>
-              </w:rPr>
-            </w:r>
-            <w:r>
-              <w:rPr>
-                <w:rFonts w:hint="eastAsia"/>
-                <w:u w:val="single"/>
-                <w:lang w:val="en-US" w:eastAsia="zh-CN"/>
-              </w:rPr>
             </w:r>
           </w:p>
         </w:tc>
@@ -700,7 +612,7 @@
             </w:r>
             <w:r>
               <w:rPr>
-                <w:rFonts w:hint="eastAsia" w:asciiTheme="minorAscii" w:hAnsiTheme="minorAscii" w:eastAsiaTheme="minorEastAsia"/>
+                <w:rFonts w:asciiTheme="minorAscii" w:eastAsiaTheme="minorEastAsia" w:hAnsiTheme="minorAscii" w:hint="eastAsia"/>
                 <w:spacing w:val="227"/>
                 <w:sz w:val="21"/>
                 <w:vertAlign w:val="baseline"/>
@@ -759,14 +671,14 @@
         <w:ind w:left="3634"/>
         <w:textAlignment w:val="baseline"/>
         <w:rPr>
-          <w:rFonts w:ascii="宋体" w:hAnsi="宋体" w:eastAsia="宋体" w:cs="宋体"/>
+          <w:rFonts w:ascii="宋体" w:eastAsia="宋体" w:hAnsi="宋体" w:cs="宋体"/>
           <w:sz w:val="31"/>
           <w:szCs w:val="31"/>
         </w:rPr>
       </w:pPr>
       <w:r>
         <w:rPr>
-          <w:rFonts w:ascii="宋体" w:hAnsi="宋体" w:eastAsia="宋体" w:cs="宋体"/>
+          <w:rFonts w:ascii="宋体" w:eastAsia="宋体" w:hAnsi="宋体" w:cs="宋体"/>
           <w:b/>
           <w:bCs/>
           <w:spacing w:val="4"/>
@@ -778,16 +690,16 @@
     </w:p>
     <w:tbl>
       <w:tblPr>
-        <w:tblStyle w:val="26"/>
+        <w:tblStyle w:val="TableNormal0"/>
         <w:tblW w:w="7137" w:type="dxa"/>
         <w:jc w:val="center"/>
         <w:tblBorders>
-          <w:top w:val="single" w:color="000000" w:sz="2" w:space="0"/>
-          <w:left w:val="single" w:color="000000" w:sz="2" w:space="0"/>
-          <w:bottom w:val="single" w:color="000000" w:sz="2" w:space="0"/>
-          <w:right w:val="single" w:color="000000" w:sz="2" w:space="0"/>
-          <w:insideH w:val="single" w:color="000000" w:sz="2" w:space="0"/>
-          <w:insideV w:val="single" w:color="000000" w:sz="2" w:space="0"/>
+          <w:top w:val="single" w:sz="2" w:space="0" w:color="000000"/>
+          <w:left w:val="single" w:sz="2" w:space="0" w:color="000000"/>
+          <w:bottom w:val="single" w:sz="2" w:space="0" w:color="000000"/>
+          <w:right w:val="single" w:sz="2" w:space="0" w:color="000000"/>
+          <w:insideH w:val="single" w:sz="2" w:space="0" w:color="000000"/>
+          <w:insideV w:val="single" w:sz="2" w:space="0" w:color="000000"/>
         </w:tblBorders>
         <w:tblLayout w:type="fixed"/>
         <w:tblCellMar>
@@ -805,14 +717,17 @@
       </w:tblGrid>
       <w:tr>
         <w:tblPrEx>
+          <w:tblW w:w="7137" w:type="dxa"/>
+          <w:jc w:val="center"/>
           <w:tblBorders>
-            <w:top w:val="single" w:color="000000" w:sz="2" w:space="0"/>
-            <w:left w:val="single" w:color="000000" w:sz="2" w:space="0"/>
-            <w:bottom w:val="single" w:color="000000" w:sz="2" w:space="0"/>
-            <w:right w:val="single" w:color="000000" w:sz="2" w:space="0"/>
-            <w:insideH w:val="single" w:color="000000" w:sz="2" w:space="0"/>
-            <w:insideV w:val="single" w:color="000000" w:sz="2" w:space="0"/>
+            <w:top w:val="single" w:sz="2" w:space="0" w:color="000000"/>
+            <w:left w:val="single" w:sz="2" w:space="0" w:color="000000"/>
+            <w:bottom w:val="single" w:sz="2" w:space="0" w:color="000000"/>
+            <w:right w:val="single" w:sz="2" w:space="0" w:color="000000"/>
+            <w:insideH w:val="single" w:sz="2" w:space="0" w:color="000000"/>
+            <w:insideV w:val="single" w:sz="2" w:space="0" w:color="000000"/>
           </w:tblBorders>
+          <w:tblLayout w:type="fixed"/>
           <w:tblCellMar>
             <w:top w:w="0" w:type="dxa"/>
             <w:left w:w="0" w:type="dxa"/>
@@ -821,7 +736,7 @@
           </w:tblCellMar>
         </w:tblPrEx>
         <w:trPr>
-          <w:trHeight w:val="593" w:hRule="atLeast"/>
+          <w:trHeight w:val="593"/>
           <w:jc w:val="center"/>
         </w:trPr>
         <w:tc>
@@ -843,18 +758,18 @@
               <w:adjustRightInd w:val="0"/>
               <w:snapToGrid w:val="0"/>
               <w:spacing w:before="176" w:line="228" w:lineRule="auto"/>
-              <w:ind w:left="0" w:leftChars="0" w:right="0" w:rightChars="0" w:firstLine="0" w:firstLineChars="0"/>
+              <w:ind w:left="0" w:right="0" w:firstLine="0" w:leftChars="0" w:rightChars="0" w:firstLineChars="0"/>
               <w:jc w:val="center"/>
               <w:textAlignment w:val="baseline"/>
               <w:rPr>
-                <w:rFonts w:ascii="宋体" w:hAnsi="宋体" w:eastAsia="宋体" w:cs="宋体"/>
+                <w:rFonts w:ascii="宋体" w:eastAsia="宋体" w:hAnsi="宋体" w:cs="宋体"/>
                 <w:sz w:val="20"/>
                 <w:szCs w:val="20"/>
               </w:rPr>
             </w:pPr>
             <w:r>
               <w:rPr>
-                <w:rFonts w:ascii="宋体" w:hAnsi="宋体" w:eastAsia="宋体" w:cs="宋体"/>
+                <w:rFonts w:ascii="宋体" w:eastAsia="宋体" w:hAnsi="宋体" w:cs="宋体"/>
                 <w:spacing w:val="-14"/>
                 <w:sz w:val="20"/>
                 <w:szCs w:val="20"/>
@@ -882,18 +797,18 @@
               <w:adjustRightInd w:val="0"/>
               <w:snapToGrid w:val="0"/>
               <w:spacing w:before="175" w:line="227" w:lineRule="auto"/>
-              <w:ind w:left="0" w:leftChars="0" w:right="0" w:rightChars="0" w:firstLine="0" w:firstLineChars="0"/>
+              <w:ind w:left="0" w:right="0" w:firstLine="0" w:leftChars="0" w:rightChars="0" w:firstLineChars="0"/>
               <w:jc w:val="center"/>
               <w:textAlignment w:val="baseline"/>
               <w:rPr>
-                <w:rFonts w:ascii="宋体" w:hAnsi="宋体" w:eastAsia="宋体" w:cs="宋体"/>
+                <w:rFonts w:ascii="宋体" w:eastAsia="宋体" w:hAnsi="宋体" w:cs="宋体"/>
                 <w:sz w:val="20"/>
                 <w:szCs w:val="20"/>
               </w:rPr>
             </w:pPr>
             <w:r>
               <w:rPr>
-                <w:rFonts w:ascii="宋体" w:hAnsi="宋体" w:eastAsia="宋体" w:cs="宋体"/>
+                <w:rFonts w:ascii="宋体" w:eastAsia="宋体" w:hAnsi="宋体" w:cs="宋体"/>
                 <w:spacing w:val="4"/>
                 <w:sz w:val="20"/>
                 <w:szCs w:val="20"/>
@@ -921,18 +836,18 @@
               <w:adjustRightInd w:val="0"/>
               <w:snapToGrid w:val="0"/>
               <w:spacing w:before="175" w:line="228" w:lineRule="auto"/>
-              <w:ind w:left="0" w:leftChars="0" w:right="0" w:rightChars="0" w:firstLine="0" w:firstLineChars="0"/>
+              <w:ind w:left="0" w:right="0" w:firstLine="0" w:leftChars="0" w:rightChars="0" w:firstLineChars="0"/>
               <w:jc w:val="center"/>
               <w:textAlignment w:val="baseline"/>
               <w:rPr>
-                <w:rFonts w:ascii="宋体" w:hAnsi="宋体" w:eastAsia="宋体" w:cs="宋体"/>
+                <w:rFonts w:ascii="宋体" w:eastAsia="宋体" w:hAnsi="宋体" w:cs="宋体"/>
                 <w:sz w:val="20"/>
                 <w:szCs w:val="20"/>
               </w:rPr>
             </w:pPr>
             <w:r>
               <w:rPr>
-                <w:rFonts w:ascii="宋体" w:hAnsi="宋体" w:eastAsia="宋体" w:cs="宋体"/>
+                <w:rFonts w:ascii="宋体" w:eastAsia="宋体" w:hAnsi="宋体" w:cs="宋体"/>
                 <w:spacing w:val="7"/>
                 <w:sz w:val="20"/>
                 <w:szCs w:val="20"/>
@@ -960,18 +875,18 @@
               <w:adjustRightInd w:val="0"/>
               <w:snapToGrid w:val="0"/>
               <w:spacing w:before="176" w:line="229" w:lineRule="auto"/>
-              <w:ind w:left="0" w:leftChars="0" w:right="0" w:rightChars="0" w:firstLine="0" w:firstLineChars="0"/>
+              <w:ind w:left="0" w:right="0" w:firstLine="0" w:leftChars="0" w:rightChars="0" w:firstLineChars="0"/>
               <w:jc w:val="center"/>
               <w:textAlignment w:val="baseline"/>
               <w:rPr>
-                <w:rFonts w:ascii="宋体" w:hAnsi="宋体" w:eastAsia="宋体" w:cs="宋体"/>
+                <w:rFonts w:ascii="宋体" w:eastAsia="宋体" w:hAnsi="宋体" w:cs="宋体"/>
                 <w:sz w:val="20"/>
                 <w:szCs w:val="20"/>
               </w:rPr>
             </w:pPr>
             <w:r>
               <w:rPr>
-                <w:rFonts w:ascii="宋体" w:hAnsi="宋体" w:eastAsia="宋体" w:cs="宋体"/>
+                <w:rFonts w:ascii="宋体" w:eastAsia="宋体" w:hAnsi="宋体" w:cs="宋体"/>
                 <w:spacing w:val="7"/>
                 <w:sz w:val="20"/>
                 <w:szCs w:val="20"/>
@@ -983,14 +898,9 @@
       </w:tr>
       <w:tr>
         <w:tblPrEx>
-          <w:tblBorders>
-            <w:top w:val="single" w:color="000000" w:sz="2" w:space="0"/>
-            <w:left w:val="single" w:color="000000" w:sz="2" w:space="0"/>
-            <w:bottom w:val="single" w:color="000000" w:sz="2" w:space="0"/>
-            <w:right w:val="single" w:color="000000" w:sz="2" w:space="0"/>
-            <w:insideH w:val="single" w:color="000000" w:sz="2" w:space="0"/>
-            <w:insideV w:val="single" w:color="000000" w:sz="2" w:space="0"/>
-          </w:tblBorders>
+          <w:tblW w:w="7137" w:type="dxa"/>
+          <w:jc w:val="center"/>
+          <w:tblLayout w:type="fixed"/>
           <w:tblCellMar>
             <w:top w:w="0" w:type="dxa"/>
             <w:left w:w="0" w:type="dxa"/>
@@ -999,7 +909,7 @@
           </w:tblCellMar>
         </w:tblPrEx>
         <w:trPr>
-          <w:trHeight w:val="516" w:hRule="atLeast"/>
+          <w:trHeight w:val="516"/>
           <w:jc w:val="center"/>
         </w:trPr>
         <w:tc>
@@ -1021,11 +931,11 @@
               <w:adjustRightInd w:val="0"/>
               <w:snapToGrid w:val="0"/>
               <w:spacing w:before="173" w:line="267" w:lineRule="exact"/>
-              <w:ind w:left="0" w:leftChars="0" w:right="0" w:rightChars="0" w:firstLine="0" w:firstLineChars="0"/>
+              <w:ind w:left="0" w:right="0" w:firstLine="0" w:leftChars="0" w:rightChars="0" w:firstLineChars="0"/>
               <w:jc w:val="center"/>
               <w:textAlignment w:val="baseline"/>
               <w:rPr>
-                <w:rFonts w:hint="default" w:ascii="宋体" w:hAnsi="宋体" w:eastAsia="宋体" w:cs="宋体"/>
+                <w:rFonts w:ascii="宋体" w:eastAsia="宋体" w:hAnsi="宋体" w:cs="宋体" w:hint="default"/>
                 <w:sz w:val="20"/>
                 <w:szCs w:val="20"/>
                 <w:lang w:val="en-US" w:eastAsia="zh-CN"/>
@@ -1033,7 +943,7 @@
             </w:pPr>
             <w:r>
               <w:rPr>
-                <w:rFonts w:ascii="宋体" w:hAnsi="宋体" w:eastAsia="宋体" w:cs="宋体"/>
+                <w:rFonts w:ascii="宋体" w:eastAsia="宋体" w:hAnsi="宋体" w:cs="宋体"/>
                 <w:spacing w:val="3"/>
                 <w:position w:val="1"/>
                 <w:sz w:val="20"/>
@@ -1043,7 +953,7 @@
             </w:r>
             <w:r>
               <w:rPr>
-                <w:rFonts w:hint="eastAsia" w:ascii="宋体" w:hAnsi="宋体" w:cs="宋体"/>
+                <w:rFonts w:ascii="宋体" w:hAnsi="宋体" w:cs="宋体" w:hint="eastAsia"/>
                 <w:spacing w:val="3"/>
                 <w:position w:val="1"/>
                 <w:sz w:val="20"/>
@@ -1073,18 +983,18 @@
               <w:adjustRightInd w:val="0"/>
               <w:snapToGrid w:val="0"/>
               <w:spacing w:before="173" w:line="267" w:lineRule="exact"/>
-              <w:ind w:left="0" w:leftChars="0" w:right="0" w:rightChars="0" w:firstLine="0" w:firstLineChars="0"/>
+              <w:ind w:left="0" w:right="0" w:firstLine="0" w:leftChars="0" w:rightChars="0" w:firstLineChars="0"/>
               <w:jc w:val="center"/>
               <w:textAlignment w:val="baseline"/>
               <w:rPr>
-                <w:rFonts w:ascii="宋体" w:hAnsi="宋体" w:eastAsia="宋体" w:cs="宋体"/>
+                <w:rFonts w:ascii="宋体" w:eastAsia="宋体" w:hAnsi="宋体" w:cs="宋体"/>
                 <w:sz w:val="20"/>
                 <w:szCs w:val="20"/>
               </w:rPr>
             </w:pPr>
             <w:r>
               <w:rPr>
-                <w:rFonts w:ascii="宋体" w:hAnsi="宋体" w:eastAsia="宋体" w:cs="宋体"/>
+                <w:rFonts w:ascii="宋体" w:eastAsia="宋体" w:hAnsi="宋体" w:cs="宋体"/>
                 <w:spacing w:val="4"/>
                 <w:position w:val="1"/>
                 <w:sz w:val="20"/>
@@ -1113,18 +1023,18 @@
               <w:adjustRightInd w:val="0"/>
               <w:snapToGrid w:val="0"/>
               <w:spacing w:before="172" w:line="228" w:lineRule="auto"/>
-              <w:ind w:left="0" w:leftChars="0" w:right="0" w:rightChars="0" w:firstLine="0" w:firstLineChars="0"/>
+              <w:ind w:left="0" w:right="0" w:firstLine="0" w:leftChars="0" w:rightChars="0" w:firstLineChars="0"/>
               <w:jc w:val="center"/>
               <w:textAlignment w:val="baseline"/>
               <w:rPr>
-                <w:rFonts w:ascii="宋体" w:hAnsi="宋体" w:eastAsia="宋体" w:cs="宋体"/>
+                <w:rFonts w:ascii="宋体" w:eastAsia="宋体" w:hAnsi="宋体" w:cs="宋体"/>
                 <w:sz w:val="20"/>
                 <w:szCs w:val="20"/>
               </w:rPr>
             </w:pPr>
             <w:r>
               <w:rPr>
-                <w:rFonts w:ascii="宋体" w:hAnsi="宋体" w:eastAsia="宋体" w:cs="宋体"/>
+                <w:rFonts w:ascii="宋体" w:eastAsia="宋体" w:hAnsi="宋体" w:cs="宋体"/>
                 <w:spacing w:val="7"/>
                 <w:sz w:val="20"/>
                 <w:szCs w:val="20"/>
@@ -1152,11 +1062,11 @@
               <w:adjustRightInd w:val="0"/>
               <w:snapToGrid w:val="0"/>
               <w:spacing w:before="173" w:line="229" w:lineRule="auto"/>
-              <w:ind w:left="0" w:leftChars="0" w:right="0" w:rightChars="0" w:firstLine="0" w:firstLineChars="0"/>
+              <w:ind w:left="0" w:right="0" w:firstLine="0" w:leftChars="0" w:rightChars="0" w:firstLineChars="0"/>
               <w:jc w:val="center"/>
               <w:textAlignment w:val="baseline"/>
               <w:rPr>
-                <w:rFonts w:ascii="宋体" w:hAnsi="宋体" w:eastAsia="宋体" w:cs="宋体"/>
+                <w:rFonts w:ascii="宋体" w:eastAsia="宋体" w:hAnsi="宋体" w:cs="宋体"/>
                 <w:sz w:val="20"/>
                 <w:szCs w:val="20"/>
               </w:rPr>
@@ -1173,14 +1083,9 @@
       </w:tr>
       <w:tr>
         <w:tblPrEx>
-          <w:tblBorders>
-            <w:top w:val="single" w:color="000000" w:sz="2" w:space="0"/>
-            <w:left w:val="single" w:color="000000" w:sz="2" w:space="0"/>
-            <w:bottom w:val="single" w:color="000000" w:sz="2" w:space="0"/>
-            <w:right w:val="single" w:color="000000" w:sz="2" w:space="0"/>
-            <w:insideH w:val="single" w:color="000000" w:sz="2" w:space="0"/>
-            <w:insideV w:val="single" w:color="000000" w:sz="2" w:space="0"/>
-          </w:tblBorders>
+          <w:tblW w:w="7137" w:type="dxa"/>
+          <w:jc w:val="center"/>
+          <w:tblLayout w:type="fixed"/>
           <w:tblCellMar>
             <w:top w:w="0" w:type="dxa"/>
             <w:left w:w="0" w:type="dxa"/>
@@ -1189,7 +1094,7 @@
           </w:tblCellMar>
         </w:tblPrEx>
         <w:trPr>
-          <w:trHeight w:val="556" w:hRule="atLeast"/>
+          <w:trHeight w:val="556"/>
           <w:jc w:val="center"/>
         </w:trPr>
         <w:tc>
@@ -1198,7 +1103,7 @@
           </w:tcPr>
           <w:p>
             <w:pPr>
-              <w:pStyle w:val="27"/>
+              <w:pStyle w:val="TableText"/>
               <w:keepNext w:val="0"/>
               <w:keepLines w:val="0"/>
               <w:pageBreakBefore w:val="0"/>
@@ -1211,7 +1116,7 @@
               <w:bidi w:val="0"/>
               <w:adjustRightInd w:val="0"/>
               <w:snapToGrid w:val="0"/>
-              <w:ind w:left="0" w:leftChars="0" w:right="0" w:rightChars="0" w:firstLine="0" w:firstLineChars="0"/>
+              <w:ind w:left="0" w:right="0" w:firstLine="0" w:leftChars="0" w:rightChars="0" w:firstLineChars="0"/>
               <w:jc w:val="center"/>
               <w:textAlignment w:val="baseline"/>
             </w:pPr>
@@ -1223,7 +1128,7 @@
           </w:tcPr>
           <w:p>
             <w:pPr>
-              <w:pStyle w:val="27"/>
+              <w:pStyle w:val="TableText"/>
               <w:keepNext w:val="0"/>
               <w:keepLines w:val="0"/>
               <w:pageBreakBefore w:val="0"/>
@@ -1236,7 +1141,7 @@
               <w:bidi w:val="0"/>
               <w:adjustRightInd w:val="0"/>
               <w:snapToGrid w:val="0"/>
-              <w:ind w:left="0" w:leftChars="0" w:right="0" w:rightChars="0" w:firstLine="0" w:firstLineChars="0"/>
+              <w:ind w:left="0" w:right="0" w:firstLine="0" w:leftChars="0" w:rightChars="0" w:firstLineChars="0"/>
               <w:jc w:val="center"/>
               <w:textAlignment w:val="baseline"/>
             </w:pPr>
@@ -1248,7 +1153,7 @@
           </w:tcPr>
           <w:p>
             <w:pPr>
-              <w:pStyle w:val="27"/>
+              <w:pStyle w:val="TableText"/>
               <w:keepNext w:val="0"/>
               <w:keepLines w:val="0"/>
               <w:pageBreakBefore w:val="0"/>
@@ -1261,7 +1166,7 @@
               <w:bidi w:val="0"/>
               <w:adjustRightInd w:val="0"/>
               <w:snapToGrid w:val="0"/>
-              <w:ind w:left="0" w:leftChars="0" w:right="0" w:rightChars="0" w:firstLine="0" w:firstLineChars="0"/>
+              <w:ind w:left="0" w:right="0" w:firstLine="0" w:leftChars="0" w:rightChars="0" w:firstLineChars="0"/>
               <w:jc w:val="center"/>
               <w:textAlignment w:val="baseline"/>
             </w:pPr>
@@ -1273,7 +1178,7 @@
           </w:tcPr>
           <w:p>
             <w:pPr>
-              <w:pStyle w:val="27"/>
+              <w:pStyle w:val="TableText"/>
               <w:keepNext w:val="0"/>
               <w:keepLines w:val="0"/>
               <w:pageBreakBefore w:val="0"/>
@@ -1286,7 +1191,7 @@
               <w:bidi w:val="0"/>
               <w:adjustRightInd w:val="0"/>
               <w:snapToGrid w:val="0"/>
-              <w:ind w:left="0" w:leftChars="0" w:right="0" w:rightChars="0" w:firstLine="0" w:firstLineChars="0"/>
+              <w:ind w:left="0" w:right="0" w:firstLine="0" w:leftChars="0" w:rightChars="0" w:firstLineChars="0"/>
               <w:jc w:val="center"/>
               <w:textAlignment w:val="baseline"/>
             </w:pPr>
@@ -1295,14 +1200,9 @@
       </w:tr>
       <w:tr>
         <w:tblPrEx>
-          <w:tblBorders>
-            <w:top w:val="single" w:color="000000" w:sz="2" w:space="0"/>
-            <w:left w:val="single" w:color="000000" w:sz="2" w:space="0"/>
-            <w:bottom w:val="single" w:color="000000" w:sz="2" w:space="0"/>
-            <w:right w:val="single" w:color="000000" w:sz="2" w:space="0"/>
-            <w:insideH w:val="single" w:color="000000" w:sz="2" w:space="0"/>
-            <w:insideV w:val="single" w:color="000000" w:sz="2" w:space="0"/>
-          </w:tblBorders>
+          <w:tblW w:w="7137" w:type="dxa"/>
+          <w:jc w:val="center"/>
+          <w:tblLayout w:type="fixed"/>
           <w:tblCellMar>
             <w:top w:w="0" w:type="dxa"/>
             <w:left w:w="0" w:type="dxa"/>
@@ -1311,7 +1211,7 @@
           </w:tblCellMar>
         </w:tblPrEx>
         <w:trPr>
-          <w:trHeight w:val="556" w:hRule="atLeast"/>
+          <w:trHeight w:val="556"/>
           <w:jc w:val="center"/>
         </w:trPr>
         <w:tc>
@@ -1320,7 +1220,7 @@
           </w:tcPr>
           <w:p>
             <w:pPr>
-              <w:pStyle w:val="27"/>
+              <w:pStyle w:val="TableText"/>
               <w:keepNext w:val="0"/>
               <w:keepLines w:val="0"/>
               <w:pageBreakBefore w:val="0"/>
@@ -1333,7 +1233,7 @@
               <w:bidi w:val="0"/>
               <w:adjustRightInd w:val="0"/>
               <w:snapToGrid w:val="0"/>
-              <w:ind w:left="0" w:leftChars="0" w:right="0" w:rightChars="0" w:firstLine="0" w:firstLineChars="0"/>
+              <w:ind w:left="0" w:right="0" w:firstLine="0" w:leftChars="0" w:rightChars="0" w:firstLineChars="0"/>
               <w:jc w:val="center"/>
               <w:textAlignment w:val="baseline"/>
             </w:pPr>
@@ -1345,7 +1245,7 @@
           </w:tcPr>
           <w:p>
             <w:pPr>
-              <w:pStyle w:val="27"/>
+              <w:pStyle w:val="TableText"/>
               <w:keepNext w:val="0"/>
               <w:keepLines w:val="0"/>
               <w:pageBreakBefore w:val="0"/>
@@ -1358,7 +1258,7 @@
               <w:bidi w:val="0"/>
               <w:adjustRightInd w:val="0"/>
               <w:snapToGrid w:val="0"/>
-              <w:ind w:left="0" w:leftChars="0" w:right="0" w:rightChars="0" w:firstLine="0" w:firstLineChars="0"/>
+              <w:ind w:left="0" w:right="0" w:firstLine="0" w:leftChars="0" w:rightChars="0" w:firstLineChars="0"/>
               <w:jc w:val="center"/>
               <w:textAlignment w:val="baseline"/>
             </w:pPr>
@@ -1370,7 +1270,7 @@
           </w:tcPr>
           <w:p>
             <w:pPr>
-              <w:pStyle w:val="27"/>
+              <w:pStyle w:val="TableText"/>
               <w:keepNext w:val="0"/>
               <w:keepLines w:val="0"/>
               <w:pageBreakBefore w:val="0"/>
@@ -1383,7 +1283,7 @@
               <w:bidi w:val="0"/>
               <w:adjustRightInd w:val="0"/>
               <w:snapToGrid w:val="0"/>
-              <w:ind w:left="0" w:leftChars="0" w:right="0" w:rightChars="0" w:firstLine="0" w:firstLineChars="0"/>
+              <w:ind w:left="0" w:right="0" w:firstLine="0" w:leftChars="0" w:rightChars="0" w:firstLineChars="0"/>
               <w:jc w:val="center"/>
               <w:textAlignment w:val="baseline"/>
             </w:pPr>
@@ -1395,7 +1295,7 @@
           </w:tcPr>
           <w:p>
             <w:pPr>
-              <w:pStyle w:val="27"/>
+              <w:pStyle w:val="TableText"/>
               <w:keepNext w:val="0"/>
               <w:keepLines w:val="0"/>
               <w:pageBreakBefore w:val="0"/>
@@ -1408,7 +1308,7 @@
               <w:bidi w:val="0"/>
               <w:adjustRightInd w:val="0"/>
               <w:snapToGrid w:val="0"/>
-              <w:ind w:left="0" w:leftChars="0" w:right="0" w:rightChars="0" w:firstLine="0" w:firstLineChars="0"/>
+              <w:ind w:left="0" w:right="0" w:firstLine="0" w:leftChars="0" w:rightChars="0" w:firstLineChars="0"/>
               <w:jc w:val="center"/>
               <w:textAlignment w:val="baseline"/>
             </w:pPr>
@@ -1417,14 +1317,9 @@
       </w:tr>
       <w:tr>
         <w:tblPrEx>
-          <w:tblBorders>
-            <w:top w:val="single" w:color="000000" w:sz="2" w:space="0"/>
-            <w:left w:val="single" w:color="000000" w:sz="2" w:space="0"/>
-            <w:bottom w:val="single" w:color="000000" w:sz="2" w:space="0"/>
-            <w:right w:val="single" w:color="000000" w:sz="2" w:space="0"/>
-            <w:insideH w:val="single" w:color="000000" w:sz="2" w:space="0"/>
-            <w:insideV w:val="single" w:color="000000" w:sz="2" w:space="0"/>
-          </w:tblBorders>
+          <w:tblW w:w="7137" w:type="dxa"/>
+          <w:jc w:val="center"/>
+          <w:tblLayout w:type="fixed"/>
           <w:tblCellMar>
             <w:top w:w="0" w:type="dxa"/>
             <w:left w:w="0" w:type="dxa"/>
@@ -1433,7 +1328,7 @@
           </w:tblCellMar>
         </w:tblPrEx>
         <w:trPr>
-          <w:trHeight w:val="557" w:hRule="atLeast"/>
+          <w:trHeight w:val="557"/>
           <w:jc w:val="center"/>
         </w:trPr>
         <w:tc>
@@ -1442,7 +1337,7 @@
           </w:tcPr>
           <w:p>
             <w:pPr>
-              <w:pStyle w:val="27"/>
+              <w:pStyle w:val="TableText"/>
               <w:keepNext w:val="0"/>
               <w:keepLines w:val="0"/>
               <w:pageBreakBefore w:val="0"/>
@@ -1455,7 +1350,7 @@
               <w:bidi w:val="0"/>
               <w:adjustRightInd w:val="0"/>
               <w:snapToGrid w:val="0"/>
-              <w:ind w:left="0" w:leftChars="0" w:right="0" w:rightChars="0" w:firstLine="0" w:firstLineChars="0"/>
+              <w:ind w:left="0" w:right="0" w:firstLine="0" w:leftChars="0" w:rightChars="0" w:firstLineChars="0"/>
               <w:jc w:val="center"/>
               <w:textAlignment w:val="baseline"/>
             </w:pPr>
@@ -1467,7 +1362,7 @@
           </w:tcPr>
           <w:p>
             <w:pPr>
-              <w:pStyle w:val="27"/>
+              <w:pStyle w:val="TableText"/>
               <w:keepNext w:val="0"/>
               <w:keepLines w:val="0"/>
               <w:pageBreakBefore w:val="0"/>
@@ -1480,7 +1375,7 @@
               <w:bidi w:val="0"/>
               <w:adjustRightInd w:val="0"/>
               <w:snapToGrid w:val="0"/>
-              <w:ind w:left="0" w:leftChars="0" w:right="0" w:rightChars="0" w:firstLine="0" w:firstLineChars="0"/>
+              <w:ind w:left="0" w:right="0" w:firstLine="0" w:leftChars="0" w:rightChars="0" w:firstLineChars="0"/>
               <w:jc w:val="center"/>
               <w:textAlignment w:val="baseline"/>
             </w:pPr>
@@ -1492,7 +1387,7 @@
           </w:tcPr>
           <w:p>
             <w:pPr>
-              <w:pStyle w:val="27"/>
+              <w:pStyle w:val="TableText"/>
               <w:keepNext w:val="0"/>
               <w:keepLines w:val="0"/>
               <w:pageBreakBefore w:val="0"/>
@@ -1505,7 +1400,7 @@
               <w:bidi w:val="0"/>
               <w:adjustRightInd w:val="0"/>
               <w:snapToGrid w:val="0"/>
-              <w:ind w:left="0" w:leftChars="0" w:right="0" w:rightChars="0" w:firstLine="0" w:firstLineChars="0"/>
+              <w:ind w:left="0" w:right="0" w:firstLine="0" w:leftChars="0" w:rightChars="0" w:firstLineChars="0"/>
               <w:jc w:val="center"/>
               <w:textAlignment w:val="baseline"/>
             </w:pPr>
@@ -1517,7 +1412,7 @@
           </w:tcPr>
           <w:p>
             <w:pPr>
-              <w:pStyle w:val="27"/>
+              <w:pStyle w:val="TableText"/>
               <w:keepNext w:val="0"/>
               <w:keepLines w:val="0"/>
               <w:pageBreakBefore w:val="0"/>
@@ -1530,7 +1425,7 @@
               <w:bidi w:val="0"/>
               <w:adjustRightInd w:val="0"/>
               <w:snapToGrid w:val="0"/>
-              <w:ind w:left="0" w:leftChars="0" w:right="0" w:rightChars="0" w:firstLine="0" w:firstLineChars="0"/>
+              <w:ind w:left="0" w:right="0" w:firstLine="0" w:leftChars="0" w:rightChars="0" w:firstLineChars="0"/>
               <w:jc w:val="center"/>
               <w:textAlignment w:val="baseline"/>
             </w:pPr>
@@ -1561,7 +1456,7 @@
     <w:sdt>
       <w:sdtPr>
         <w:rPr>
-          <w:rFonts w:ascii="宋体" w:hAnsi="宋体" w:eastAsia="宋体" w:cs="Arial"/>
+          <w:rFonts w:ascii="宋体" w:eastAsia="宋体" w:hAnsi="宋体" w:cs="Arial"/>
           <w:snapToGrid w:val="0"/>
           <w:color w:val="000000"/>
           <w:kern w:val="0"/>
@@ -1577,7 +1472,7 @@
       </w:sdtPr>
       <w:sdtEndPr>
         <w:rPr>
-          <w:rFonts w:hint="eastAsia" w:ascii="宋体" w:hAnsi="宋体" w:eastAsia="宋体" w:cs="宋体"/>
+          <w:rFonts w:ascii="宋体" w:eastAsia="宋体" w:hAnsi="宋体" w:cs="宋体" w:hint="eastAsia"/>
           <w:snapToGrid w:val="0"/>
           <w:color w:val="000000"/>
           <w:kern w:val="0"/>
@@ -1602,18 +1497,18 @@
             <w:adjustRightInd w:val="0"/>
             <w:snapToGrid w:val="0"/>
             <w:spacing w:before="0" w:beforeLines="0" w:after="0" w:afterLines="0" w:line="240" w:lineRule="auto"/>
-            <w:ind w:left="0" w:leftChars="0" w:right="0" w:rightChars="0" w:firstLine="0" w:firstLineChars="0"/>
+            <w:ind w:left="0" w:right="0" w:firstLine="0" w:leftChars="0" w:rightChars="0" w:firstLineChars="0"/>
             <w:jc w:val="center"/>
             <w:textAlignment w:val="baseline"/>
             <w:rPr>
-              <w:rFonts w:hint="eastAsia" w:ascii="宋体" w:hAnsi="宋体" w:eastAsia="宋体" w:cs="宋体"/>
+              <w:rFonts w:ascii="宋体" w:eastAsia="宋体" w:hAnsi="宋体" w:cs="宋体" w:hint="eastAsia"/>
               <w:sz w:val="24"/>
               <w:szCs w:val="24"/>
             </w:rPr>
           </w:pPr>
           <w:r>
             <w:rPr>
-              <w:rFonts w:hint="eastAsia" w:ascii="宋体" w:hAnsi="宋体" w:eastAsia="宋体" w:cs="宋体"/>
+              <w:rFonts w:ascii="宋体" w:eastAsia="宋体" w:hAnsi="宋体" w:cs="宋体" w:hint="eastAsia"/>
               <w:sz w:val="24"/>
               <w:szCs w:val="24"/>
             </w:rPr>
@@ -1622,16 +1517,16 @@
         </w:p>
         <w:p>
           <w:pPr>
-            <w:pStyle w:val="16"/>
+            <w:pStyle w:val="TOC1"/>
             <w:tabs>
               <w:tab w:val="right" w:leader="dot" w:pos="8306"/>
             </w:tabs>
           </w:pPr>
-          <w:bookmarkStart w:id="33" w:name="_GoBack"/>
-          <w:bookmarkEnd w:id="33"/>
-          <w:r>
-            <w:rPr>
-              <w:rFonts w:hint="eastAsia" w:ascii="宋体" w:hAnsi="宋体" w:eastAsia="宋体" w:cs="宋体"/>
+          <w:bookmarkStart w:id="2" w:name="_GoBack"/>
+          <w:bookmarkEnd w:id="2"/>
+          <w:r>
+            <w:rPr>
+              <w:rFonts w:ascii="宋体" w:eastAsia="宋体" w:hAnsi="宋体" w:cs="宋体" w:hint="eastAsia"/>
               <w:sz w:val="24"/>
               <w:szCs w:val="24"/>
             </w:rPr>
@@ -1639,7 +1534,7 @@
           </w:r>
           <w:r>
             <w:rPr>
-              <w:rFonts w:hint="eastAsia" w:ascii="宋体" w:hAnsi="宋体" w:eastAsia="宋体" w:cs="宋体"/>
+              <w:rFonts w:ascii="宋体" w:eastAsia="宋体" w:hAnsi="宋体" w:cs="宋体" w:hint="eastAsia"/>
               <w:sz w:val="24"/>
               <w:szCs w:val="24"/>
             </w:rPr>
@@ -1647,7 +1542,7 @@
           </w:r>
           <w:r>
             <w:rPr>
-              <w:rFonts w:hint="eastAsia" w:ascii="宋体" w:hAnsi="宋体" w:eastAsia="宋体" w:cs="宋体"/>
+              <w:rFonts w:ascii="宋体" w:eastAsia="宋体" w:hAnsi="宋体" w:cs="宋体" w:hint="eastAsia"/>
               <w:sz w:val="24"/>
               <w:szCs w:val="24"/>
             </w:rPr>
@@ -1655,21 +1550,21 @@
           </w:r>
           <w:r>
             <w:rPr>
-              <w:rFonts w:hint="eastAsia" w:ascii="宋体" w:hAnsi="宋体" w:eastAsia="宋体" w:cs="宋体"/>
+              <w:rFonts w:ascii="宋体" w:eastAsia="宋体" w:hAnsi="宋体" w:cs="宋体" w:hint="eastAsia"/>
               <w:szCs w:val="24"/>
             </w:rPr>
             <w:fldChar w:fldCharType="begin"/>
           </w:r>
           <w:r>
             <w:rPr>
-              <w:rFonts w:hint="eastAsia" w:ascii="宋体" w:hAnsi="宋体" w:eastAsia="宋体" w:cs="宋体"/>
+              <w:rFonts w:ascii="宋体" w:eastAsia="宋体" w:hAnsi="宋体" w:cs="宋体" w:hint="eastAsia"/>
               <w:szCs w:val="24"/>
             </w:rPr>
             <w:instrText xml:space="preserve"> HYPERLINK \l _Toc13901 </w:instrText>
           </w:r>
           <w:r>
             <w:rPr>
-              <w:rFonts w:hint="eastAsia" w:ascii="宋体" w:hAnsi="宋体" w:eastAsia="宋体" w:cs="宋体"/>
+              <w:rFonts w:ascii="宋体" w:eastAsia="宋体" w:hAnsi="宋体" w:cs="宋体" w:hint="eastAsia"/>
               <w:szCs w:val="24"/>
             </w:rPr>
             <w:fldChar w:fldCharType="separate"/>
@@ -1701,7 +1596,7 @@
           </w:r>
           <w:r>
             <w:rPr>
-              <w:rFonts w:hint="eastAsia" w:ascii="宋体" w:hAnsi="宋体" w:eastAsia="宋体" w:cs="宋体"/>
+              <w:rFonts w:ascii="宋体" w:eastAsia="宋体" w:hAnsi="宋体" w:cs="宋体" w:hint="eastAsia"/>
               <w:szCs w:val="24"/>
             </w:rPr>
             <w:fldChar w:fldCharType="end"/>
@@ -1709,28 +1604,28 @@
         </w:p>
         <w:p>
           <w:pPr>
-            <w:pStyle w:val="16"/>
+            <w:pStyle w:val="TOC1"/>
             <w:tabs>
               <w:tab w:val="right" w:leader="dot" w:pos="8306"/>
             </w:tabs>
           </w:pPr>
           <w:r>
             <w:rPr>
-              <w:rFonts w:hint="eastAsia" w:ascii="宋体" w:hAnsi="宋体" w:eastAsia="宋体" w:cs="宋体"/>
+              <w:rFonts w:ascii="宋体" w:eastAsia="宋体" w:hAnsi="宋体" w:cs="宋体" w:hint="eastAsia"/>
               <w:szCs w:val="24"/>
             </w:rPr>
             <w:fldChar w:fldCharType="begin"/>
           </w:r>
           <w:r>
             <w:rPr>
-              <w:rFonts w:hint="eastAsia" w:ascii="宋体" w:hAnsi="宋体" w:eastAsia="宋体" w:cs="宋体"/>
+              <w:rFonts w:ascii="宋体" w:eastAsia="宋体" w:hAnsi="宋体" w:cs="宋体" w:hint="eastAsia"/>
               <w:szCs w:val="24"/>
             </w:rPr>
             <w:instrText xml:space="preserve"> HYPERLINK \l _Toc3066 </w:instrText>
           </w:r>
           <w:r>
             <w:rPr>
-              <w:rFonts w:hint="eastAsia" w:ascii="宋体" w:hAnsi="宋体" w:eastAsia="宋体" w:cs="宋体"/>
+              <w:rFonts w:ascii="宋体" w:eastAsia="宋体" w:hAnsi="宋体" w:cs="宋体" w:hint="eastAsia"/>
               <w:szCs w:val="24"/>
             </w:rPr>
             <w:fldChar w:fldCharType="separate"/>
@@ -1762,7 +1657,7 @@
           </w:r>
           <w:r>
             <w:rPr>
-              <w:rFonts w:hint="eastAsia" w:ascii="宋体" w:hAnsi="宋体" w:eastAsia="宋体" w:cs="宋体"/>
+              <w:rFonts w:ascii="宋体" w:eastAsia="宋体" w:hAnsi="宋体" w:cs="宋体" w:hint="eastAsia"/>
               <w:szCs w:val="24"/>
             </w:rPr>
             <w:fldChar w:fldCharType="end"/>
@@ -1770,28 +1665,28 @@
         </w:p>
         <w:p>
           <w:pPr>
-            <w:pStyle w:val="16"/>
+            <w:pStyle w:val="TOC1"/>
             <w:tabs>
               <w:tab w:val="right" w:leader="dot" w:pos="8306"/>
             </w:tabs>
           </w:pPr>
           <w:r>
             <w:rPr>
-              <w:rFonts w:hint="eastAsia" w:ascii="宋体" w:hAnsi="宋体" w:eastAsia="宋体" w:cs="宋体"/>
+              <w:rFonts w:ascii="宋体" w:eastAsia="宋体" w:hAnsi="宋体" w:cs="宋体" w:hint="eastAsia"/>
               <w:szCs w:val="24"/>
             </w:rPr>
             <w:fldChar w:fldCharType="begin"/>
           </w:r>
           <w:r>
             <w:rPr>
-              <w:rFonts w:hint="eastAsia" w:ascii="宋体" w:hAnsi="宋体" w:eastAsia="宋体" w:cs="宋体"/>
+              <w:rFonts w:ascii="宋体" w:eastAsia="宋体" w:hAnsi="宋体" w:cs="宋体" w:hint="eastAsia"/>
               <w:szCs w:val="24"/>
             </w:rPr>
             <w:instrText xml:space="preserve"> HYPERLINK \l _Toc32240 </w:instrText>
           </w:r>
           <w:r>
             <w:rPr>
-              <w:rFonts w:hint="eastAsia" w:ascii="宋体" w:hAnsi="宋体" w:eastAsia="宋体" w:cs="宋体"/>
+              <w:rFonts w:ascii="宋体" w:eastAsia="宋体" w:hAnsi="宋体" w:cs="宋体" w:hint="eastAsia"/>
               <w:szCs w:val="24"/>
             </w:rPr>
             <w:fldChar w:fldCharType="separate"/>
@@ -1829,7 +1724,7 @@
           </w:r>
           <w:r>
             <w:rPr>
-              <w:rFonts w:hint="eastAsia" w:ascii="宋体" w:hAnsi="宋体" w:eastAsia="宋体" w:cs="宋体"/>
+              <w:rFonts w:ascii="宋体" w:eastAsia="宋体" w:hAnsi="宋体" w:cs="宋体" w:hint="eastAsia"/>
               <w:szCs w:val="24"/>
             </w:rPr>
             <w:fldChar w:fldCharType="end"/>
@@ -1837,28 +1732,28 @@
         </w:p>
         <w:p>
           <w:pPr>
-            <w:pStyle w:val="17"/>
+            <w:pStyle w:val="TOC2"/>
             <w:tabs>
               <w:tab w:val="right" w:leader="dot" w:pos="8306"/>
             </w:tabs>
           </w:pPr>
           <w:r>
             <w:rPr>
-              <w:rFonts w:hint="eastAsia" w:ascii="宋体" w:hAnsi="宋体" w:eastAsia="宋体" w:cs="宋体"/>
+              <w:rFonts w:ascii="宋体" w:eastAsia="宋体" w:hAnsi="宋体" w:cs="宋体" w:hint="eastAsia"/>
               <w:szCs w:val="24"/>
             </w:rPr>
             <w:fldChar w:fldCharType="begin"/>
           </w:r>
           <w:r>
             <w:rPr>
-              <w:rFonts w:hint="eastAsia" w:ascii="宋体" w:hAnsi="宋体" w:eastAsia="宋体" w:cs="宋体"/>
+              <w:rFonts w:ascii="宋体" w:eastAsia="宋体" w:hAnsi="宋体" w:cs="宋体" w:hint="eastAsia"/>
               <w:szCs w:val="24"/>
             </w:rPr>
             <w:instrText xml:space="preserve"> HYPERLINK \l _Toc31559 </w:instrText>
           </w:r>
           <w:r>
             <w:rPr>
-              <w:rFonts w:hint="eastAsia" w:ascii="宋体" w:hAnsi="宋体" w:eastAsia="宋体" w:cs="宋体"/>
+              <w:rFonts w:ascii="宋体" w:eastAsia="宋体" w:hAnsi="宋体" w:cs="宋体" w:hint="eastAsia"/>
               <w:szCs w:val="24"/>
             </w:rPr>
             <w:fldChar w:fldCharType="separate"/>
@@ -1897,7 +1792,7 @@
           </w:r>
           <w:r>
             <w:rPr>
-              <w:rFonts w:hint="eastAsia" w:ascii="宋体" w:hAnsi="宋体" w:eastAsia="宋体" w:cs="宋体"/>
+              <w:rFonts w:ascii="宋体" w:eastAsia="宋体" w:hAnsi="宋体" w:cs="宋体" w:hint="eastAsia"/>
               <w:szCs w:val="24"/>
             </w:rPr>
             <w:fldChar w:fldCharType="end"/>
@@ -1905,28 +1800,28 @@
         </w:p>
         <w:p>
           <w:pPr>
-            <w:pStyle w:val="17"/>
+            <w:pStyle w:val="TOC2"/>
             <w:tabs>
               <w:tab w:val="right" w:leader="dot" w:pos="8306"/>
             </w:tabs>
           </w:pPr>
           <w:r>
             <w:rPr>
-              <w:rFonts w:hint="eastAsia" w:ascii="宋体" w:hAnsi="宋体" w:eastAsia="宋体" w:cs="宋体"/>
+              <w:rFonts w:ascii="宋体" w:eastAsia="宋体" w:hAnsi="宋体" w:cs="宋体" w:hint="eastAsia"/>
               <w:szCs w:val="24"/>
             </w:rPr>
             <w:fldChar w:fldCharType="begin"/>
           </w:r>
           <w:r>
             <w:rPr>
-              <w:rFonts w:hint="eastAsia" w:ascii="宋体" w:hAnsi="宋体" w:eastAsia="宋体" w:cs="宋体"/>
+              <w:rFonts w:ascii="宋体" w:eastAsia="宋体" w:hAnsi="宋体" w:cs="宋体" w:hint="eastAsia"/>
               <w:szCs w:val="24"/>
             </w:rPr>
             <w:instrText xml:space="preserve"> HYPERLINK \l _Toc17675 </w:instrText>
           </w:r>
           <w:r>
             <w:rPr>
-              <w:rFonts w:hint="eastAsia" w:ascii="宋体" w:hAnsi="宋体" w:eastAsia="宋体" w:cs="宋体"/>
+              <w:rFonts w:ascii="宋体" w:eastAsia="宋体" w:hAnsi="宋体" w:cs="宋体" w:hint="eastAsia"/>
               <w:szCs w:val="24"/>
             </w:rPr>
             <w:fldChar w:fldCharType="separate"/>
@@ -1965,7 +1860,7 @@
           </w:r>
           <w:r>
             <w:rPr>
-              <w:rFonts w:hint="eastAsia" w:ascii="宋体" w:hAnsi="宋体" w:eastAsia="宋体" w:cs="宋体"/>
+              <w:rFonts w:ascii="宋体" w:eastAsia="宋体" w:hAnsi="宋体" w:cs="宋体" w:hint="eastAsia"/>
               <w:szCs w:val="24"/>
             </w:rPr>
             <w:fldChar w:fldCharType="end"/>
@@ -1973,28 +1868,28 @@
         </w:p>
         <w:p>
           <w:pPr>
-            <w:pStyle w:val="17"/>
+            <w:pStyle w:val="TOC2"/>
             <w:tabs>
               <w:tab w:val="right" w:leader="dot" w:pos="8306"/>
             </w:tabs>
           </w:pPr>
           <w:r>
             <w:rPr>
-              <w:rFonts w:hint="eastAsia" w:ascii="宋体" w:hAnsi="宋体" w:eastAsia="宋体" w:cs="宋体"/>
+              <w:rFonts w:ascii="宋体" w:eastAsia="宋体" w:hAnsi="宋体" w:cs="宋体" w:hint="eastAsia"/>
               <w:szCs w:val="24"/>
             </w:rPr>
             <w:fldChar w:fldCharType="begin"/>
           </w:r>
           <w:r>
             <w:rPr>
-              <w:rFonts w:hint="eastAsia" w:ascii="宋体" w:hAnsi="宋体" w:eastAsia="宋体" w:cs="宋体"/>
+              <w:rFonts w:ascii="宋体" w:eastAsia="宋体" w:hAnsi="宋体" w:cs="宋体" w:hint="eastAsia"/>
               <w:szCs w:val="24"/>
             </w:rPr>
             <w:instrText xml:space="preserve"> HYPERLINK \l _Toc12312 </w:instrText>
           </w:r>
           <w:r>
             <w:rPr>
-              <w:rFonts w:hint="eastAsia" w:ascii="宋体" w:hAnsi="宋体" w:eastAsia="宋体" w:cs="宋体"/>
+              <w:rFonts w:ascii="宋体" w:eastAsia="宋体" w:hAnsi="宋体" w:cs="宋体" w:hint="eastAsia"/>
               <w:szCs w:val="24"/>
             </w:rPr>
             <w:fldChar w:fldCharType="separate"/>
@@ -2033,7 +1928,7 @@
           </w:r>
           <w:r>
             <w:rPr>
-              <w:rFonts w:hint="eastAsia" w:ascii="宋体" w:hAnsi="宋体" w:eastAsia="宋体" w:cs="宋体"/>
+              <w:rFonts w:ascii="宋体" w:eastAsia="宋体" w:hAnsi="宋体" w:cs="宋体" w:hint="eastAsia"/>
               <w:szCs w:val="24"/>
             </w:rPr>
             <w:fldChar w:fldCharType="end"/>
@@ -2041,28 +1936,28 @@
         </w:p>
         <w:p>
           <w:pPr>
-            <w:pStyle w:val="17"/>
+            <w:pStyle w:val="TOC2"/>
             <w:tabs>
               <w:tab w:val="right" w:leader="dot" w:pos="8306"/>
             </w:tabs>
           </w:pPr>
           <w:r>
             <w:rPr>
-              <w:rFonts w:hint="eastAsia" w:ascii="宋体" w:hAnsi="宋体" w:eastAsia="宋体" w:cs="宋体"/>
+              <w:rFonts w:ascii="宋体" w:eastAsia="宋体" w:hAnsi="宋体" w:cs="宋体" w:hint="eastAsia"/>
               <w:szCs w:val="24"/>
             </w:rPr>
             <w:fldChar w:fldCharType="begin"/>
           </w:r>
           <w:r>
             <w:rPr>
-              <w:rFonts w:hint="eastAsia" w:ascii="宋体" w:hAnsi="宋体" w:eastAsia="宋体" w:cs="宋体"/>
+              <w:rFonts w:ascii="宋体" w:eastAsia="宋体" w:hAnsi="宋体" w:cs="宋体" w:hint="eastAsia"/>
               <w:szCs w:val="24"/>
             </w:rPr>
             <w:instrText xml:space="preserve"> HYPERLINK \l _Toc11477 </w:instrText>
           </w:r>
           <w:r>
             <w:rPr>
-              <w:rFonts w:hint="eastAsia" w:ascii="宋体" w:hAnsi="宋体" w:eastAsia="宋体" w:cs="宋体"/>
+              <w:rFonts w:ascii="宋体" w:eastAsia="宋体" w:hAnsi="宋体" w:cs="宋体" w:hint="eastAsia"/>
               <w:szCs w:val="24"/>
             </w:rPr>
             <w:fldChar w:fldCharType="separate"/>
@@ -2101,7 +1996,7 @@
           </w:r>
           <w:r>
             <w:rPr>
-              <w:rFonts w:hint="eastAsia" w:ascii="宋体" w:hAnsi="宋体" w:eastAsia="宋体" w:cs="宋体"/>
+              <w:rFonts w:ascii="宋体" w:eastAsia="宋体" w:hAnsi="宋体" w:cs="宋体" w:hint="eastAsia"/>
               <w:szCs w:val="24"/>
             </w:rPr>
             <w:fldChar w:fldCharType="end"/>
@@ -2109,28 +2004,28 @@
         </w:p>
         <w:p>
           <w:pPr>
-            <w:pStyle w:val="13"/>
+            <w:pStyle w:val="TOC3"/>
             <w:tabs>
               <w:tab w:val="right" w:leader="dot" w:pos="8306"/>
             </w:tabs>
           </w:pPr>
           <w:r>
             <w:rPr>
-              <w:rFonts w:hint="eastAsia" w:ascii="宋体" w:hAnsi="宋体" w:eastAsia="宋体" w:cs="宋体"/>
+              <w:rFonts w:ascii="宋体" w:eastAsia="宋体" w:hAnsi="宋体" w:cs="宋体" w:hint="eastAsia"/>
               <w:szCs w:val="24"/>
             </w:rPr>
             <w:fldChar w:fldCharType="begin"/>
           </w:r>
           <w:r>
             <w:rPr>
-              <w:rFonts w:hint="eastAsia" w:ascii="宋体" w:hAnsi="宋体" w:eastAsia="宋体" w:cs="宋体"/>
+              <w:rFonts w:ascii="宋体" w:eastAsia="宋体" w:hAnsi="宋体" w:cs="宋体" w:hint="eastAsia"/>
               <w:szCs w:val="24"/>
             </w:rPr>
             <w:instrText xml:space="preserve"> HYPERLINK \l _Toc30750 </w:instrText>
           </w:r>
           <w:r>
             <w:rPr>
-              <w:rFonts w:hint="eastAsia" w:ascii="宋体" w:hAnsi="宋体" w:eastAsia="宋体" w:cs="宋体"/>
+              <w:rFonts w:ascii="宋体" w:eastAsia="宋体" w:hAnsi="宋体" w:cs="宋体" w:hint="eastAsia"/>
               <w:szCs w:val="24"/>
             </w:rPr>
             <w:fldChar w:fldCharType="separate"/>
@@ -2162,7 +2057,7 @@
           </w:r>
           <w:r>
             <w:rPr>
-              <w:rFonts w:hint="eastAsia" w:ascii="宋体" w:hAnsi="宋体" w:eastAsia="宋体" w:cs="宋体"/>
+              <w:rFonts w:ascii="宋体" w:eastAsia="宋体" w:hAnsi="宋体" w:cs="宋体" w:hint="eastAsia"/>
               <w:szCs w:val="24"/>
             </w:rPr>
             <w:fldChar w:fldCharType="end"/>
@@ -2170,28 +2065,28 @@
         </w:p>
         <w:p>
           <w:pPr>
-            <w:pStyle w:val="13"/>
+            <w:pStyle w:val="TOC3"/>
             <w:tabs>
               <w:tab w:val="right" w:leader="dot" w:pos="8306"/>
             </w:tabs>
           </w:pPr>
           <w:r>
             <w:rPr>
-              <w:rFonts w:hint="eastAsia" w:ascii="宋体" w:hAnsi="宋体" w:eastAsia="宋体" w:cs="宋体"/>
+              <w:rFonts w:ascii="宋体" w:eastAsia="宋体" w:hAnsi="宋体" w:cs="宋体" w:hint="eastAsia"/>
               <w:szCs w:val="24"/>
             </w:rPr>
             <w:fldChar w:fldCharType="begin"/>
           </w:r>
           <w:r>
             <w:rPr>
-              <w:rFonts w:hint="eastAsia" w:ascii="宋体" w:hAnsi="宋体" w:eastAsia="宋体" w:cs="宋体"/>
+              <w:rFonts w:ascii="宋体" w:eastAsia="宋体" w:hAnsi="宋体" w:cs="宋体" w:hint="eastAsia"/>
               <w:szCs w:val="24"/>
             </w:rPr>
             <w:instrText xml:space="preserve"> HYPERLINK \l _Toc8241 </w:instrText>
           </w:r>
           <w:r>
             <w:rPr>
-              <w:rFonts w:hint="eastAsia" w:ascii="宋体" w:hAnsi="宋体" w:eastAsia="宋体" w:cs="宋体"/>
+              <w:rFonts w:ascii="宋体" w:eastAsia="宋体" w:hAnsi="宋体" w:cs="宋体" w:hint="eastAsia"/>
               <w:szCs w:val="24"/>
             </w:rPr>
             <w:fldChar w:fldCharType="separate"/>
@@ -2223,7 +2118,7 @@
           </w:r>
           <w:r>
             <w:rPr>
-              <w:rFonts w:hint="eastAsia" w:ascii="宋体" w:hAnsi="宋体" w:eastAsia="宋体" w:cs="宋体"/>
+              <w:rFonts w:ascii="宋体" w:eastAsia="宋体" w:hAnsi="宋体" w:cs="宋体" w:hint="eastAsia"/>
               <w:szCs w:val="24"/>
             </w:rPr>
             <w:fldChar w:fldCharType="end"/>
@@ -2231,28 +2126,28 @@
         </w:p>
         <w:p>
           <w:pPr>
-            <w:pStyle w:val="13"/>
+            <w:pStyle w:val="TOC3"/>
             <w:tabs>
               <w:tab w:val="right" w:leader="dot" w:pos="8306"/>
             </w:tabs>
           </w:pPr>
           <w:r>
             <w:rPr>
-              <w:rFonts w:hint="eastAsia" w:ascii="宋体" w:hAnsi="宋体" w:eastAsia="宋体" w:cs="宋体"/>
+              <w:rFonts w:ascii="宋体" w:eastAsia="宋体" w:hAnsi="宋体" w:cs="宋体" w:hint="eastAsia"/>
               <w:szCs w:val="24"/>
             </w:rPr>
             <w:fldChar w:fldCharType="begin"/>
           </w:r>
           <w:r>
             <w:rPr>
-              <w:rFonts w:hint="eastAsia" w:ascii="宋体" w:hAnsi="宋体" w:eastAsia="宋体" w:cs="宋体"/>
+              <w:rFonts w:ascii="宋体" w:eastAsia="宋体" w:hAnsi="宋体" w:cs="宋体" w:hint="eastAsia"/>
               <w:szCs w:val="24"/>
             </w:rPr>
             <w:instrText xml:space="preserve"> HYPERLINK \l _Toc24289 </w:instrText>
           </w:r>
           <w:r>
             <w:rPr>
-              <w:rFonts w:hint="eastAsia" w:ascii="宋体" w:hAnsi="宋体" w:eastAsia="宋体" w:cs="宋体"/>
+              <w:rFonts w:ascii="宋体" w:eastAsia="宋体" w:hAnsi="宋体" w:cs="宋体" w:hint="eastAsia"/>
               <w:szCs w:val="24"/>
             </w:rPr>
             <w:fldChar w:fldCharType="separate"/>
@@ -2284,7 +2179,7 @@
           </w:r>
           <w:r>
             <w:rPr>
-              <w:rFonts w:hint="eastAsia" w:ascii="宋体" w:hAnsi="宋体" w:eastAsia="宋体" w:cs="宋体"/>
+              <w:rFonts w:ascii="宋体" w:eastAsia="宋体" w:hAnsi="宋体" w:cs="宋体" w:hint="eastAsia"/>
               <w:szCs w:val="24"/>
             </w:rPr>
             <w:fldChar w:fldCharType="end"/>
@@ -2292,28 +2187,28 @@
         </w:p>
         <w:p>
           <w:pPr>
-            <w:pStyle w:val="13"/>
+            <w:pStyle w:val="TOC3"/>
             <w:tabs>
               <w:tab w:val="right" w:leader="dot" w:pos="8306"/>
             </w:tabs>
           </w:pPr>
           <w:r>
             <w:rPr>
-              <w:rFonts w:hint="eastAsia" w:ascii="宋体" w:hAnsi="宋体" w:eastAsia="宋体" w:cs="宋体"/>
+              <w:rFonts w:ascii="宋体" w:eastAsia="宋体" w:hAnsi="宋体" w:cs="宋体" w:hint="eastAsia"/>
               <w:szCs w:val="24"/>
             </w:rPr>
             <w:fldChar w:fldCharType="begin"/>
           </w:r>
           <w:r>
             <w:rPr>
-              <w:rFonts w:hint="eastAsia" w:ascii="宋体" w:hAnsi="宋体" w:eastAsia="宋体" w:cs="宋体"/>
+              <w:rFonts w:ascii="宋体" w:eastAsia="宋体" w:hAnsi="宋体" w:cs="宋体" w:hint="eastAsia"/>
               <w:szCs w:val="24"/>
             </w:rPr>
             <w:instrText xml:space="preserve"> HYPERLINK \l _Toc16395 </w:instrText>
           </w:r>
           <w:r>
             <w:rPr>
-              <w:rFonts w:hint="eastAsia" w:ascii="宋体" w:hAnsi="宋体" w:eastAsia="宋体" w:cs="宋体"/>
+              <w:rFonts w:ascii="宋体" w:eastAsia="宋体" w:hAnsi="宋体" w:cs="宋体" w:hint="eastAsia"/>
               <w:szCs w:val="24"/>
             </w:rPr>
             <w:fldChar w:fldCharType="separate"/>
@@ -2345,7 +2240,7 @@
           </w:r>
           <w:r>
             <w:rPr>
-              <w:rFonts w:hint="eastAsia" w:ascii="宋体" w:hAnsi="宋体" w:eastAsia="宋体" w:cs="宋体"/>
+              <w:rFonts w:ascii="宋体" w:eastAsia="宋体" w:hAnsi="宋体" w:cs="宋体" w:hint="eastAsia"/>
               <w:szCs w:val="24"/>
             </w:rPr>
             <w:fldChar w:fldCharType="end"/>
@@ -2353,28 +2248,28 @@
         </w:p>
         <w:p>
           <w:pPr>
-            <w:pStyle w:val="13"/>
+            <w:pStyle w:val="TOC3"/>
             <w:tabs>
               <w:tab w:val="right" w:leader="dot" w:pos="8306"/>
             </w:tabs>
           </w:pPr>
           <w:r>
             <w:rPr>
-              <w:rFonts w:hint="eastAsia" w:ascii="宋体" w:hAnsi="宋体" w:eastAsia="宋体" w:cs="宋体"/>
+              <w:rFonts w:ascii="宋体" w:eastAsia="宋体" w:hAnsi="宋体" w:cs="宋体" w:hint="eastAsia"/>
               <w:szCs w:val="24"/>
             </w:rPr>
             <w:fldChar w:fldCharType="begin"/>
           </w:r>
           <w:r>
             <w:rPr>
-              <w:rFonts w:hint="eastAsia" w:ascii="宋体" w:hAnsi="宋体" w:eastAsia="宋体" w:cs="宋体"/>
+              <w:rFonts w:ascii="宋体" w:eastAsia="宋体" w:hAnsi="宋体" w:cs="宋体" w:hint="eastAsia"/>
               <w:szCs w:val="24"/>
             </w:rPr>
             <w:instrText xml:space="preserve"> HYPERLINK \l _Toc16146 </w:instrText>
           </w:r>
           <w:r>
             <w:rPr>
-              <w:rFonts w:hint="eastAsia" w:ascii="宋体" w:hAnsi="宋体" w:eastAsia="宋体" w:cs="宋体"/>
+              <w:rFonts w:ascii="宋体" w:eastAsia="宋体" w:hAnsi="宋体" w:cs="宋体" w:hint="eastAsia"/>
               <w:szCs w:val="24"/>
             </w:rPr>
             <w:fldChar w:fldCharType="separate"/>
@@ -2406,7 +2301,7 @@
           </w:r>
           <w:r>
             <w:rPr>
-              <w:rFonts w:hint="eastAsia" w:ascii="宋体" w:hAnsi="宋体" w:eastAsia="宋体" w:cs="宋体"/>
+              <w:rFonts w:ascii="宋体" w:eastAsia="宋体" w:hAnsi="宋体" w:cs="宋体" w:hint="eastAsia"/>
               <w:szCs w:val="24"/>
             </w:rPr>
             <w:fldChar w:fldCharType="end"/>
@@ -2414,28 +2309,28 @@
         </w:p>
         <w:p>
           <w:pPr>
-            <w:pStyle w:val="16"/>
+            <w:pStyle w:val="TOC1"/>
             <w:tabs>
               <w:tab w:val="right" w:leader="dot" w:pos="8306"/>
             </w:tabs>
           </w:pPr>
           <w:r>
             <w:rPr>
-              <w:rFonts w:hint="eastAsia" w:ascii="宋体" w:hAnsi="宋体" w:eastAsia="宋体" w:cs="宋体"/>
+              <w:rFonts w:ascii="宋体" w:eastAsia="宋体" w:hAnsi="宋体" w:cs="宋体" w:hint="eastAsia"/>
               <w:szCs w:val="24"/>
             </w:rPr>
             <w:fldChar w:fldCharType="begin"/>
           </w:r>
           <w:r>
             <w:rPr>
-              <w:rFonts w:hint="eastAsia" w:ascii="宋体" w:hAnsi="宋体" w:eastAsia="宋体" w:cs="宋体"/>
+              <w:rFonts w:ascii="宋体" w:eastAsia="宋体" w:hAnsi="宋体" w:cs="宋体" w:hint="eastAsia"/>
               <w:szCs w:val="24"/>
             </w:rPr>
             <w:instrText xml:space="preserve"> HYPERLINK \l _Toc11229 </w:instrText>
           </w:r>
           <w:r>
             <w:rPr>
-              <w:rFonts w:hint="eastAsia" w:ascii="宋体" w:hAnsi="宋体" w:eastAsia="宋体" w:cs="宋体"/>
+              <w:rFonts w:ascii="宋体" w:eastAsia="宋体" w:hAnsi="宋体" w:cs="宋体" w:hint="eastAsia"/>
               <w:szCs w:val="24"/>
             </w:rPr>
             <w:fldChar w:fldCharType="separate"/>
@@ -2474,7 +2369,7 @@
           </w:r>
           <w:r>
             <w:rPr>
-              <w:rFonts w:hint="eastAsia" w:ascii="宋体" w:hAnsi="宋体" w:eastAsia="宋体" w:cs="宋体"/>
+              <w:rFonts w:ascii="宋体" w:eastAsia="宋体" w:hAnsi="宋体" w:cs="宋体" w:hint="eastAsia"/>
               <w:szCs w:val="24"/>
             </w:rPr>
             <w:fldChar w:fldCharType="end"/>
@@ -2482,28 +2377,28 @@
         </w:p>
         <w:p>
           <w:pPr>
-            <w:pStyle w:val="16"/>
+            <w:pStyle w:val="TOC1"/>
             <w:tabs>
               <w:tab w:val="right" w:leader="dot" w:pos="8306"/>
             </w:tabs>
           </w:pPr>
           <w:r>
             <w:rPr>
-              <w:rFonts w:hint="eastAsia" w:ascii="宋体" w:hAnsi="宋体" w:eastAsia="宋体" w:cs="宋体"/>
+              <w:rFonts w:ascii="宋体" w:eastAsia="宋体" w:hAnsi="宋体" w:cs="宋体" w:hint="eastAsia"/>
               <w:szCs w:val="24"/>
             </w:rPr>
             <w:fldChar w:fldCharType="begin"/>
           </w:r>
           <w:r>
             <w:rPr>
-              <w:rFonts w:hint="eastAsia" w:ascii="宋体" w:hAnsi="宋体" w:eastAsia="宋体" w:cs="宋体"/>
+              <w:rFonts w:ascii="宋体" w:eastAsia="宋体" w:hAnsi="宋体" w:cs="宋体" w:hint="eastAsia"/>
               <w:szCs w:val="24"/>
             </w:rPr>
             <w:instrText xml:space="preserve"> HYPERLINK \l _Toc29582 </w:instrText>
           </w:r>
           <w:r>
             <w:rPr>
-              <w:rFonts w:hint="eastAsia" w:ascii="宋体" w:hAnsi="宋体" w:eastAsia="宋体" w:cs="宋体"/>
+              <w:rFonts w:ascii="宋体" w:eastAsia="宋体" w:hAnsi="宋体" w:cs="宋体" w:hint="eastAsia"/>
               <w:szCs w:val="24"/>
             </w:rPr>
             <w:fldChar w:fldCharType="separate"/>
@@ -2541,7 +2436,7 @@
           </w:r>
           <w:r>
             <w:rPr>
-              <w:rFonts w:hint="eastAsia" w:ascii="宋体" w:hAnsi="宋体" w:eastAsia="宋体" w:cs="宋体"/>
+              <w:rFonts w:ascii="宋体" w:eastAsia="宋体" w:hAnsi="宋体" w:cs="宋体" w:hint="eastAsia"/>
               <w:szCs w:val="24"/>
             </w:rPr>
             <w:fldChar w:fldCharType="end"/>
@@ -2549,28 +2444,28 @@
         </w:p>
         <w:p>
           <w:pPr>
-            <w:pStyle w:val="17"/>
+            <w:pStyle w:val="TOC2"/>
             <w:tabs>
               <w:tab w:val="right" w:leader="dot" w:pos="8306"/>
             </w:tabs>
           </w:pPr>
           <w:r>
             <w:rPr>
-              <w:rFonts w:hint="eastAsia" w:ascii="宋体" w:hAnsi="宋体" w:eastAsia="宋体" w:cs="宋体"/>
+              <w:rFonts w:ascii="宋体" w:eastAsia="宋体" w:hAnsi="宋体" w:cs="宋体" w:hint="eastAsia"/>
               <w:szCs w:val="24"/>
             </w:rPr>
             <w:fldChar w:fldCharType="begin"/>
           </w:r>
           <w:r>
             <w:rPr>
-              <w:rFonts w:hint="eastAsia" w:ascii="宋体" w:hAnsi="宋体" w:eastAsia="宋体" w:cs="宋体"/>
+              <w:rFonts w:ascii="宋体" w:eastAsia="宋体" w:hAnsi="宋体" w:cs="宋体" w:hint="eastAsia"/>
               <w:szCs w:val="24"/>
             </w:rPr>
             <w:instrText xml:space="preserve"> HYPERLINK \l _Toc20274 </w:instrText>
           </w:r>
           <w:r>
             <w:rPr>
-              <w:rFonts w:hint="eastAsia" w:ascii="宋体" w:hAnsi="宋体" w:eastAsia="宋体" w:cs="宋体"/>
+              <w:rFonts w:ascii="宋体" w:eastAsia="宋体" w:hAnsi="宋体" w:cs="宋体" w:hint="eastAsia"/>
               <w:szCs w:val="24"/>
             </w:rPr>
             <w:fldChar w:fldCharType="separate"/>
@@ -2607,7 +2502,7 @@
           </w:r>
           <w:r>
             <w:rPr>
-              <w:rFonts w:hint="eastAsia" w:ascii="宋体" w:hAnsi="宋体" w:eastAsia="宋体" w:cs="宋体"/>
+              <w:rFonts w:ascii="宋体" w:eastAsia="宋体" w:hAnsi="宋体" w:cs="宋体" w:hint="eastAsia"/>
               <w:szCs w:val="24"/>
             </w:rPr>
             <w:fldChar w:fldCharType="end"/>
@@ -2615,28 +2510,28 @@
         </w:p>
         <w:p>
           <w:pPr>
-            <w:pStyle w:val="17"/>
+            <w:pStyle w:val="TOC2"/>
             <w:tabs>
               <w:tab w:val="right" w:leader="dot" w:pos="8306"/>
             </w:tabs>
           </w:pPr>
           <w:r>
             <w:rPr>
-              <w:rFonts w:hint="eastAsia" w:ascii="宋体" w:hAnsi="宋体" w:eastAsia="宋体" w:cs="宋体"/>
+              <w:rFonts w:ascii="宋体" w:eastAsia="宋体" w:hAnsi="宋体" w:cs="宋体" w:hint="eastAsia"/>
               <w:szCs w:val="24"/>
             </w:rPr>
             <w:fldChar w:fldCharType="begin"/>
           </w:r>
           <w:r>
             <w:rPr>
-              <w:rFonts w:hint="eastAsia" w:ascii="宋体" w:hAnsi="宋体" w:eastAsia="宋体" w:cs="宋体"/>
+              <w:rFonts w:ascii="宋体" w:eastAsia="宋体" w:hAnsi="宋体" w:cs="宋体" w:hint="eastAsia"/>
               <w:szCs w:val="24"/>
             </w:rPr>
             <w:instrText xml:space="preserve"> HYPERLINK \l _Toc19787 </w:instrText>
           </w:r>
           <w:r>
             <w:rPr>
-              <w:rFonts w:hint="eastAsia" w:ascii="宋体" w:hAnsi="宋体" w:eastAsia="宋体" w:cs="宋体"/>
+              <w:rFonts w:ascii="宋体" w:eastAsia="宋体" w:hAnsi="宋体" w:cs="宋体" w:hint="eastAsia"/>
               <w:szCs w:val="24"/>
             </w:rPr>
             <w:fldChar w:fldCharType="separate"/>
@@ -2673,7 +2568,7 @@
           </w:r>
           <w:r>
             <w:rPr>
-              <w:rFonts w:hint="eastAsia" w:ascii="宋体" w:hAnsi="宋体" w:eastAsia="宋体" w:cs="宋体"/>
+              <w:rFonts w:ascii="宋体" w:eastAsia="宋体" w:hAnsi="宋体" w:cs="宋体" w:hint="eastAsia"/>
               <w:szCs w:val="24"/>
             </w:rPr>
             <w:fldChar w:fldCharType="end"/>
@@ -2681,28 +2576,28 @@
         </w:p>
         <w:p>
           <w:pPr>
-            <w:pStyle w:val="17"/>
+            <w:pStyle w:val="TOC2"/>
             <w:tabs>
               <w:tab w:val="right" w:leader="dot" w:pos="8306"/>
             </w:tabs>
           </w:pPr>
           <w:r>
             <w:rPr>
-              <w:rFonts w:hint="eastAsia" w:ascii="宋体" w:hAnsi="宋体" w:eastAsia="宋体" w:cs="宋体"/>
+              <w:rFonts w:ascii="宋体" w:eastAsia="宋体" w:hAnsi="宋体" w:cs="宋体" w:hint="eastAsia"/>
               <w:szCs w:val="24"/>
             </w:rPr>
             <w:fldChar w:fldCharType="begin"/>
           </w:r>
           <w:r>
             <w:rPr>
-              <w:rFonts w:hint="eastAsia" w:ascii="宋体" w:hAnsi="宋体" w:eastAsia="宋体" w:cs="宋体"/>
+              <w:rFonts w:ascii="宋体" w:eastAsia="宋体" w:hAnsi="宋体" w:cs="宋体" w:hint="eastAsia"/>
               <w:szCs w:val="24"/>
             </w:rPr>
             <w:instrText xml:space="preserve"> HYPERLINK \l _Toc25693 </w:instrText>
           </w:r>
           <w:r>
             <w:rPr>
-              <w:rFonts w:hint="eastAsia" w:ascii="宋体" w:hAnsi="宋体" w:eastAsia="宋体" w:cs="宋体"/>
+              <w:rFonts w:ascii="宋体" w:eastAsia="宋体" w:hAnsi="宋体" w:cs="宋体" w:hint="eastAsia"/>
               <w:szCs w:val="24"/>
             </w:rPr>
             <w:fldChar w:fldCharType="separate"/>
@@ -2739,7 +2634,7 @@
           </w:r>
           <w:r>
             <w:rPr>
-              <w:rFonts w:hint="eastAsia" w:ascii="宋体" w:hAnsi="宋体" w:eastAsia="宋体" w:cs="宋体"/>
+              <w:rFonts w:ascii="宋体" w:eastAsia="宋体" w:hAnsi="宋体" w:cs="宋体" w:hint="eastAsia"/>
               <w:szCs w:val="24"/>
             </w:rPr>
             <w:fldChar w:fldCharType="end"/>
@@ -2747,28 +2642,28 @@
         </w:p>
         <w:p>
           <w:pPr>
-            <w:pStyle w:val="16"/>
+            <w:pStyle w:val="TOC1"/>
             <w:tabs>
               <w:tab w:val="right" w:leader="dot" w:pos="8306"/>
             </w:tabs>
           </w:pPr>
           <w:r>
             <w:rPr>
-              <w:rFonts w:hint="eastAsia" w:ascii="宋体" w:hAnsi="宋体" w:eastAsia="宋体" w:cs="宋体"/>
+              <w:rFonts w:ascii="宋体" w:eastAsia="宋体" w:hAnsi="宋体" w:cs="宋体" w:hint="eastAsia"/>
               <w:szCs w:val="24"/>
             </w:rPr>
             <w:fldChar w:fldCharType="begin"/>
           </w:r>
           <w:r>
             <w:rPr>
-              <w:rFonts w:hint="eastAsia" w:ascii="宋体" w:hAnsi="宋体" w:eastAsia="宋体" w:cs="宋体"/>
+              <w:rFonts w:ascii="宋体" w:eastAsia="宋体" w:hAnsi="宋体" w:cs="宋体" w:hint="eastAsia"/>
               <w:szCs w:val="24"/>
             </w:rPr>
             <w:instrText xml:space="preserve"> HYPERLINK \l _Toc24001 </w:instrText>
           </w:r>
           <w:r>
             <w:rPr>
-              <w:rFonts w:hint="eastAsia" w:ascii="宋体" w:hAnsi="宋体" w:eastAsia="宋体" w:cs="宋体"/>
+              <w:rFonts w:ascii="宋体" w:eastAsia="宋体" w:hAnsi="宋体" w:cs="宋体" w:hint="eastAsia"/>
               <w:szCs w:val="24"/>
             </w:rPr>
             <w:fldChar w:fldCharType="separate"/>
@@ -2807,7 +2702,7 @@
           </w:r>
           <w:r>
             <w:rPr>
-              <w:rFonts w:hint="eastAsia" w:ascii="宋体" w:hAnsi="宋体" w:eastAsia="宋体" w:cs="宋体"/>
+              <w:rFonts w:ascii="宋体" w:eastAsia="宋体" w:hAnsi="宋体" w:cs="宋体" w:hint="eastAsia"/>
               <w:szCs w:val="24"/>
             </w:rPr>
             <w:fldChar w:fldCharType="end"/>
@@ -2815,28 +2710,28 @@
         </w:p>
         <w:p>
           <w:pPr>
-            <w:pStyle w:val="17"/>
+            <w:pStyle w:val="TOC2"/>
             <w:tabs>
               <w:tab w:val="right" w:leader="dot" w:pos="8306"/>
             </w:tabs>
           </w:pPr>
           <w:r>
             <w:rPr>
-              <w:rFonts w:hint="eastAsia" w:ascii="宋体" w:hAnsi="宋体" w:eastAsia="宋体" w:cs="宋体"/>
+              <w:rFonts w:ascii="宋体" w:eastAsia="宋体" w:hAnsi="宋体" w:cs="宋体" w:hint="eastAsia"/>
               <w:szCs w:val="24"/>
             </w:rPr>
             <w:fldChar w:fldCharType="begin"/>
           </w:r>
           <w:r>
             <w:rPr>
-              <w:rFonts w:hint="eastAsia" w:ascii="宋体" w:hAnsi="宋体" w:eastAsia="宋体" w:cs="宋体"/>
+              <w:rFonts w:ascii="宋体" w:eastAsia="宋体" w:hAnsi="宋体" w:cs="宋体" w:hint="eastAsia"/>
               <w:szCs w:val="24"/>
             </w:rPr>
             <w:instrText xml:space="preserve"> HYPERLINK \l _Toc7611 </w:instrText>
           </w:r>
           <w:r>
             <w:rPr>
-              <w:rFonts w:hint="eastAsia" w:ascii="宋体" w:hAnsi="宋体" w:eastAsia="宋体" w:cs="宋体"/>
+              <w:rFonts w:ascii="宋体" w:eastAsia="宋体" w:hAnsi="宋体" w:cs="宋体" w:hint="eastAsia"/>
               <w:szCs w:val="24"/>
             </w:rPr>
             <w:fldChar w:fldCharType="separate"/>
@@ -2868,7 +2763,7 @@
           </w:r>
           <w:r>
             <w:rPr>
-              <w:rFonts w:hint="eastAsia" w:ascii="宋体" w:hAnsi="宋体" w:eastAsia="宋体" w:cs="宋体"/>
+              <w:rFonts w:ascii="宋体" w:eastAsia="宋体" w:hAnsi="宋体" w:cs="宋体" w:hint="eastAsia"/>
               <w:szCs w:val="24"/>
             </w:rPr>
             <w:fldChar w:fldCharType="end"/>
@@ -2876,28 +2771,28 @@
         </w:p>
         <w:p>
           <w:pPr>
-            <w:pStyle w:val="17"/>
+            <w:pStyle w:val="TOC2"/>
             <w:tabs>
               <w:tab w:val="right" w:leader="dot" w:pos="8306"/>
             </w:tabs>
           </w:pPr>
           <w:r>
             <w:rPr>
-              <w:rFonts w:hint="eastAsia" w:ascii="宋体" w:hAnsi="宋体" w:eastAsia="宋体" w:cs="宋体"/>
+              <w:rFonts w:ascii="宋体" w:eastAsia="宋体" w:hAnsi="宋体" w:cs="宋体" w:hint="eastAsia"/>
               <w:szCs w:val="24"/>
             </w:rPr>
             <w:fldChar w:fldCharType="begin"/>
           </w:r>
           <w:r>
             <w:rPr>
-              <w:rFonts w:hint="eastAsia" w:ascii="宋体" w:hAnsi="宋体" w:eastAsia="宋体" w:cs="宋体"/>
+              <w:rFonts w:ascii="宋体" w:eastAsia="宋体" w:hAnsi="宋体" w:cs="宋体" w:hint="eastAsia"/>
               <w:szCs w:val="24"/>
             </w:rPr>
             <w:instrText xml:space="preserve"> HYPERLINK \l _Toc24975 </w:instrText>
           </w:r>
           <w:r>
             <w:rPr>
-              <w:rFonts w:hint="eastAsia" w:ascii="宋体" w:hAnsi="宋体" w:eastAsia="宋体" w:cs="宋体"/>
+              <w:rFonts w:ascii="宋体" w:eastAsia="宋体" w:hAnsi="宋体" w:cs="宋体" w:hint="eastAsia"/>
               <w:szCs w:val="24"/>
             </w:rPr>
             <w:fldChar w:fldCharType="separate"/>
@@ -2929,7 +2824,7 @@
           </w:r>
           <w:r>
             <w:rPr>
-              <w:rFonts w:hint="eastAsia" w:ascii="宋体" w:hAnsi="宋体" w:eastAsia="宋体" w:cs="宋体"/>
+              <w:rFonts w:ascii="宋体" w:eastAsia="宋体" w:hAnsi="宋体" w:cs="宋体" w:hint="eastAsia"/>
               <w:szCs w:val="24"/>
             </w:rPr>
             <w:fldChar w:fldCharType="end"/>
@@ -2937,28 +2832,28 @@
         </w:p>
         <w:p>
           <w:pPr>
-            <w:pStyle w:val="17"/>
+            <w:pStyle w:val="TOC2"/>
             <w:tabs>
               <w:tab w:val="right" w:leader="dot" w:pos="8306"/>
             </w:tabs>
           </w:pPr>
           <w:r>
             <w:rPr>
-              <w:rFonts w:hint="eastAsia" w:ascii="宋体" w:hAnsi="宋体" w:eastAsia="宋体" w:cs="宋体"/>
+              <w:rFonts w:ascii="宋体" w:eastAsia="宋体" w:hAnsi="宋体" w:cs="宋体" w:hint="eastAsia"/>
               <w:szCs w:val="24"/>
             </w:rPr>
             <w:fldChar w:fldCharType="begin"/>
           </w:r>
           <w:r>
             <w:rPr>
-              <w:rFonts w:hint="eastAsia" w:ascii="宋体" w:hAnsi="宋体" w:eastAsia="宋体" w:cs="宋体"/>
+              <w:rFonts w:ascii="宋体" w:eastAsia="宋体" w:hAnsi="宋体" w:cs="宋体" w:hint="eastAsia"/>
               <w:szCs w:val="24"/>
             </w:rPr>
             <w:instrText xml:space="preserve"> HYPERLINK \l _Toc12859 </w:instrText>
           </w:r>
           <w:r>
             <w:rPr>
-              <w:rFonts w:hint="eastAsia" w:ascii="宋体" w:hAnsi="宋体" w:eastAsia="宋体" w:cs="宋体"/>
+              <w:rFonts w:ascii="宋体" w:eastAsia="宋体" w:hAnsi="宋体" w:cs="宋体" w:hint="eastAsia"/>
               <w:szCs w:val="24"/>
             </w:rPr>
             <w:fldChar w:fldCharType="separate"/>
@@ -2990,7 +2885,7 @@
           </w:r>
           <w:r>
             <w:rPr>
-              <w:rFonts w:hint="eastAsia" w:ascii="宋体" w:hAnsi="宋体" w:eastAsia="宋体" w:cs="宋体"/>
+              <w:rFonts w:ascii="宋体" w:eastAsia="宋体" w:hAnsi="宋体" w:cs="宋体" w:hint="eastAsia"/>
               <w:szCs w:val="24"/>
             </w:rPr>
             <w:fldChar w:fldCharType="end"/>
@@ -2998,28 +2893,28 @@
         </w:p>
         <w:p>
           <w:pPr>
-            <w:pStyle w:val="17"/>
+            <w:pStyle w:val="TOC2"/>
             <w:tabs>
               <w:tab w:val="right" w:leader="dot" w:pos="8306"/>
             </w:tabs>
           </w:pPr>
           <w:r>
             <w:rPr>
-              <w:rFonts w:hint="eastAsia" w:ascii="宋体" w:hAnsi="宋体" w:eastAsia="宋体" w:cs="宋体"/>
+              <w:rFonts w:ascii="宋体" w:eastAsia="宋体" w:hAnsi="宋体" w:cs="宋体" w:hint="eastAsia"/>
               <w:szCs w:val="24"/>
             </w:rPr>
             <w:fldChar w:fldCharType="begin"/>
           </w:r>
           <w:r>
             <w:rPr>
-              <w:rFonts w:hint="eastAsia" w:ascii="宋体" w:hAnsi="宋体" w:eastAsia="宋体" w:cs="宋体"/>
+              <w:rFonts w:ascii="宋体" w:eastAsia="宋体" w:hAnsi="宋体" w:cs="宋体" w:hint="eastAsia"/>
               <w:szCs w:val="24"/>
             </w:rPr>
             <w:instrText xml:space="preserve"> HYPERLINK \l _Toc13683 </w:instrText>
           </w:r>
           <w:r>
             <w:rPr>
-              <w:rFonts w:hint="eastAsia" w:ascii="宋体" w:hAnsi="宋体" w:eastAsia="宋体" w:cs="宋体"/>
+              <w:rFonts w:ascii="宋体" w:eastAsia="宋体" w:hAnsi="宋体" w:cs="宋体" w:hint="eastAsia"/>
               <w:szCs w:val="24"/>
             </w:rPr>
             <w:fldChar w:fldCharType="separate"/>
@@ -3051,7 +2946,7 @@
           </w:r>
           <w:r>
             <w:rPr>
-              <w:rFonts w:hint="eastAsia" w:ascii="宋体" w:hAnsi="宋体" w:eastAsia="宋体" w:cs="宋体"/>
+              <w:rFonts w:ascii="宋体" w:eastAsia="宋体" w:hAnsi="宋体" w:cs="宋体" w:hint="eastAsia"/>
               <w:szCs w:val="24"/>
             </w:rPr>
             <w:fldChar w:fldCharType="end"/>
@@ -3059,28 +2954,28 @@
         </w:p>
         <w:p>
           <w:pPr>
-            <w:pStyle w:val="17"/>
+            <w:pStyle w:val="TOC2"/>
             <w:tabs>
               <w:tab w:val="right" w:leader="dot" w:pos="8306"/>
             </w:tabs>
           </w:pPr>
           <w:r>
             <w:rPr>
-              <w:rFonts w:hint="eastAsia" w:ascii="宋体" w:hAnsi="宋体" w:eastAsia="宋体" w:cs="宋体"/>
+              <w:rFonts w:ascii="宋体" w:eastAsia="宋体" w:hAnsi="宋体" w:cs="宋体" w:hint="eastAsia"/>
               <w:szCs w:val="24"/>
             </w:rPr>
             <w:fldChar w:fldCharType="begin"/>
           </w:r>
           <w:r>
             <w:rPr>
-              <w:rFonts w:hint="eastAsia" w:ascii="宋体" w:hAnsi="宋体" w:eastAsia="宋体" w:cs="宋体"/>
+              <w:rFonts w:ascii="宋体" w:eastAsia="宋体" w:hAnsi="宋体" w:cs="宋体" w:hint="eastAsia"/>
               <w:szCs w:val="24"/>
             </w:rPr>
             <w:instrText xml:space="preserve"> HYPERLINK \l _Toc12037 </w:instrText>
           </w:r>
           <w:r>
             <w:rPr>
-              <w:rFonts w:hint="eastAsia" w:ascii="宋体" w:hAnsi="宋体" w:eastAsia="宋体" w:cs="宋体"/>
+              <w:rFonts w:ascii="宋体" w:eastAsia="宋体" w:hAnsi="宋体" w:cs="宋体" w:hint="eastAsia"/>
               <w:szCs w:val="24"/>
             </w:rPr>
             <w:fldChar w:fldCharType="separate"/>
@@ -3112,7 +3007,7 @@
           </w:r>
           <w:r>
             <w:rPr>
-              <w:rFonts w:hint="eastAsia" w:ascii="宋体" w:hAnsi="宋体" w:eastAsia="宋体" w:cs="宋体"/>
+              <w:rFonts w:ascii="宋体" w:eastAsia="宋体" w:hAnsi="宋体" w:cs="宋体" w:hint="eastAsia"/>
               <w:szCs w:val="24"/>
             </w:rPr>
             <w:fldChar w:fldCharType="end"/>
@@ -3120,28 +3015,28 @@
         </w:p>
         <w:p>
           <w:pPr>
-            <w:pStyle w:val="17"/>
+            <w:pStyle w:val="TOC2"/>
             <w:tabs>
               <w:tab w:val="right" w:leader="dot" w:pos="8306"/>
             </w:tabs>
           </w:pPr>
           <w:r>
             <w:rPr>
-              <w:rFonts w:hint="eastAsia" w:ascii="宋体" w:hAnsi="宋体" w:eastAsia="宋体" w:cs="宋体"/>
+              <w:rFonts w:ascii="宋体" w:eastAsia="宋体" w:hAnsi="宋体" w:cs="宋体" w:hint="eastAsia"/>
               <w:szCs w:val="24"/>
             </w:rPr>
             <w:fldChar w:fldCharType="begin"/>
           </w:r>
           <w:r>
             <w:rPr>
-              <w:rFonts w:hint="eastAsia" w:ascii="宋体" w:hAnsi="宋体" w:eastAsia="宋体" w:cs="宋体"/>
+              <w:rFonts w:ascii="宋体" w:eastAsia="宋体" w:hAnsi="宋体" w:cs="宋体" w:hint="eastAsia"/>
               <w:szCs w:val="24"/>
             </w:rPr>
             <w:instrText xml:space="preserve"> HYPERLINK \l _Toc20427 </w:instrText>
           </w:r>
           <w:r>
             <w:rPr>
-              <w:rFonts w:hint="eastAsia" w:ascii="宋体" w:hAnsi="宋体" w:eastAsia="宋体" w:cs="宋体"/>
+              <w:rFonts w:ascii="宋体" w:eastAsia="宋体" w:hAnsi="宋体" w:cs="宋体" w:hint="eastAsia"/>
               <w:szCs w:val="24"/>
             </w:rPr>
             <w:fldChar w:fldCharType="separate"/>
@@ -3173,7 +3068,7 @@
           </w:r>
           <w:r>
             <w:rPr>
-              <w:rFonts w:hint="eastAsia" w:ascii="宋体" w:hAnsi="宋体" w:eastAsia="宋体" w:cs="宋体"/>
+              <w:rFonts w:ascii="宋体" w:eastAsia="宋体" w:hAnsi="宋体" w:cs="宋体" w:hint="eastAsia"/>
               <w:szCs w:val="24"/>
             </w:rPr>
             <w:fldChar w:fldCharType="end"/>
@@ -3181,28 +3076,28 @@
         </w:p>
         <w:p>
           <w:pPr>
-            <w:pStyle w:val="13"/>
+            <w:pStyle w:val="TOC3"/>
             <w:tabs>
               <w:tab w:val="right" w:leader="dot" w:pos="8306"/>
             </w:tabs>
           </w:pPr>
           <w:r>
             <w:rPr>
-              <w:rFonts w:hint="eastAsia" w:ascii="宋体" w:hAnsi="宋体" w:eastAsia="宋体" w:cs="宋体"/>
+              <w:rFonts w:ascii="宋体" w:eastAsia="宋体" w:hAnsi="宋体" w:cs="宋体" w:hint="eastAsia"/>
               <w:szCs w:val="24"/>
             </w:rPr>
             <w:fldChar w:fldCharType="begin"/>
           </w:r>
           <w:r>
             <w:rPr>
-              <w:rFonts w:hint="eastAsia" w:ascii="宋体" w:hAnsi="宋体" w:eastAsia="宋体" w:cs="宋体"/>
+              <w:rFonts w:ascii="宋体" w:eastAsia="宋体" w:hAnsi="宋体" w:cs="宋体" w:hint="eastAsia"/>
               <w:szCs w:val="24"/>
             </w:rPr>
             <w:instrText xml:space="preserve"> HYPERLINK \l _Toc16246 </w:instrText>
           </w:r>
           <w:r>
             <w:rPr>
-              <w:rFonts w:hint="eastAsia" w:ascii="宋体" w:hAnsi="宋体" w:eastAsia="宋体" w:cs="宋体"/>
+              <w:rFonts w:ascii="宋体" w:eastAsia="宋体" w:hAnsi="宋体" w:cs="宋体" w:hint="eastAsia"/>
               <w:szCs w:val="24"/>
             </w:rPr>
             <w:fldChar w:fldCharType="separate"/>
@@ -3234,7 +3129,7 @@
           </w:r>
           <w:r>
             <w:rPr>
-              <w:rFonts w:hint="eastAsia" w:ascii="宋体" w:hAnsi="宋体" w:eastAsia="宋体" w:cs="宋体"/>
+              <w:rFonts w:ascii="宋体" w:eastAsia="宋体" w:hAnsi="宋体" w:cs="宋体" w:hint="eastAsia"/>
               <w:szCs w:val="24"/>
             </w:rPr>
             <w:fldChar w:fldCharType="end"/>
@@ -3242,28 +3137,28 @@
         </w:p>
         <w:p>
           <w:pPr>
-            <w:pStyle w:val="13"/>
+            <w:pStyle w:val="TOC3"/>
             <w:tabs>
               <w:tab w:val="right" w:leader="dot" w:pos="8306"/>
             </w:tabs>
           </w:pPr>
           <w:r>
             <w:rPr>
-              <w:rFonts w:hint="eastAsia" w:ascii="宋体" w:hAnsi="宋体" w:eastAsia="宋体" w:cs="宋体"/>
+              <w:rFonts w:ascii="宋体" w:eastAsia="宋体" w:hAnsi="宋体" w:cs="宋体" w:hint="eastAsia"/>
               <w:szCs w:val="24"/>
             </w:rPr>
             <w:fldChar w:fldCharType="begin"/>
           </w:r>
           <w:r>
             <w:rPr>
-              <w:rFonts w:hint="eastAsia" w:ascii="宋体" w:hAnsi="宋体" w:eastAsia="宋体" w:cs="宋体"/>
+              <w:rFonts w:ascii="宋体" w:eastAsia="宋体" w:hAnsi="宋体" w:cs="宋体" w:hint="eastAsia"/>
               <w:szCs w:val="24"/>
             </w:rPr>
             <w:instrText xml:space="preserve"> HYPERLINK \l _Toc19246 </w:instrText>
           </w:r>
           <w:r>
             <w:rPr>
-              <w:rFonts w:hint="eastAsia" w:ascii="宋体" w:hAnsi="宋体" w:eastAsia="宋体" w:cs="宋体"/>
+              <w:rFonts w:ascii="宋体" w:eastAsia="宋体" w:hAnsi="宋体" w:cs="宋体" w:hint="eastAsia"/>
               <w:szCs w:val="24"/>
             </w:rPr>
             <w:fldChar w:fldCharType="separate"/>
@@ -3295,7 +3190,7 @@
           </w:r>
           <w:r>
             <w:rPr>
-              <w:rFonts w:hint="eastAsia" w:ascii="宋体" w:hAnsi="宋体" w:eastAsia="宋体" w:cs="宋体"/>
+              <w:rFonts w:ascii="宋体" w:eastAsia="宋体" w:hAnsi="宋体" w:cs="宋体" w:hint="eastAsia"/>
               <w:szCs w:val="24"/>
             </w:rPr>
             <w:fldChar w:fldCharType="end"/>
@@ -3303,28 +3198,28 @@
         </w:p>
         <w:p>
           <w:pPr>
-            <w:pStyle w:val="17"/>
+            <w:pStyle w:val="TOC2"/>
             <w:tabs>
               <w:tab w:val="right" w:leader="dot" w:pos="8306"/>
             </w:tabs>
           </w:pPr>
           <w:r>
             <w:rPr>
-              <w:rFonts w:hint="eastAsia" w:ascii="宋体" w:hAnsi="宋体" w:eastAsia="宋体" w:cs="宋体"/>
+              <w:rFonts w:ascii="宋体" w:eastAsia="宋体" w:hAnsi="宋体" w:cs="宋体" w:hint="eastAsia"/>
               <w:szCs w:val="24"/>
             </w:rPr>
             <w:fldChar w:fldCharType="begin"/>
           </w:r>
           <w:r>
             <w:rPr>
-              <w:rFonts w:hint="eastAsia" w:ascii="宋体" w:hAnsi="宋体" w:eastAsia="宋体" w:cs="宋体"/>
+              <w:rFonts w:ascii="宋体" w:eastAsia="宋体" w:hAnsi="宋体" w:cs="宋体" w:hint="eastAsia"/>
               <w:szCs w:val="24"/>
             </w:rPr>
             <w:instrText xml:space="preserve"> HYPERLINK \l _Toc26054 </w:instrText>
           </w:r>
           <w:r>
             <w:rPr>
-              <w:rFonts w:hint="eastAsia" w:ascii="宋体" w:hAnsi="宋体" w:eastAsia="宋体" w:cs="宋体"/>
+              <w:rFonts w:ascii="宋体" w:eastAsia="宋体" w:hAnsi="宋体" w:cs="宋体" w:hint="eastAsia"/>
               <w:szCs w:val="24"/>
             </w:rPr>
             <w:fldChar w:fldCharType="separate"/>
@@ -3363,7 +3258,7 @@
           </w:r>
           <w:r>
             <w:rPr>
-              <w:rFonts w:hint="eastAsia" w:ascii="宋体" w:hAnsi="宋体" w:eastAsia="宋体" w:cs="宋体"/>
+              <w:rFonts w:ascii="宋体" w:eastAsia="宋体" w:hAnsi="宋体" w:cs="宋体" w:hint="eastAsia"/>
               <w:szCs w:val="24"/>
             </w:rPr>
             <w:fldChar w:fldCharType="end"/>
@@ -3371,42 +3266,42 @@
         </w:p>
         <w:p>
           <w:pPr>
-            <w:pStyle w:val="16"/>
+            <w:pStyle w:val="TOC1"/>
             <w:tabs>
               <w:tab w:val="right" w:leader="dot" w:pos="8306"/>
             </w:tabs>
           </w:pPr>
           <w:r>
             <w:rPr>
-              <w:rFonts w:hint="eastAsia" w:ascii="宋体" w:hAnsi="宋体" w:eastAsia="宋体" w:cs="宋体"/>
+              <w:rFonts w:ascii="宋体" w:eastAsia="宋体" w:hAnsi="宋体" w:cs="宋体" w:hint="eastAsia"/>
               <w:szCs w:val="24"/>
             </w:rPr>
             <w:fldChar w:fldCharType="begin"/>
           </w:r>
           <w:r>
             <w:rPr>
-              <w:rFonts w:hint="eastAsia" w:ascii="宋体" w:hAnsi="宋体" w:eastAsia="宋体" w:cs="宋体"/>
+              <w:rFonts w:ascii="宋体" w:eastAsia="宋体" w:hAnsi="宋体" w:cs="宋体" w:hint="eastAsia"/>
               <w:szCs w:val="24"/>
             </w:rPr>
             <w:instrText xml:space="preserve"> HYPERLINK \l _Toc13039 </w:instrText>
           </w:r>
           <w:r>
             <w:rPr>
-              <w:rFonts w:hint="eastAsia" w:ascii="宋体" w:hAnsi="宋体" w:eastAsia="宋体" w:cs="宋体"/>
+              <w:rFonts w:ascii="宋体" w:eastAsia="宋体" w:hAnsi="宋体" w:cs="宋体" w:hint="eastAsia"/>
               <w:szCs w:val="24"/>
             </w:rPr>
             <w:fldChar w:fldCharType="separate"/>
           </w:r>
           <w:r>
             <w:rPr>
-              <w:rFonts w:hint="default" w:eastAsia="宋体"/>
+              <w:rFonts w:eastAsia="宋体" w:hint="default"/>
               <w:lang w:val="en-US" w:eastAsia="zh-CN"/>
             </w:rPr>
             <w:t xml:space="preserve">5. </w:t>
           </w:r>
           <w:r>
             <w:rPr>
-              <w:rFonts w:hint="eastAsia" w:eastAsia="宋体"/>
+              <w:rFonts w:eastAsia="宋体" w:hint="eastAsia"/>
               <w:lang w:val="en-US" w:eastAsia="zh-CN"/>
             </w:rPr>
             <w:t>附则</w:t>
@@ -3431,7 +3326,7 @@
           </w:r>
           <w:r>
             <w:rPr>
-              <w:rFonts w:hint="eastAsia" w:ascii="宋体" w:hAnsi="宋体" w:eastAsia="宋体" w:cs="宋体"/>
+              <w:rFonts w:ascii="宋体" w:eastAsia="宋体" w:hAnsi="宋体" w:cs="宋体" w:hint="eastAsia"/>
               <w:szCs w:val="24"/>
             </w:rPr>
             <w:fldChar w:fldCharType="end"/>
@@ -3439,28 +3334,28 @@
         </w:p>
         <w:p>
           <w:pPr>
-            <w:pStyle w:val="16"/>
+            <w:pStyle w:val="TOC1"/>
             <w:tabs>
               <w:tab w:val="right" w:leader="dot" w:pos="8306"/>
             </w:tabs>
           </w:pPr>
           <w:r>
             <w:rPr>
-              <w:rFonts w:hint="eastAsia" w:ascii="宋体" w:hAnsi="宋体" w:eastAsia="宋体" w:cs="宋体"/>
+              <w:rFonts w:ascii="宋体" w:eastAsia="宋体" w:hAnsi="宋体" w:cs="宋体" w:hint="eastAsia"/>
               <w:szCs w:val="24"/>
             </w:rPr>
             <w:fldChar w:fldCharType="begin"/>
           </w:r>
           <w:r>
             <w:rPr>
-              <w:rFonts w:hint="eastAsia" w:ascii="宋体" w:hAnsi="宋体" w:eastAsia="宋体" w:cs="宋体"/>
+              <w:rFonts w:ascii="宋体" w:eastAsia="宋体" w:hAnsi="宋体" w:cs="宋体" w:hint="eastAsia"/>
               <w:szCs w:val="24"/>
             </w:rPr>
             <w:instrText xml:space="preserve"> HYPERLINK \l _Toc12819 </w:instrText>
           </w:r>
           <w:r>
             <w:rPr>
-              <w:rFonts w:hint="eastAsia" w:ascii="宋体" w:hAnsi="宋体" w:eastAsia="宋体" w:cs="宋体"/>
+              <w:rFonts w:ascii="宋体" w:eastAsia="宋体" w:hAnsi="宋体" w:cs="宋体" w:hint="eastAsia"/>
               <w:szCs w:val="24"/>
             </w:rPr>
             <w:fldChar w:fldCharType="separate"/>
@@ -3499,7 +3394,7 @@
           </w:r>
           <w:r>
             <w:rPr>
-              <w:rFonts w:hint="eastAsia" w:ascii="宋体" w:hAnsi="宋体" w:eastAsia="宋体" w:cs="宋体"/>
+              <w:rFonts w:ascii="宋体" w:eastAsia="宋体" w:hAnsi="宋体" w:cs="宋体" w:hint="eastAsia"/>
               <w:szCs w:val="24"/>
             </w:rPr>
             <w:fldChar w:fldCharType="end"/>
@@ -3507,28 +3402,28 @@
         </w:p>
         <w:p>
           <w:pPr>
-            <w:pStyle w:val="16"/>
+            <w:pStyle w:val="TOC1"/>
             <w:tabs>
               <w:tab w:val="right" w:leader="dot" w:pos="8306"/>
             </w:tabs>
           </w:pPr>
           <w:r>
             <w:rPr>
-              <w:rFonts w:hint="eastAsia" w:ascii="宋体" w:hAnsi="宋体" w:eastAsia="宋体" w:cs="宋体"/>
+              <w:rFonts w:ascii="宋体" w:eastAsia="宋体" w:hAnsi="宋体" w:cs="宋体" w:hint="eastAsia"/>
               <w:szCs w:val="24"/>
             </w:rPr>
             <w:fldChar w:fldCharType="begin"/>
           </w:r>
           <w:r>
             <w:rPr>
-              <w:rFonts w:hint="eastAsia" w:ascii="宋体" w:hAnsi="宋体" w:eastAsia="宋体" w:cs="宋体"/>
+              <w:rFonts w:ascii="宋体" w:eastAsia="宋体" w:hAnsi="宋体" w:cs="宋体" w:hint="eastAsia"/>
               <w:szCs w:val="24"/>
             </w:rPr>
             <w:instrText xml:space="preserve"> HYPERLINK \l _Toc2173 </w:instrText>
           </w:r>
           <w:r>
             <w:rPr>
-              <w:rFonts w:hint="eastAsia" w:ascii="宋体" w:hAnsi="宋体" w:eastAsia="宋体" w:cs="宋体"/>
+              <w:rFonts w:ascii="宋体" w:eastAsia="宋体" w:hAnsi="宋体" w:cs="宋体" w:hint="eastAsia"/>
               <w:szCs w:val="24"/>
             </w:rPr>
             <w:fldChar w:fldCharType="separate"/>
@@ -3567,7 +3462,7 @@
           </w:r>
           <w:r>
             <w:rPr>
-              <w:rFonts w:hint="eastAsia" w:ascii="宋体" w:hAnsi="宋体" w:eastAsia="宋体" w:cs="宋体"/>
+              <w:rFonts w:ascii="宋体" w:eastAsia="宋体" w:hAnsi="宋体" w:cs="宋体" w:hint="eastAsia"/>
               <w:szCs w:val="24"/>
             </w:rPr>
             <w:fldChar w:fldCharType="end"/>
@@ -3589,7 +3484,7 @@
             <w:snapToGrid w:val="0"/>
             <w:textAlignment w:val="baseline"/>
             <w:rPr>
-              <w:rFonts w:hint="eastAsia" w:ascii="宋体" w:hAnsi="宋体" w:eastAsia="宋体" w:cs="宋体"/>
+              <w:rFonts w:ascii="宋体" w:eastAsia="宋体" w:hAnsi="宋体" w:cs="宋体" w:hint="eastAsia"/>
               <w:snapToGrid w:val="0"/>
               <w:color w:val="000000"/>
               <w:kern w:val="0"/>
@@ -3600,7 +3495,7 @@
           </w:pPr>
           <w:r>
             <w:rPr>
-              <w:rFonts w:hint="eastAsia" w:ascii="宋体" w:hAnsi="宋体" w:eastAsia="宋体" w:cs="宋体"/>
+              <w:rFonts w:ascii="宋体" w:eastAsia="宋体" w:hAnsi="宋体" w:cs="宋体" w:hint="eastAsia"/>
               <w:szCs w:val="24"/>
             </w:rPr>
             <w:fldChar w:fldCharType="end"/>
@@ -3624,7 +3519,7 @@
         <w:snapToGrid w:val="0"/>
         <w:textAlignment w:val="baseline"/>
         <w:rPr>
-          <w:rFonts w:ascii="Arial" w:hAnsi="Arial" w:eastAsia="Arial" w:cs="Arial"/>
+          <w:rFonts w:ascii="Arial" w:eastAsia="Arial" w:hAnsi="Arial" w:cs="Arial"/>
           <w:snapToGrid w:val="0"/>
           <w:color w:val="000000"/>
           <w:kern w:val="0"/>
@@ -3635,7 +3530,7 @@
       </w:pPr>
       <w:r>
         <w:rPr>
-          <w:rFonts w:ascii="Arial" w:hAnsi="Arial" w:eastAsia="Arial" w:cs="Arial"/>
+          <w:rFonts w:ascii="Arial" w:eastAsia="Arial" w:hAnsi="Arial" w:cs="Arial"/>
           <w:snapToGrid w:val="0"/>
           <w:color w:val="000000"/>
           <w:kern w:val="0"/>
@@ -3648,7 +3543,7 @@
     </w:p>
     <w:p>
       <w:pPr>
-        <w:pStyle w:val="28"/>
+        <w:pStyle w:val="1"/>
         <w:keepNext w:val="0"/>
         <w:keepLines w:val="0"/>
         <w:pageBreakBefore w:val="0"/>
@@ -3663,7 +3558,7 @@
         <w:snapToGrid w:val="0"/>
         <w:textAlignment w:val="baseline"/>
       </w:pPr>
-      <w:bookmarkStart w:id="2" w:name="_Toc32240"/>
+      <w:bookmarkStart w:id="3" w:name="_Toc32240"/>
       <w:r>
         <w:rPr>
           <w:rFonts w:hint="eastAsia"/>
@@ -3671,11 +3566,11 @@
         </w:rPr>
         <w:t>总则</w:t>
       </w:r>
-      <w:bookmarkEnd w:id="2"/>
-    </w:p>
-    <w:p>
-      <w:pPr>
-        <w:pStyle w:val="30"/>
+      <w:bookmarkEnd w:id="3"/>
+    </w:p>
+    <w:p>
+      <w:pPr>
+        <w:pStyle w:val="2"/>
         <w:keepNext w:val="0"/>
         <w:keepLines w:val="0"/>
         <w:pageBreakBefore w:val="0"/>
@@ -3694,7 +3589,7 @@
           <w:lang w:val="en-US" w:eastAsia="zh-CN"/>
         </w:rPr>
       </w:pPr>
-      <w:bookmarkStart w:id="3" w:name="_Toc31559"/>
+      <w:bookmarkStart w:id="4" w:name="_Toc31559"/>
       <w:r>
         <w:rPr>
           <w:rFonts w:hint="eastAsia"/>
@@ -3702,11 +3597,11 @@
         </w:rPr>
         <w:t>目的</w:t>
       </w:r>
-      <w:bookmarkEnd w:id="3"/>
-    </w:p>
-    <w:p>
-      <w:pPr>
-        <w:pStyle w:val="29"/>
+      <w:bookmarkEnd w:id="4"/>
+    </w:p>
+    <w:p>
+      <w:pPr>
+        <w:pStyle w:val="a1"/>
         <w:rPr>
           <w:rFonts w:hint="eastAsia"/>
           <w:lang w:val="en-US" w:eastAsia="zh-CN"/>
@@ -3722,7 +3617,7 @@
     </w:p>
     <w:p>
       <w:pPr>
-        <w:pStyle w:val="30"/>
+        <w:pStyle w:val="2"/>
         <w:keepNext w:val="0"/>
         <w:keepLines w:val="0"/>
         <w:pageBreakBefore w:val="0"/>
@@ -3741,7 +3636,7 @@
           <w:lang w:val="en-US" w:eastAsia="zh-CN"/>
         </w:rPr>
       </w:pPr>
-      <w:bookmarkStart w:id="4" w:name="_Toc17675"/>
+      <w:bookmarkStart w:id="5" w:name="_Toc17675"/>
       <w:r>
         <w:rPr>
           <w:rFonts w:hint="eastAsia"/>
@@ -3749,11 +3644,11 @@
         </w:rPr>
         <w:t>适用范围</w:t>
       </w:r>
-      <w:bookmarkEnd w:id="4"/>
-    </w:p>
-    <w:p>
-      <w:pPr>
-        <w:pStyle w:val="29"/>
+      <w:bookmarkEnd w:id="5"/>
+    </w:p>
+    <w:p>
+      <w:pPr>
+        <w:pStyle w:val="a1"/>
         <w:rPr>
           <w:rFonts w:hint="eastAsia"/>
           <w:lang w:val="en-US" w:eastAsia="zh-CN"/>
@@ -3769,7 +3664,7 @@
     </w:p>
     <w:p>
       <w:pPr>
-        <w:pStyle w:val="30"/>
+        <w:pStyle w:val="2"/>
         <w:keepNext w:val="0"/>
         <w:keepLines w:val="0"/>
         <w:pageBreakBefore w:val="0"/>
@@ -3788,7 +3683,7 @@
           <w:lang w:val="en-US" w:eastAsia="zh-CN"/>
         </w:rPr>
       </w:pPr>
-      <w:bookmarkStart w:id="5" w:name="_Toc12312"/>
+      <w:bookmarkStart w:id="6" w:name="_Toc12312"/>
       <w:r>
         <w:rPr>
           <w:rFonts w:hint="eastAsia"/>
@@ -3796,16 +3691,16 @@
         </w:rPr>
         <w:t>原则</w:t>
       </w:r>
-      <w:bookmarkEnd w:id="5"/>
-    </w:p>
-    <w:p>
-      <w:pPr>
-        <w:pStyle w:val="29"/>
+      <w:bookmarkEnd w:id="6"/>
+    </w:p>
+    <w:p>
+      <w:pPr>
+        <w:pStyle w:val="a1"/>
         <w:numPr>
           <w:ilvl w:val="0"/>
           <w:numId w:val="2"/>
         </w:numPr>
-        <w:ind w:left="425" w:leftChars="0" w:hanging="425" w:firstLineChars="0"/>
+        <w:ind w:left="425" w:hanging="425" w:leftChars="0" w:firstLineChars="0"/>
         <w:rPr>
           <w:rFonts w:hint="eastAsia"/>
           <w:lang w:val="en-US" w:eastAsia="zh-CN"/>
@@ -3821,12 +3716,12 @@
     </w:p>
     <w:p>
       <w:pPr>
-        <w:pStyle w:val="29"/>
+        <w:pStyle w:val="a1"/>
         <w:numPr>
           <w:ilvl w:val="0"/>
           <w:numId w:val="2"/>
         </w:numPr>
-        <w:ind w:left="425" w:leftChars="0" w:hanging="425" w:firstLineChars="0"/>
+        <w:ind w:left="425" w:hanging="425" w:leftChars="0" w:firstLineChars="0"/>
         <w:rPr>
           <w:rFonts w:hint="eastAsia"/>
           <w:lang w:val="en-US" w:eastAsia="zh-CN"/>
@@ -3842,12 +3737,12 @@
     </w:p>
     <w:p>
       <w:pPr>
-        <w:pStyle w:val="29"/>
+        <w:pStyle w:val="a1"/>
         <w:numPr>
           <w:ilvl w:val="0"/>
           <w:numId w:val="2"/>
         </w:numPr>
-        <w:ind w:left="425" w:leftChars="0" w:hanging="425" w:firstLineChars="0"/>
+        <w:ind w:left="425" w:hanging="425" w:leftChars="0" w:firstLineChars="0"/>
         <w:rPr>
           <w:rFonts w:hint="eastAsia"/>
           <w:lang w:val="en-US" w:eastAsia="zh-CN"/>
@@ -3863,12 +3758,12 @@
     </w:p>
     <w:p>
       <w:pPr>
-        <w:pStyle w:val="29"/>
+        <w:pStyle w:val="a1"/>
         <w:numPr>
           <w:ilvl w:val="0"/>
           <w:numId w:val="2"/>
         </w:numPr>
-        <w:ind w:left="425" w:leftChars="0" w:hanging="425" w:firstLineChars="0"/>
+        <w:ind w:left="425" w:hanging="425" w:leftChars="0" w:firstLineChars="0"/>
         <w:rPr>
           <w:rFonts w:hint="eastAsia"/>
           <w:lang w:val="en-US" w:eastAsia="zh-CN"/>
@@ -3884,7 +3779,7 @@
     </w:p>
     <w:p>
       <w:pPr>
-        <w:pStyle w:val="30"/>
+        <w:pStyle w:val="2"/>
         <w:keepNext w:val="0"/>
         <w:keepLines w:val="0"/>
         <w:pageBreakBefore w:val="0"/>
@@ -3903,7 +3798,7 @@
           <w:lang w:val="en-US" w:eastAsia="zh-CN"/>
         </w:rPr>
       </w:pPr>
-      <w:bookmarkStart w:id="6" w:name="_Toc11477"/>
+      <w:bookmarkStart w:id="7" w:name="_Toc11477"/>
       <w:r>
         <w:rPr>
           <w:rFonts w:hint="eastAsia"/>
@@ -3911,18 +3806,18 @@
         </w:rPr>
         <w:t>岗位职责</w:t>
       </w:r>
-      <w:bookmarkEnd w:id="6"/>
-    </w:p>
-    <w:p>
-      <w:pPr>
-        <w:pStyle w:val="31"/>
+      <w:bookmarkEnd w:id="7"/>
+    </w:p>
+    <w:p>
+      <w:pPr>
+        <w:pStyle w:val="3"/>
         <w:bidi w:val="0"/>
         <w:rPr>
           <w:rFonts w:hint="default"/>
           <w:lang w:val="en-US" w:eastAsia="zh-CN"/>
         </w:rPr>
       </w:pPr>
-      <w:bookmarkStart w:id="7" w:name="_Toc30750"/>
+      <w:bookmarkStart w:id="8" w:name="_Toc30750"/>
       <w:r>
         <w:rPr>
           <w:rFonts w:hint="default"/>
@@ -3930,11 +3825,11 @@
         </w:rPr>
         <w:t>运维部</w:t>
       </w:r>
-      <w:bookmarkEnd w:id="7"/>
-    </w:p>
-    <w:p>
-      <w:pPr>
-        <w:pStyle w:val="29"/>
+      <w:bookmarkEnd w:id="8"/>
+    </w:p>
+    <w:p>
+      <w:pPr>
+        <w:pStyle w:val="a1"/>
         <w:rPr>
           <w:rFonts w:hint="default"/>
           <w:lang w:val="en-US" w:eastAsia="zh-CN"/>
@@ -3950,14 +3845,14 @@
     </w:p>
     <w:p>
       <w:pPr>
-        <w:pStyle w:val="31"/>
+        <w:pStyle w:val="3"/>
         <w:bidi w:val="0"/>
         <w:rPr>
           <w:rFonts w:hint="default"/>
           <w:lang w:val="en-US" w:eastAsia="zh-CN"/>
         </w:rPr>
       </w:pPr>
-      <w:bookmarkStart w:id="8" w:name="_Toc8241"/>
+      <w:bookmarkStart w:id="9" w:name="_Toc8241"/>
       <w:r>
         <w:rPr>
           <w:rFonts w:hint="default"/>
@@ -3965,11 +3860,11 @@
         </w:rPr>
         <w:t>采购部</w:t>
       </w:r>
-      <w:bookmarkEnd w:id="8"/>
-    </w:p>
-    <w:p>
-      <w:pPr>
-        <w:pStyle w:val="29"/>
+      <w:bookmarkEnd w:id="9"/>
+    </w:p>
+    <w:p>
+      <w:pPr>
+        <w:pStyle w:val="a1"/>
         <w:rPr>
           <w:rFonts w:hint="default"/>
           <w:lang w:val="en-US" w:eastAsia="zh-CN"/>
@@ -3985,14 +3880,14 @@
     </w:p>
     <w:p>
       <w:pPr>
-        <w:pStyle w:val="31"/>
+        <w:pStyle w:val="3"/>
         <w:bidi w:val="0"/>
         <w:rPr>
           <w:rFonts w:hint="default"/>
           <w:lang w:val="en-US" w:eastAsia="zh-CN"/>
         </w:rPr>
       </w:pPr>
-      <w:bookmarkStart w:id="9" w:name="_Toc24289"/>
+      <w:bookmarkStart w:id="10" w:name="_Toc24289"/>
       <w:r>
         <w:rPr>
           <w:rFonts w:hint="default"/>
@@ -4000,11 +3895,11 @@
         </w:rPr>
         <w:t>质量部</w:t>
       </w:r>
-      <w:bookmarkEnd w:id="9"/>
-    </w:p>
-    <w:p>
-      <w:pPr>
-        <w:pStyle w:val="29"/>
+      <w:bookmarkEnd w:id="10"/>
+    </w:p>
+    <w:p>
+      <w:pPr>
+        <w:pStyle w:val="a1"/>
         <w:rPr>
           <w:rFonts w:hint="default"/>
           <w:lang w:val="en-US" w:eastAsia="zh-CN"/>
@@ -4020,14 +3915,14 @@
     </w:p>
     <w:p>
       <w:pPr>
-        <w:pStyle w:val="31"/>
+        <w:pStyle w:val="3"/>
         <w:bidi w:val="0"/>
         <w:rPr>
           <w:rFonts w:hint="default"/>
           <w:lang w:val="en-US" w:eastAsia="zh-CN"/>
         </w:rPr>
       </w:pPr>
-      <w:bookmarkStart w:id="10" w:name="_Toc16395"/>
+      <w:bookmarkStart w:id="11" w:name="_Toc16395"/>
       <w:r>
         <w:rPr>
           <w:rFonts w:hint="default"/>
@@ -4035,11 +3930,11 @@
         </w:rPr>
         <w:t>研发部</w:t>
       </w:r>
-      <w:bookmarkEnd w:id="10"/>
-    </w:p>
-    <w:p>
-      <w:pPr>
-        <w:pStyle w:val="29"/>
+      <w:bookmarkEnd w:id="11"/>
+    </w:p>
+    <w:p>
+      <w:pPr>
+        <w:pStyle w:val="a1"/>
         <w:rPr>
           <w:rFonts w:hint="default"/>
           <w:lang w:val="en-US" w:eastAsia="zh-CN"/>
@@ -4055,14 +3950,14 @@
     </w:p>
     <w:p>
       <w:pPr>
-        <w:pStyle w:val="31"/>
+        <w:pStyle w:val="3"/>
         <w:bidi w:val="0"/>
         <w:rPr>
           <w:rFonts w:hint="default"/>
           <w:lang w:val="en-US" w:eastAsia="zh-CN"/>
         </w:rPr>
       </w:pPr>
-      <w:bookmarkStart w:id="11" w:name="_Toc16146"/>
+      <w:bookmarkStart w:id="12" w:name="_Toc16146"/>
       <w:r>
         <w:rPr>
           <w:rFonts w:hint="default"/>
@@ -4070,11 +3965,11 @@
         </w:rPr>
         <w:t>人力部</w:t>
       </w:r>
-      <w:bookmarkEnd w:id="11"/>
-    </w:p>
-    <w:p>
-      <w:pPr>
-        <w:pStyle w:val="29"/>
+      <w:bookmarkEnd w:id="12"/>
+    </w:p>
+    <w:p>
+      <w:pPr>
+        <w:pStyle w:val="a1"/>
         <w:rPr>
           <w:rFonts w:hint="default"/>
           <w:lang w:val="en-US" w:eastAsia="zh-CN"/>
@@ -4090,7 +3985,7 @@
     </w:p>
     <w:p>
       <w:pPr>
-        <w:pStyle w:val="28"/>
+        <w:pStyle w:val="1"/>
         <w:keepNext w:val="0"/>
         <w:keepLines w:val="0"/>
         <w:pageBreakBefore w:val="0"/>
@@ -4109,7 +4004,7 @@
           <w:lang w:val="en-US" w:eastAsia="zh-CN"/>
         </w:rPr>
       </w:pPr>
-      <w:bookmarkStart w:id="12" w:name="_Toc11229"/>
+      <w:bookmarkStart w:id="13" w:name="_Toc11229"/>
       <w:r>
         <w:rPr>
           <w:rFonts w:hint="eastAsia"/>
@@ -4117,11 +4012,11 @@
         </w:rPr>
         <w:t>引用依据</w:t>
       </w:r>
-      <w:bookmarkEnd w:id="12"/>
-    </w:p>
-    <w:p>
-      <w:pPr>
-        <w:pStyle w:val="29"/>
+      <w:bookmarkEnd w:id="13"/>
+    </w:p>
+    <w:p>
+      <w:pPr>
+        <w:pStyle w:val="a1"/>
         <w:rPr>
           <w:rFonts w:hint="eastAsia"/>
           <w:lang w:val="en-US" w:eastAsia="zh-CN"/>
@@ -4137,12 +4032,12 @@
     </w:p>
     <w:p>
       <w:pPr>
-        <w:pStyle w:val="29"/>
+        <w:pStyle w:val="a1"/>
         <w:numPr>
           <w:ilvl w:val="0"/>
           <w:numId w:val="3"/>
         </w:numPr>
-        <w:ind w:left="425" w:leftChars="0" w:hanging="425" w:firstLineChars="0"/>
+        <w:ind w:left="425" w:hanging="425" w:leftChars="0" w:firstLineChars="0"/>
         <w:rPr>
           <w:rFonts w:hint="eastAsia"/>
           <w:lang w:val="en-US" w:eastAsia="zh-CN"/>
@@ -4158,12 +4053,12 @@
     </w:p>
     <w:p>
       <w:pPr>
-        <w:pStyle w:val="29"/>
+        <w:pStyle w:val="a1"/>
         <w:numPr>
           <w:ilvl w:val="0"/>
           <w:numId w:val="3"/>
         </w:numPr>
-        <w:ind w:left="425" w:leftChars="0" w:hanging="425" w:firstLineChars="0"/>
+        <w:ind w:left="425" w:hanging="425" w:leftChars="0" w:firstLineChars="0"/>
         <w:rPr>
           <w:rFonts w:hint="eastAsia"/>
           <w:lang w:val="en-US" w:eastAsia="zh-CN"/>
@@ -4179,12 +4074,12 @@
     </w:p>
     <w:p>
       <w:pPr>
-        <w:pStyle w:val="29"/>
+        <w:pStyle w:val="a1"/>
         <w:numPr>
           <w:ilvl w:val="0"/>
           <w:numId w:val="3"/>
         </w:numPr>
-        <w:ind w:left="425" w:leftChars="0" w:hanging="425" w:firstLineChars="0"/>
+        <w:ind w:left="425" w:hanging="425" w:leftChars="0" w:firstLineChars="0"/>
         <w:rPr>
           <w:rFonts w:hint="eastAsia"/>
           <w:lang w:val="en-US" w:eastAsia="zh-CN"/>
@@ -4200,12 +4095,12 @@
     </w:p>
     <w:p>
       <w:pPr>
-        <w:pStyle w:val="29"/>
+        <w:pStyle w:val="a1"/>
         <w:numPr>
           <w:ilvl w:val="0"/>
           <w:numId w:val="3"/>
         </w:numPr>
-        <w:ind w:left="425" w:leftChars="0" w:hanging="425" w:firstLineChars="0"/>
+        <w:ind w:left="425" w:hanging="425" w:leftChars="0" w:firstLineChars="0"/>
         <w:rPr>
           <w:rFonts w:hint="eastAsia"/>
           <w:lang w:val="en-US" w:eastAsia="zh-CN"/>
@@ -4221,7 +4116,7 @@
     </w:p>
     <w:p>
       <w:pPr>
-        <w:pStyle w:val="28"/>
+        <w:pStyle w:val="1"/>
         <w:keepNext w:val="0"/>
         <w:keepLines w:val="0"/>
         <w:pageBreakBefore w:val="0"/>
@@ -4236,7 +4131,7 @@
         <w:snapToGrid w:val="0"/>
         <w:textAlignment w:val="baseline"/>
       </w:pPr>
-      <w:bookmarkStart w:id="13" w:name="_Toc29582"/>
+      <w:bookmarkStart w:id="14" w:name="_Toc29582"/>
       <w:r>
         <w:rPr>
           <w:rFonts w:hint="eastAsia"/>
@@ -4244,28 +4139,28 @@
         </w:rPr>
         <w:t>定义与术语</w:t>
       </w:r>
-      <w:bookmarkEnd w:id="13"/>
-    </w:p>
-    <w:p>
-      <w:pPr>
-        <w:pStyle w:val="30"/>
+      <w:bookmarkEnd w:id="14"/>
+    </w:p>
+    <w:p>
+      <w:pPr>
+        <w:pStyle w:val="2"/>
         <w:bidi w:val="0"/>
         <w:rPr>
           <w:rFonts w:hint="eastAsia"/>
         </w:rPr>
       </w:pPr>
-      <w:bookmarkStart w:id="14" w:name="_Toc20274"/>
+      <w:bookmarkStart w:id="15" w:name="_Toc20274"/>
       <w:r>
         <w:rPr>
           <w:rFonts w:hint="eastAsia"/>
         </w:rPr>
         <w:t>软件库</w:t>
       </w:r>
-      <w:bookmarkEnd w:id="14"/>
-    </w:p>
-    <w:p>
-      <w:pPr>
-        <w:pStyle w:val="29"/>
+      <w:bookmarkEnd w:id="15"/>
+    </w:p>
+    <w:p>
+      <w:pPr>
+        <w:pStyle w:val="a1"/>
         <w:rPr>
           <w:rFonts w:hint="eastAsia"/>
         </w:rPr>
@@ -4279,24 +4174,24 @@
     </w:p>
     <w:p>
       <w:pPr>
-        <w:pStyle w:val="30"/>
+        <w:pStyle w:val="2"/>
         <w:bidi w:val="0"/>
         <w:rPr>
           <w:rFonts w:hint="eastAsia"/>
         </w:rPr>
       </w:pPr>
-      <w:bookmarkStart w:id="15" w:name="_Toc19787"/>
+      <w:bookmarkStart w:id="16" w:name="_Toc19787"/>
       <w:r>
         <w:rPr>
           <w:rFonts w:hint="eastAsia"/>
         </w:rPr>
         <w:t>软件资产</w:t>
       </w:r>
-      <w:bookmarkEnd w:id="15"/>
-    </w:p>
-    <w:p>
-      <w:pPr>
-        <w:pStyle w:val="29"/>
+      <w:bookmarkEnd w:id="16"/>
+    </w:p>
+    <w:p>
+      <w:pPr>
+        <w:pStyle w:val="a1"/>
         <w:rPr>
           <w:rFonts w:hint="eastAsia"/>
         </w:rPr>
@@ -4310,24 +4205,24 @@
     </w:p>
     <w:p>
       <w:pPr>
-        <w:pStyle w:val="30"/>
+        <w:pStyle w:val="2"/>
         <w:bidi w:val="0"/>
         <w:rPr>
           <w:rFonts w:hint="eastAsia"/>
         </w:rPr>
       </w:pPr>
-      <w:bookmarkStart w:id="16" w:name="_Toc25693"/>
+      <w:bookmarkStart w:id="17" w:name="_Toc25693"/>
       <w:r>
         <w:rPr>
           <w:rFonts w:hint="eastAsia"/>
         </w:rPr>
         <w:t>基线版本</w:t>
       </w:r>
-      <w:bookmarkEnd w:id="16"/>
-    </w:p>
-    <w:p>
-      <w:pPr>
-        <w:pStyle w:val="29"/>
+      <w:bookmarkEnd w:id="17"/>
+    </w:p>
+    <w:p>
+      <w:pPr>
+        <w:pStyle w:val="a1"/>
       </w:pPr>
       <w:r>
         <w:rPr>
@@ -4338,7 +4233,7 @@
     </w:p>
     <w:p>
       <w:pPr>
-        <w:pStyle w:val="28"/>
+        <w:pStyle w:val="1"/>
         <w:keepNext w:val="0"/>
         <w:keepLines w:val="0"/>
         <w:pageBreakBefore w:val="0"/>
@@ -4357,7 +4252,7 @@
           <w:lang w:val="en-US" w:eastAsia="zh-CN"/>
         </w:rPr>
       </w:pPr>
-      <w:bookmarkStart w:id="17" w:name="_Toc24001"/>
+      <w:bookmarkStart w:id="18" w:name="_Toc24001"/>
       <w:r>
         <w:rPr>
           <w:rFonts w:hint="eastAsia"/>
@@ -4365,18 +4260,18 @@
         </w:rPr>
         <w:t>管理内容与要求</w:t>
       </w:r>
-      <w:bookmarkEnd w:id="17"/>
-    </w:p>
-    <w:p>
-      <w:pPr>
-        <w:pStyle w:val="30"/>
+      <w:bookmarkEnd w:id="18"/>
+    </w:p>
+    <w:p>
+      <w:pPr>
+        <w:pStyle w:val="2"/>
         <w:bidi w:val="0"/>
         <w:rPr>
           <w:rFonts w:hint="default"/>
           <w:lang w:val="en-US" w:eastAsia="zh-CN"/>
         </w:rPr>
       </w:pPr>
-      <w:bookmarkStart w:id="18" w:name="_Toc7611"/>
+      <w:bookmarkStart w:id="19" w:name="_Toc7611"/>
       <w:r>
         <w:rPr>
           <w:rFonts w:hint="default"/>
@@ -4384,11 +4279,11 @@
         </w:rPr>
         <w:t>软件分类与分级</w:t>
       </w:r>
-      <w:bookmarkEnd w:id="18"/>
-    </w:p>
-    <w:p>
-      <w:pPr>
-        <w:pStyle w:val="29"/>
+      <w:bookmarkEnd w:id="19"/>
+    </w:p>
+    <w:p>
+      <w:pPr>
+        <w:pStyle w:val="a1"/>
         <w:rPr>
           <w:rFonts w:hint="default"/>
           <w:lang w:val="en-US" w:eastAsia="zh-CN"/>
@@ -4404,7 +4299,7 @@
     </w:p>
     <w:p>
       <w:pPr>
-        <w:pStyle w:val="29"/>
+        <w:pStyle w:val="a1"/>
         <w:rPr>
           <w:rFonts w:hint="default"/>
           <w:lang w:val="en-US" w:eastAsia="zh-CN"/>
@@ -4420,7 +4315,7 @@
     </w:p>
     <w:p>
       <w:pPr>
-        <w:pStyle w:val="29"/>
+        <w:pStyle w:val="a1"/>
         <w:rPr>
           <w:rFonts w:hint="default"/>
           <w:lang w:val="en-US" w:eastAsia="zh-CN"/>
@@ -4436,7 +4331,7 @@
     </w:p>
     <w:p>
       <w:pPr>
-        <w:pStyle w:val="29"/>
+        <w:pStyle w:val="a1"/>
         <w:rPr>
           <w:rFonts w:hint="default"/>
           <w:lang w:val="en-US" w:eastAsia="zh-CN"/>
@@ -4452,7 +4347,7 @@
     </w:p>
     <w:p>
       <w:pPr>
-        <w:pStyle w:val="29"/>
+        <w:pStyle w:val="a1"/>
         <w:rPr>
           <w:rFonts w:hint="default"/>
           <w:lang w:val="en-US" w:eastAsia="zh-CN"/>
@@ -4468,7 +4363,7 @@
     </w:p>
     <w:p>
       <w:pPr>
-        <w:pStyle w:val="29"/>
+        <w:pStyle w:val="a1"/>
         <w:rPr>
           <w:rFonts w:hint="default"/>
           <w:lang w:val="en-US" w:eastAsia="zh-CN"/>
@@ -4484,7 +4379,7 @@
     </w:p>
     <w:p>
       <w:pPr>
-        <w:pStyle w:val="29"/>
+        <w:pStyle w:val="a1"/>
         <w:rPr>
           <w:rFonts w:hint="default"/>
           <w:lang w:val="en-US" w:eastAsia="zh-CN"/>
@@ -4500,7 +4395,7 @@
     </w:p>
     <w:p>
       <w:pPr>
-        <w:pStyle w:val="29"/>
+        <w:pStyle w:val="a1"/>
         <w:rPr>
           <w:rFonts w:hint="default"/>
           <w:lang w:val="en-US" w:eastAsia="zh-CN"/>
@@ -4516,7 +4411,7 @@
     </w:p>
     <w:p>
       <w:pPr>
-        <w:pStyle w:val="29"/>
+        <w:pStyle w:val="a1"/>
         <w:rPr>
           <w:rFonts w:hint="default"/>
           <w:lang w:val="en-US" w:eastAsia="zh-CN"/>
@@ -4532,14 +4427,14 @@
     </w:p>
     <w:p>
       <w:pPr>
-        <w:pStyle w:val="30"/>
+        <w:pStyle w:val="2"/>
         <w:bidi w:val="0"/>
         <w:rPr>
           <w:rFonts w:hint="default"/>
           <w:lang w:val="en-US" w:eastAsia="zh-CN"/>
         </w:rPr>
       </w:pPr>
-      <w:bookmarkStart w:id="19" w:name="_Toc24975"/>
+      <w:bookmarkStart w:id="20" w:name="_Toc24975"/>
       <w:r>
         <w:rPr>
           <w:rFonts w:hint="default"/>
@@ -4547,11 +4442,11 @@
         </w:rPr>
         <w:t>软件引入与入库</w:t>
       </w:r>
-      <w:bookmarkEnd w:id="19"/>
-    </w:p>
-    <w:p>
-      <w:pPr>
-        <w:pStyle w:val="29"/>
+      <w:bookmarkEnd w:id="20"/>
+    </w:p>
+    <w:p>
+      <w:pPr>
+        <w:pStyle w:val="a1"/>
         <w:rPr>
           <w:rFonts w:hint="default"/>
           <w:lang w:val="en-US" w:eastAsia="zh-CN"/>
@@ -4567,7 +4462,7 @@
     </w:p>
     <w:p>
       <w:pPr>
-        <w:pStyle w:val="29"/>
+        <w:pStyle w:val="a1"/>
         <w:rPr>
           <w:rFonts w:hint="default"/>
           <w:lang w:val="en-US" w:eastAsia="zh-CN"/>
@@ -4583,7 +4478,7 @@
     </w:p>
     <w:p>
       <w:pPr>
-        <w:pStyle w:val="29"/>
+        <w:pStyle w:val="a1"/>
         <w:rPr>
           <w:rFonts w:hint="default"/>
           <w:lang w:val="en-US" w:eastAsia="zh-CN"/>
@@ -4599,7 +4494,7 @@
     </w:p>
     <w:p>
       <w:pPr>
-        <w:pStyle w:val="29"/>
+        <w:pStyle w:val="a1"/>
         <w:rPr>
           <w:rFonts w:hint="default"/>
           <w:lang w:val="en-US" w:eastAsia="zh-CN"/>
@@ -4615,14 +4510,14 @@
     </w:p>
     <w:p>
       <w:pPr>
-        <w:pStyle w:val="30"/>
+        <w:pStyle w:val="2"/>
         <w:bidi w:val="0"/>
         <w:rPr>
           <w:rFonts w:hint="default"/>
           <w:lang w:val="en-US" w:eastAsia="zh-CN"/>
         </w:rPr>
       </w:pPr>
-      <w:bookmarkStart w:id="20" w:name="_Toc12859"/>
+      <w:bookmarkStart w:id="21" w:name="_Toc12859"/>
       <w:r>
         <w:rPr>
           <w:rFonts w:hint="default"/>
@@ -4630,11 +4525,11 @@
         </w:rPr>
         <w:t>软件存储与版本控制</w:t>
       </w:r>
-      <w:bookmarkEnd w:id="20"/>
-    </w:p>
-    <w:p>
-      <w:pPr>
-        <w:pStyle w:val="29"/>
+      <w:bookmarkEnd w:id="21"/>
+    </w:p>
+    <w:p>
+      <w:pPr>
+        <w:pStyle w:val="a1"/>
         <w:rPr>
           <w:rFonts w:hint="default"/>
           <w:lang w:val="en-US" w:eastAsia="zh-CN"/>
@@ -4650,7 +4545,7 @@
     </w:p>
     <w:p>
       <w:pPr>
-        <w:pStyle w:val="29"/>
+        <w:pStyle w:val="a1"/>
         <w:rPr>
           <w:rFonts w:hint="default"/>
           <w:lang w:val="en-US" w:eastAsia="zh-CN"/>
@@ -4666,7 +4561,7 @@
     </w:p>
     <w:p>
       <w:pPr>
-        <w:pStyle w:val="29"/>
+        <w:pStyle w:val="a1"/>
         <w:rPr>
           <w:rFonts w:hint="default"/>
           <w:lang w:val="en-US" w:eastAsia="zh-CN"/>
@@ -4682,14 +4577,14 @@
     </w:p>
     <w:p>
       <w:pPr>
-        <w:pStyle w:val="30"/>
+        <w:pStyle w:val="2"/>
         <w:bidi w:val="0"/>
         <w:rPr>
           <w:rFonts w:hint="default"/>
           <w:lang w:val="en-US" w:eastAsia="zh-CN"/>
         </w:rPr>
       </w:pPr>
-      <w:bookmarkStart w:id="21" w:name="_Toc13683"/>
+      <w:bookmarkStart w:id="22" w:name="_Toc13683"/>
       <w:r>
         <w:rPr>
           <w:rFonts w:hint="default"/>
@@ -4697,11 +4592,11 @@
         </w:rPr>
         <w:t>软件发布与部署</w:t>
       </w:r>
-      <w:bookmarkEnd w:id="21"/>
-    </w:p>
-    <w:p>
-      <w:pPr>
-        <w:pStyle w:val="29"/>
+      <w:bookmarkEnd w:id="22"/>
+    </w:p>
+    <w:p>
+      <w:pPr>
+        <w:pStyle w:val="a1"/>
         <w:rPr>
           <w:rFonts w:hint="default"/>
           <w:lang w:val="en-US" w:eastAsia="zh-CN"/>
@@ -4717,7 +4612,7 @@
     </w:p>
     <w:p>
       <w:pPr>
-        <w:pStyle w:val="29"/>
+        <w:pStyle w:val="a1"/>
         <w:rPr>
           <w:rFonts w:hint="default"/>
           <w:lang w:val="en-US" w:eastAsia="zh-CN"/>
@@ -4733,7 +4628,7 @@
     </w:p>
     <w:p>
       <w:pPr>
-        <w:pStyle w:val="29"/>
+        <w:pStyle w:val="a1"/>
         <w:rPr>
           <w:rFonts w:hint="default"/>
           <w:lang w:val="en-US" w:eastAsia="zh-CN"/>
@@ -4749,14 +4644,14 @@
     </w:p>
     <w:p>
       <w:pPr>
-        <w:pStyle w:val="30"/>
+        <w:pStyle w:val="2"/>
         <w:bidi w:val="0"/>
         <w:rPr>
           <w:rFonts w:hint="default"/>
           <w:lang w:val="en-US" w:eastAsia="zh-CN"/>
         </w:rPr>
       </w:pPr>
-      <w:bookmarkStart w:id="22" w:name="_Toc12037"/>
+      <w:bookmarkStart w:id="23" w:name="_Toc12037"/>
       <w:r>
         <w:rPr>
           <w:rFonts w:hint="default"/>
@@ -4764,11 +4659,11 @@
         </w:rPr>
         <w:t>软件维护与退役</w:t>
       </w:r>
-      <w:bookmarkEnd w:id="22"/>
-    </w:p>
-    <w:p>
-      <w:pPr>
-        <w:pStyle w:val="29"/>
+      <w:bookmarkEnd w:id="23"/>
+    </w:p>
+    <w:p>
+      <w:pPr>
+        <w:pStyle w:val="a1"/>
         <w:rPr>
           <w:rFonts w:hint="default"/>
           <w:lang w:val="en-US" w:eastAsia="zh-CN"/>
@@ -4784,7 +4679,7 @@
     </w:p>
     <w:p>
       <w:pPr>
-        <w:pStyle w:val="29"/>
+        <w:pStyle w:val="a1"/>
         <w:rPr>
           <w:rFonts w:hint="default"/>
           <w:lang w:val="en-US" w:eastAsia="zh-CN"/>
@@ -4800,7 +4695,7 @@
     </w:p>
     <w:p>
       <w:pPr>
-        <w:pStyle w:val="29"/>
+        <w:pStyle w:val="a1"/>
         <w:rPr>
           <w:rFonts w:hint="default"/>
           <w:lang w:val="en-US" w:eastAsia="zh-CN"/>
@@ -4816,14 +4711,14 @@
     </w:p>
     <w:p>
       <w:pPr>
-        <w:pStyle w:val="30"/>
+        <w:pStyle w:val="2"/>
         <w:bidi w:val="0"/>
         <w:rPr>
           <w:rFonts w:hint="default"/>
           <w:lang w:val="en-US" w:eastAsia="zh-CN"/>
         </w:rPr>
       </w:pPr>
-      <w:bookmarkStart w:id="23" w:name="_Toc20427"/>
+      <w:bookmarkStart w:id="24" w:name="_Toc20427"/>
       <w:r>
         <w:rPr>
           <w:rFonts w:hint="default"/>
@@ -4831,11 +4726,11 @@
         </w:rPr>
         <w:t>软件库备份与访问策略</w:t>
       </w:r>
-      <w:bookmarkEnd w:id="23"/>
-    </w:p>
-    <w:p>
-      <w:pPr>
-        <w:pStyle w:val="29"/>
+      <w:bookmarkEnd w:id="24"/>
+    </w:p>
+    <w:p>
+      <w:pPr>
+        <w:pStyle w:val="a1"/>
         <w:rPr>
           <w:rFonts w:hint="default"/>
           <w:lang w:val="en-US" w:eastAsia="zh-CN"/>
@@ -4851,14 +4746,14 @@
     </w:p>
     <w:p>
       <w:pPr>
-        <w:pStyle w:val="31"/>
+        <w:pStyle w:val="3"/>
         <w:bidi w:val="0"/>
         <w:rPr>
           <w:rFonts w:hint="default"/>
           <w:lang w:val="en-US" w:eastAsia="zh-CN"/>
         </w:rPr>
       </w:pPr>
-      <w:bookmarkStart w:id="24" w:name="_Toc16246"/>
+      <w:bookmarkStart w:id="25" w:name="_Toc16246"/>
       <w:r>
         <w:rPr>
           <w:rFonts w:hint="default"/>
@@ -4866,16 +4761,16 @@
         </w:rPr>
         <w:t>软件库备份策略</w:t>
       </w:r>
-      <w:bookmarkEnd w:id="24"/>
-    </w:p>
-    <w:p>
-      <w:pPr>
-        <w:pStyle w:val="29"/>
+      <w:bookmarkEnd w:id="25"/>
+    </w:p>
+    <w:p>
+      <w:pPr>
+        <w:pStyle w:val="a1"/>
         <w:numPr>
           <w:ilvl w:val="0"/>
           <w:numId w:val="4"/>
         </w:numPr>
-        <w:ind w:left="425" w:leftChars="0" w:hanging="425" w:firstLineChars="0"/>
+        <w:ind w:left="425" w:hanging="425" w:leftChars="0" w:firstLineChars="0"/>
         <w:rPr>
           <w:rFonts w:hint="default"/>
           <w:lang w:val="en-US" w:eastAsia="zh-CN"/>
@@ -4891,7 +4786,7 @@
     </w:p>
     <w:p>
       <w:pPr>
-        <w:pStyle w:val="29"/>
+        <w:pStyle w:val="a1"/>
         <w:rPr>
           <w:rFonts w:hint="default"/>
           <w:lang w:val="en-US" w:eastAsia="zh-CN"/>
@@ -4907,7 +4802,7 @@
     </w:p>
     <w:p>
       <w:pPr>
-        <w:pStyle w:val="29"/>
+        <w:pStyle w:val="a1"/>
         <w:rPr>
           <w:rFonts w:hint="default"/>
           <w:lang w:val="en-US" w:eastAsia="zh-CN"/>
@@ -4923,7 +4818,7 @@
     </w:p>
     <w:p>
       <w:pPr>
-        <w:pStyle w:val="29"/>
+        <w:pStyle w:val="a1"/>
         <w:rPr>
           <w:rFonts w:hint="default"/>
           <w:lang w:val="en-US" w:eastAsia="zh-CN"/>
@@ -4939,7 +4834,7 @@
     </w:p>
     <w:p>
       <w:pPr>
-        <w:pStyle w:val="29"/>
+        <w:pStyle w:val="a1"/>
         <w:rPr>
           <w:rFonts w:hint="default"/>
           <w:lang w:val="en-US" w:eastAsia="zh-CN"/>
@@ -4955,7 +4850,7 @@
     </w:p>
     <w:p>
       <w:pPr>
-        <w:pStyle w:val="29"/>
+        <w:pStyle w:val="a1"/>
         <w:rPr>
           <w:rFonts w:hint="default"/>
           <w:lang w:val="en-US" w:eastAsia="zh-CN"/>
@@ -4971,12 +4866,12 @@
     </w:p>
     <w:p>
       <w:pPr>
-        <w:pStyle w:val="29"/>
+        <w:pStyle w:val="a1"/>
         <w:numPr>
           <w:ilvl w:val="0"/>
           <w:numId w:val="4"/>
         </w:numPr>
-        <w:ind w:left="425" w:leftChars="0" w:hanging="425" w:firstLineChars="0"/>
+        <w:ind w:left="425" w:hanging="425" w:leftChars="0" w:firstLineChars="0"/>
         <w:rPr>
           <w:rFonts w:hint="default"/>
           <w:lang w:val="en-US" w:eastAsia="zh-CN"/>
@@ -4992,7 +4887,7 @@
     </w:p>
     <w:p>
       <w:pPr>
-        <w:pStyle w:val="29"/>
+        <w:pStyle w:val="a1"/>
         <w:rPr>
           <w:rFonts w:hint="default"/>
           <w:lang w:val="en-US" w:eastAsia="zh-CN"/>
@@ -5008,7 +4903,7 @@
     </w:p>
     <w:p>
       <w:pPr>
-        <w:pStyle w:val="29"/>
+        <w:pStyle w:val="a1"/>
         <w:rPr>
           <w:rFonts w:hint="default"/>
           <w:lang w:val="en-US" w:eastAsia="zh-CN"/>
@@ -5024,7 +4919,7 @@
     </w:p>
     <w:p>
       <w:pPr>
-        <w:pStyle w:val="29"/>
+        <w:pStyle w:val="a1"/>
         <w:rPr>
           <w:rFonts w:hint="default"/>
           <w:lang w:val="en-US" w:eastAsia="zh-CN"/>
@@ -5040,12 +4935,12 @@
     </w:p>
     <w:p>
       <w:pPr>
-        <w:pStyle w:val="29"/>
+        <w:pStyle w:val="a1"/>
         <w:numPr>
           <w:ilvl w:val="0"/>
           <w:numId w:val="4"/>
         </w:numPr>
-        <w:ind w:left="425" w:leftChars="0" w:hanging="425" w:firstLineChars="0"/>
+        <w:ind w:left="425" w:hanging="425" w:leftChars="0" w:firstLineChars="0"/>
         <w:rPr>
           <w:rFonts w:hint="default"/>
           <w:lang w:val="en-US" w:eastAsia="zh-CN"/>
@@ -5061,7 +4956,7 @@
     </w:p>
     <w:p>
       <w:pPr>
-        <w:pStyle w:val="29"/>
+        <w:pStyle w:val="a1"/>
         <w:rPr>
           <w:rFonts w:hint="default"/>
           <w:lang w:val="en-US" w:eastAsia="zh-CN"/>
@@ -5077,7 +4972,7 @@
     </w:p>
     <w:p>
       <w:pPr>
-        <w:pStyle w:val="29"/>
+        <w:pStyle w:val="a1"/>
         <w:rPr>
           <w:rFonts w:hint="default"/>
           <w:lang w:val="en-US" w:eastAsia="zh-CN"/>
@@ -5093,7 +4988,7 @@
     </w:p>
     <w:p>
       <w:pPr>
-        <w:pStyle w:val="29"/>
+        <w:pStyle w:val="a1"/>
         <w:rPr>
           <w:rFonts w:hint="default"/>
           <w:lang w:val="en-US" w:eastAsia="zh-CN"/>
@@ -5109,12 +5004,12 @@
     </w:p>
     <w:p>
       <w:pPr>
-        <w:pStyle w:val="29"/>
+        <w:pStyle w:val="a1"/>
         <w:numPr>
           <w:ilvl w:val="0"/>
           <w:numId w:val="4"/>
         </w:numPr>
-        <w:ind w:left="425" w:leftChars="0" w:hanging="425" w:firstLineChars="0"/>
+        <w:ind w:left="425" w:hanging="425" w:leftChars="0" w:firstLineChars="0"/>
         <w:rPr>
           <w:rFonts w:hint="default"/>
           <w:lang w:val="en-US" w:eastAsia="zh-CN"/>
@@ -5130,7 +5025,7 @@
     </w:p>
     <w:p>
       <w:pPr>
-        <w:pStyle w:val="29"/>
+        <w:pStyle w:val="a1"/>
         <w:rPr>
           <w:rFonts w:hint="default"/>
           <w:lang w:val="en-US" w:eastAsia="zh-CN"/>
@@ -5146,7 +5041,7 @@
     </w:p>
     <w:p>
       <w:pPr>
-        <w:pStyle w:val="29"/>
+        <w:pStyle w:val="a1"/>
         <w:rPr>
           <w:rFonts w:hint="default"/>
           <w:lang w:val="en-US" w:eastAsia="zh-CN"/>
@@ -5162,12 +5057,12 @@
     </w:p>
     <w:p>
       <w:pPr>
-        <w:pStyle w:val="29"/>
+        <w:pStyle w:val="a1"/>
         <w:numPr>
           <w:ilvl w:val="0"/>
           <w:numId w:val="4"/>
         </w:numPr>
-        <w:ind w:left="425" w:leftChars="0" w:hanging="425" w:firstLineChars="0"/>
+        <w:ind w:left="425" w:hanging="425" w:leftChars="0" w:firstLineChars="0"/>
         <w:rPr>
           <w:rFonts w:hint="default"/>
           <w:lang w:val="en-US" w:eastAsia="zh-CN"/>
@@ -5183,7 +5078,7 @@
     </w:p>
     <w:p>
       <w:pPr>
-        <w:pStyle w:val="29"/>
+        <w:pStyle w:val="a1"/>
         <w:rPr>
           <w:rFonts w:hint="default"/>
           <w:lang w:val="en-US" w:eastAsia="zh-CN"/>
@@ -5199,7 +5094,7 @@
     </w:p>
     <w:p>
       <w:pPr>
-        <w:pStyle w:val="29"/>
+        <w:pStyle w:val="a1"/>
         <w:rPr>
           <w:rFonts w:hint="default"/>
           <w:lang w:val="en-US" w:eastAsia="zh-CN"/>
@@ -5215,14 +5110,14 @@
     </w:p>
     <w:p>
       <w:pPr>
-        <w:pStyle w:val="31"/>
+        <w:pStyle w:val="3"/>
         <w:bidi w:val="0"/>
         <w:rPr>
           <w:rFonts w:hint="default"/>
           <w:lang w:val="en-US" w:eastAsia="zh-CN"/>
         </w:rPr>
       </w:pPr>
-      <w:bookmarkStart w:id="25" w:name="_Toc19246"/>
+      <w:bookmarkStart w:id="26" w:name="_Toc19246"/>
       <w:r>
         <w:rPr>
           <w:rFonts w:hint="default"/>
@@ -5230,16 +5125,16 @@
         </w:rPr>
         <w:t>软件库访问策略</w:t>
       </w:r>
-      <w:bookmarkEnd w:id="25"/>
-    </w:p>
-    <w:p>
-      <w:pPr>
-        <w:pStyle w:val="29"/>
+      <w:bookmarkEnd w:id="26"/>
+    </w:p>
+    <w:p>
+      <w:pPr>
+        <w:pStyle w:val="a1"/>
         <w:numPr>
           <w:ilvl w:val="0"/>
           <w:numId w:val="5"/>
         </w:numPr>
-        <w:ind w:left="425" w:leftChars="0" w:hanging="425" w:firstLineChars="0"/>
+        <w:ind w:left="425" w:hanging="425" w:leftChars="0" w:firstLineChars="0"/>
         <w:rPr>
           <w:rFonts w:hint="default"/>
           <w:lang w:val="en-US" w:eastAsia="zh-CN"/>
@@ -5255,7 +5150,7 @@
     </w:p>
     <w:p>
       <w:pPr>
-        <w:pStyle w:val="29"/>
+        <w:pStyle w:val="a1"/>
         <w:rPr>
           <w:rFonts w:hint="default"/>
           <w:lang w:val="en-US" w:eastAsia="zh-CN"/>
@@ -5274,15 +5169,14 @@
         <w:tblW w:w="8495" w:type="dxa"/>
         <w:jc w:val="center"/>
         <w:tblBorders>
-          <w:top w:val="none" w:color="auto" w:sz="0" w:space="0"/>
-          <w:left w:val="none" w:color="auto" w:sz="0" w:space="0"/>
-          <w:bottom w:val="none" w:color="auto" w:sz="0" w:space="0"/>
-          <w:right w:val="none" w:color="auto" w:sz="0" w:space="0"/>
-          <w:insideH w:val="none" w:color="auto" w:sz="0" w:space="0"/>
-          <w:insideV w:val="none" w:color="auto" w:sz="0" w:space="0"/>
+          <w:top w:val="nil"/>
+          <w:left w:val="nil"/>
+          <w:bottom w:val="nil"/>
+          <w:right w:val="nil"/>
+          <w:insideH w:val="nil"/>
+          <w:insideV w:val="nil"/>
         </w:tblBorders>
         <w:shd w:val="clear" w:color="auto" w:fill="auto"/>
-        <w:tblLayout w:type="autofit"/>
         <w:tblCellMar>
           <w:top w:w="15" w:type="dxa"/>
           <w:left w:w="15" w:type="dxa"/>
@@ -5297,13 +5191,15 @@
       </w:tblGrid>
       <w:tr>
         <w:tblPrEx>
+          <w:tblW w:w="8495" w:type="dxa"/>
+          <w:jc w:val="center"/>
           <w:tblBorders>
-            <w:top w:val="none" w:color="auto" w:sz="0" w:space="0"/>
-            <w:left w:val="none" w:color="auto" w:sz="0" w:space="0"/>
-            <w:bottom w:val="none" w:color="auto" w:sz="0" w:space="0"/>
-            <w:right w:val="none" w:color="auto" w:sz="0" w:space="0"/>
-            <w:insideH w:val="none" w:color="auto" w:sz="0" w:space="0"/>
-            <w:insideV w:val="none" w:color="auto" w:sz="0" w:space="0"/>
+            <w:top w:val="nil"/>
+            <w:left w:val="nil"/>
+            <w:bottom w:val="nil"/>
+            <w:right w:val="nil"/>
+            <w:insideH w:val="nil"/>
+            <w:insideV w:val="nil"/>
           </w:tblBorders>
           <w:shd w:val="clear" w:color="auto" w:fill="auto"/>
           <w:tblCellMar>
@@ -5314,7 +5210,7 @@
           </w:tblCellMar>
         </w:tblPrEx>
         <w:trPr>
-          <w:trHeight w:val="0" w:hRule="atLeast"/>
+          <w:trHeight w:val="0"/>
           <w:tblHeader/>
           <w:jc w:val="center"/>
         </w:trPr>
@@ -5322,13 +5218,12 @@
           <w:tcPr>
             <w:tcW w:w="0" w:type="auto"/>
             <w:tcBorders>
-              <w:top w:val="single" w:color="auto" w:sz="12" w:space="0"/>
-              <w:left w:val="single" w:color="auto" w:sz="12" w:space="0"/>
+              <w:top w:val="single" w:sz="12" w:space="0" w:color="auto"/>
+              <w:left w:val="single" w:sz="12" w:space="0" w:color="auto"/>
               <w:bottom w:val="nil"/>
               <w:right w:val="nil"/>
             </w:tcBorders>
             <w:shd w:val="clear" w:color="auto" w:fill="auto"/>
-            <w:noWrap w:val="0"/>
             <w:tcMar>
               <w:top w:w="120" w:type="dxa"/>
               <w:left w:w="-1" w:type="dxa"/>
@@ -5345,10 +5240,10 @@
               <w:suppressLineNumbers w:val="0"/>
               <w:snapToGrid w:val="0"/>
               <w:spacing w:line="240" w:lineRule="auto"/>
-              <w:ind w:left="0" w:leftChars="0" w:right="0" w:rightChars="0" w:firstLine="0" w:firstLineChars="0"/>
+              <w:ind w:left="0" w:right="0" w:firstLine="0" w:leftChars="0" w:rightChars="0" w:firstLineChars="0"/>
               <w:jc w:val="center"/>
               <w:rPr>
-                <w:rFonts w:ascii="Segoe UI" w:hAnsi="Segoe UI" w:eastAsia="Segoe UI" w:cs="Segoe UI"/>
+                <w:rFonts w:ascii="Segoe UI" w:eastAsia="Segoe UI" w:hAnsi="Segoe UI" w:cs="Segoe UI"/>
                 <w:b/>
                 <w:i w:val="0"/>
                 <w:iCs w:val="0"/>
@@ -5361,7 +5256,7 @@
             </w:pPr>
             <w:r>
               <w:rPr>
-                <w:rFonts w:hint="default" w:ascii="Segoe UI" w:hAnsi="Segoe UI" w:eastAsia="Segoe UI" w:cs="Segoe UI"/>
+                <w:rFonts w:ascii="Segoe UI" w:eastAsia="Segoe UI" w:hAnsi="Segoe UI" w:cs="Segoe UI" w:hint="default"/>
                 <w:b/>
                 <w:i w:val="0"/>
                 <w:iCs w:val="0"/>
@@ -5372,8 +5267,8 @@
                 <w:kern w:val="0"/>
                 <w:sz w:val="18"/>
                 <w:szCs w:val="18"/>
-                <w:bdr w:val="none" w:color="auto" w:sz="0" w:space="0"/>
-                <w:lang w:val="en-US" w:eastAsia="zh-CN" w:bidi="ar"/>
+                <w:bdr w:val="nil"/>
+                <w:lang w:val="en-US" w:eastAsia="zh-CN"/>
               </w:rPr>
               <w:t>权限级别</w:t>
             </w:r>
@@ -5383,13 +5278,12 @@
           <w:tcPr>
             <w:tcW w:w="0" w:type="auto"/>
             <w:tcBorders>
-              <w:top w:val="single" w:color="auto" w:sz="12" w:space="0"/>
-              <w:left w:val="single" w:color="auto" w:sz="4" w:space="0"/>
+              <w:top w:val="single" w:sz="12" w:space="0" w:color="auto"/>
+              <w:left w:val="single" w:sz="4" w:space="0" w:color="auto"/>
               <w:bottom w:val="nil"/>
               <w:right w:val="nil"/>
             </w:tcBorders>
             <w:shd w:val="clear" w:color="auto" w:fill="auto"/>
-            <w:noWrap w:val="0"/>
             <w:tcMar>
               <w:top w:w="120" w:type="dxa"/>
               <w:left w:w="192" w:type="dxa"/>
@@ -5406,10 +5300,10 @@
               <w:suppressLineNumbers w:val="0"/>
               <w:snapToGrid w:val="0"/>
               <w:spacing w:line="240" w:lineRule="auto"/>
-              <w:ind w:left="0" w:leftChars="0" w:right="0" w:rightChars="0" w:firstLine="0" w:firstLineChars="0"/>
+              <w:ind w:left="0" w:right="0" w:firstLine="0" w:leftChars="0" w:rightChars="0" w:firstLineChars="0"/>
               <w:jc w:val="center"/>
               <w:rPr>
-                <w:rFonts w:hint="default" w:ascii="Segoe UI" w:hAnsi="Segoe UI" w:eastAsia="Segoe UI" w:cs="Segoe UI"/>
+                <w:rFonts w:ascii="Segoe UI" w:eastAsia="Segoe UI" w:hAnsi="Segoe UI" w:cs="Segoe UI" w:hint="default"/>
                 <w:b/>
                 <w:i w:val="0"/>
                 <w:iCs w:val="0"/>
@@ -5422,7 +5316,7 @@
             </w:pPr>
             <w:r>
               <w:rPr>
-                <w:rFonts w:hint="default" w:ascii="Segoe UI" w:hAnsi="Segoe UI" w:eastAsia="Segoe UI" w:cs="Segoe UI"/>
+                <w:rFonts w:ascii="Segoe UI" w:eastAsia="Segoe UI" w:hAnsi="Segoe UI" w:cs="Segoe UI" w:hint="default"/>
                 <w:b/>
                 <w:i w:val="0"/>
                 <w:iCs w:val="0"/>
@@ -5433,8 +5327,8 @@
                 <w:kern w:val="0"/>
                 <w:sz w:val="18"/>
                 <w:szCs w:val="18"/>
-                <w:bdr w:val="none" w:color="auto" w:sz="0" w:space="0"/>
-                <w:lang w:val="en-US" w:eastAsia="zh-CN" w:bidi="ar"/>
+                <w:bdr w:val="nil"/>
+                <w:lang w:val="en-US" w:eastAsia="zh-CN"/>
               </w:rPr>
               <w:t>适用角色</w:t>
             </w:r>
@@ -5444,13 +5338,12 @@
           <w:tcPr>
             <w:tcW w:w="4347" w:type="dxa"/>
             <w:tcBorders>
-              <w:top w:val="single" w:color="auto" w:sz="12" w:space="0"/>
-              <w:left w:val="single" w:color="auto" w:sz="4" w:space="0"/>
+              <w:top w:val="single" w:sz="12" w:space="0" w:color="auto"/>
+              <w:left w:val="single" w:sz="4" w:space="0" w:color="auto"/>
               <w:bottom w:val="nil"/>
-              <w:right w:val="single" w:color="auto" w:sz="12" w:space="0"/>
+              <w:right w:val="single" w:sz="12" w:space="0" w:color="auto"/>
             </w:tcBorders>
             <w:shd w:val="clear" w:color="auto" w:fill="auto"/>
-            <w:noWrap w:val="0"/>
             <w:tcMar>
               <w:top w:w="120" w:type="dxa"/>
               <w:left w:w="192" w:type="dxa"/>
@@ -5467,10 +5360,10 @@
               <w:suppressLineNumbers w:val="0"/>
               <w:snapToGrid w:val="0"/>
               <w:spacing w:line="240" w:lineRule="auto"/>
-              <w:ind w:left="0" w:leftChars="0" w:right="0" w:rightChars="0" w:firstLine="0" w:firstLineChars="0"/>
+              <w:ind w:left="0" w:right="0" w:firstLine="0" w:leftChars="0" w:rightChars="0" w:firstLineChars="0"/>
               <w:jc w:val="center"/>
               <w:rPr>
-                <w:rFonts w:hint="default" w:ascii="Segoe UI" w:hAnsi="Segoe UI" w:eastAsia="Segoe UI" w:cs="Segoe UI"/>
+                <w:rFonts w:ascii="Segoe UI" w:eastAsia="Segoe UI" w:hAnsi="Segoe UI" w:cs="Segoe UI" w:hint="default"/>
                 <w:b/>
                 <w:i w:val="0"/>
                 <w:iCs w:val="0"/>
@@ -5483,7 +5376,7 @@
             </w:pPr>
             <w:r>
               <w:rPr>
-                <w:rFonts w:hint="default" w:ascii="Segoe UI" w:hAnsi="Segoe UI" w:eastAsia="Segoe UI" w:cs="Segoe UI"/>
+                <w:rFonts w:ascii="Segoe UI" w:eastAsia="Segoe UI" w:hAnsi="Segoe UI" w:cs="Segoe UI" w:hint="default"/>
                 <w:b/>
                 <w:i w:val="0"/>
                 <w:iCs w:val="0"/>
@@ -5494,8 +5387,8 @@
                 <w:kern w:val="0"/>
                 <w:sz w:val="18"/>
                 <w:szCs w:val="18"/>
-                <w:bdr w:val="none" w:color="auto" w:sz="0" w:space="0"/>
-                <w:lang w:val="en-US" w:eastAsia="zh-CN" w:bidi="ar"/>
+                <w:bdr w:val="nil"/>
+                <w:lang w:val="en-US" w:eastAsia="zh-CN"/>
               </w:rPr>
               <w:t>允许操作</w:t>
             </w:r>
@@ -5504,14 +5397,8 @@
       </w:tr>
       <w:tr>
         <w:tblPrEx>
-          <w:tblBorders>
-            <w:top w:val="none" w:color="auto" w:sz="0" w:space="0"/>
-            <w:left w:val="none" w:color="auto" w:sz="0" w:space="0"/>
-            <w:bottom w:val="none" w:color="auto" w:sz="0" w:space="0"/>
-            <w:right w:val="none" w:color="auto" w:sz="0" w:space="0"/>
-            <w:insideH w:val="none" w:color="auto" w:sz="0" w:space="0"/>
-            <w:insideV w:val="none" w:color="auto" w:sz="0" w:space="0"/>
-          </w:tblBorders>
+          <w:tblW w:w="8495" w:type="dxa"/>
+          <w:jc w:val="center"/>
           <w:shd w:val="clear" w:color="auto" w:fill="auto"/>
           <w:tblCellMar>
             <w:top w:w="15" w:type="dxa"/>
@@ -5521,20 +5408,19 @@
           </w:tblCellMar>
         </w:tblPrEx>
         <w:trPr>
-          <w:trHeight w:val="0" w:hRule="atLeast"/>
+          <w:trHeight w:val="0"/>
           <w:jc w:val="center"/>
         </w:trPr>
         <w:tc>
           <w:tcPr>
             <w:tcW w:w="0" w:type="auto"/>
             <w:tcBorders>
-              <w:top w:val="single" w:color="auto" w:sz="4" w:space="0"/>
-              <w:left w:val="single" w:color="auto" w:sz="12" w:space="0"/>
+              <w:top w:val="single" w:sz="4" w:space="0" w:color="auto"/>
+              <w:left w:val="single" w:sz="12" w:space="0" w:color="auto"/>
               <w:bottom w:val="nil"/>
               <w:right w:val="nil"/>
             </w:tcBorders>
             <w:shd w:val="clear" w:color="auto" w:fill="auto"/>
-            <w:noWrap w:val="0"/>
             <w:tcMar>
               <w:top w:w="120" w:type="dxa"/>
               <w:left w:w="-1" w:type="dxa"/>
@@ -5551,10 +5437,10 @@
               <w:suppressLineNumbers w:val="0"/>
               <w:snapToGrid w:val="0"/>
               <w:spacing w:line="240" w:lineRule="auto"/>
-              <w:ind w:left="0" w:leftChars="0" w:right="0" w:rightChars="0" w:firstLine="0" w:firstLineChars="0"/>
+              <w:ind w:left="0" w:right="0" w:firstLine="0" w:leftChars="0" w:rightChars="0" w:firstLineChars="0"/>
               <w:jc w:val="center"/>
               <w:rPr>
-                <w:rFonts w:hint="default" w:ascii="Segoe UI" w:hAnsi="Segoe UI" w:eastAsia="Segoe UI" w:cs="Segoe UI"/>
+                <w:rFonts w:ascii="Segoe UI" w:eastAsia="Segoe UI" w:hAnsi="Segoe UI" w:cs="Segoe UI" w:hint="default"/>
                 <w:i w:val="0"/>
                 <w:iCs w:val="0"/>
                 <w:caps w:val="0"/>
@@ -5566,7 +5452,7 @@
             </w:pPr>
             <w:r>
               <w:rPr>
-                <w:rFonts w:hint="default" w:ascii="Segoe UI" w:hAnsi="Segoe UI" w:eastAsia="Segoe UI" w:cs="Segoe UI"/>
+                <w:rFonts w:ascii="Segoe UI" w:eastAsia="Segoe UI" w:hAnsi="Segoe UI" w:cs="Segoe UI" w:hint="default"/>
                 <w:i w:val="0"/>
                 <w:iCs w:val="0"/>
                 <w:caps w:val="0"/>
@@ -5576,8 +5462,8 @@
                 <w:kern w:val="0"/>
                 <w:sz w:val="18"/>
                 <w:szCs w:val="18"/>
-                <w:bdr w:val="none" w:color="auto" w:sz="0" w:space="0"/>
-                <w:lang w:val="en-US" w:eastAsia="zh-CN" w:bidi="ar"/>
+                <w:bdr w:val="nil"/>
+                <w:lang w:val="en-US" w:eastAsia="zh-CN"/>
               </w:rPr>
               <w:t>管理员</w:t>
             </w:r>
@@ -5587,13 +5473,12 @@
           <w:tcPr>
             <w:tcW w:w="0" w:type="auto"/>
             <w:tcBorders>
-              <w:top w:val="single" w:color="auto" w:sz="4" w:space="0"/>
-              <w:left w:val="single" w:color="auto" w:sz="4" w:space="0"/>
+              <w:top w:val="single" w:sz="4" w:space="0" w:color="auto"/>
+              <w:left w:val="single" w:sz="4" w:space="0" w:color="auto"/>
               <w:bottom w:val="nil"/>
               <w:right w:val="nil"/>
             </w:tcBorders>
             <w:shd w:val="clear" w:color="auto" w:fill="auto"/>
-            <w:noWrap w:val="0"/>
             <w:tcMar>
               <w:top w:w="120" w:type="dxa"/>
               <w:left w:w="192" w:type="dxa"/>
@@ -5610,10 +5495,10 @@
               <w:suppressLineNumbers w:val="0"/>
               <w:snapToGrid w:val="0"/>
               <w:spacing w:line="240" w:lineRule="auto"/>
-              <w:ind w:left="0" w:leftChars="0" w:right="0" w:rightChars="0" w:firstLine="0" w:firstLineChars="0"/>
+              <w:ind w:left="0" w:right="0" w:firstLine="0" w:leftChars="0" w:rightChars="0" w:firstLineChars="0"/>
               <w:jc w:val="center"/>
               <w:rPr>
-                <w:rFonts w:hint="default" w:ascii="Segoe UI" w:hAnsi="Segoe UI" w:eastAsia="Segoe UI" w:cs="Segoe UI"/>
+                <w:rFonts w:ascii="Segoe UI" w:eastAsia="Segoe UI" w:hAnsi="Segoe UI" w:cs="Segoe UI" w:hint="default"/>
                 <w:i w:val="0"/>
                 <w:iCs w:val="0"/>
                 <w:caps w:val="0"/>
@@ -5625,7 +5510,7 @@
             </w:pPr>
             <w:r>
               <w:rPr>
-                <w:rFonts w:hint="default" w:ascii="Segoe UI" w:hAnsi="Segoe UI" w:eastAsia="Segoe UI" w:cs="Segoe UI"/>
+                <w:rFonts w:ascii="Segoe UI" w:eastAsia="Segoe UI" w:hAnsi="Segoe UI" w:cs="Segoe UI" w:hint="default"/>
                 <w:i w:val="0"/>
                 <w:iCs w:val="0"/>
                 <w:caps w:val="0"/>
@@ -5635,8 +5520,8 @@
                 <w:kern w:val="0"/>
                 <w:sz w:val="18"/>
                 <w:szCs w:val="18"/>
-                <w:bdr w:val="none" w:color="auto" w:sz="0" w:space="0"/>
-                <w:lang w:val="en-US" w:eastAsia="zh-CN" w:bidi="ar"/>
+                <w:bdr w:val="nil"/>
+                <w:lang w:val="en-US" w:eastAsia="zh-CN"/>
               </w:rPr>
               <w:t>软件库管理员</w:t>
             </w:r>
@@ -5646,13 +5531,12 @@
           <w:tcPr>
             <w:tcW w:w="4347" w:type="dxa"/>
             <w:tcBorders>
-              <w:top w:val="single" w:color="auto" w:sz="4" w:space="0"/>
-              <w:left w:val="single" w:color="auto" w:sz="4" w:space="0"/>
+              <w:top w:val="single" w:sz="4" w:space="0" w:color="auto"/>
+              <w:left w:val="single" w:sz="4" w:space="0" w:color="auto"/>
               <w:bottom w:val="nil"/>
-              <w:right w:val="single" w:color="auto" w:sz="12" w:space="0"/>
+              <w:right w:val="single" w:sz="12" w:space="0" w:color="auto"/>
             </w:tcBorders>
             <w:shd w:val="clear" w:color="auto" w:fill="auto"/>
-            <w:noWrap w:val="0"/>
             <w:tcMar>
               <w:top w:w="120" w:type="dxa"/>
               <w:left w:w="192" w:type="dxa"/>
@@ -5669,10 +5553,10 @@
               <w:suppressLineNumbers w:val="0"/>
               <w:snapToGrid w:val="0"/>
               <w:spacing w:line="240" w:lineRule="auto"/>
-              <w:ind w:left="0" w:leftChars="0" w:right="0" w:rightChars="0" w:firstLine="0" w:firstLineChars="0"/>
+              <w:ind w:left="0" w:right="0" w:firstLine="0" w:leftChars="0" w:rightChars="0" w:firstLineChars="0"/>
               <w:jc w:val="left"/>
               <w:rPr>
-                <w:rFonts w:hint="default" w:ascii="Segoe UI" w:hAnsi="Segoe UI" w:eastAsia="Segoe UI" w:cs="Segoe UI"/>
+                <w:rFonts w:ascii="Segoe UI" w:eastAsia="Segoe UI" w:hAnsi="Segoe UI" w:cs="Segoe UI" w:hint="default"/>
                 <w:i w:val="0"/>
                 <w:iCs w:val="0"/>
                 <w:caps w:val="0"/>
@@ -5684,7 +5568,7 @@
             </w:pPr>
             <w:r>
               <w:rPr>
-                <w:rFonts w:hint="default" w:ascii="Segoe UI" w:hAnsi="Segoe UI" w:eastAsia="Segoe UI" w:cs="Segoe UI"/>
+                <w:rFonts w:ascii="Segoe UI" w:eastAsia="Segoe UI" w:hAnsi="Segoe UI" w:cs="Segoe UI" w:hint="default"/>
                 <w:i w:val="0"/>
                 <w:iCs w:val="0"/>
                 <w:caps w:val="0"/>
@@ -5694,8 +5578,8 @@
                 <w:kern w:val="0"/>
                 <w:sz w:val="18"/>
                 <w:szCs w:val="18"/>
-                <w:bdr w:val="none" w:color="auto" w:sz="0" w:space="0"/>
-                <w:lang w:val="en-US" w:eastAsia="zh-CN" w:bidi="ar"/>
+                <w:bdr w:val="nil"/>
+                <w:lang w:val="en-US" w:eastAsia="zh-CN"/>
               </w:rPr>
               <w:t>读写、删除、审批、权限配置、备份恢复</w:t>
             </w:r>
@@ -5704,14 +5588,8 @@
       </w:tr>
       <w:tr>
         <w:tblPrEx>
-          <w:tblBorders>
-            <w:top w:val="none" w:color="auto" w:sz="0" w:space="0"/>
-            <w:left w:val="none" w:color="auto" w:sz="0" w:space="0"/>
-            <w:bottom w:val="none" w:color="auto" w:sz="0" w:space="0"/>
-            <w:right w:val="none" w:color="auto" w:sz="0" w:space="0"/>
-            <w:insideH w:val="none" w:color="auto" w:sz="0" w:space="0"/>
-            <w:insideV w:val="none" w:color="auto" w:sz="0" w:space="0"/>
-          </w:tblBorders>
+          <w:tblW w:w="8495" w:type="dxa"/>
+          <w:jc w:val="center"/>
           <w:shd w:val="clear" w:color="auto" w:fill="auto"/>
           <w:tblCellMar>
             <w:top w:w="15" w:type="dxa"/>
@@ -5721,20 +5599,19 @@
           </w:tblCellMar>
         </w:tblPrEx>
         <w:trPr>
-          <w:trHeight w:val="0" w:hRule="atLeast"/>
+          <w:trHeight w:val="0"/>
           <w:jc w:val="center"/>
         </w:trPr>
         <w:tc>
           <w:tcPr>
             <w:tcW w:w="0" w:type="auto"/>
             <w:tcBorders>
-              <w:top w:val="single" w:color="auto" w:sz="4" w:space="0"/>
-              <w:left w:val="single" w:color="auto" w:sz="12" w:space="0"/>
+              <w:top w:val="single" w:sz="4" w:space="0" w:color="auto"/>
+              <w:left w:val="single" w:sz="12" w:space="0" w:color="auto"/>
               <w:bottom w:val="nil"/>
               <w:right w:val="nil"/>
             </w:tcBorders>
             <w:shd w:val="clear" w:color="auto" w:fill="auto"/>
-            <w:noWrap w:val="0"/>
             <w:tcMar>
               <w:top w:w="120" w:type="dxa"/>
               <w:left w:w="-1" w:type="dxa"/>
@@ -5751,10 +5628,10 @@
               <w:suppressLineNumbers w:val="0"/>
               <w:snapToGrid w:val="0"/>
               <w:spacing w:line="240" w:lineRule="auto"/>
-              <w:ind w:left="0" w:leftChars="0" w:right="0" w:rightChars="0" w:firstLine="0" w:firstLineChars="0"/>
+              <w:ind w:left="0" w:right="0" w:firstLine="0" w:leftChars="0" w:rightChars="0" w:firstLineChars="0"/>
               <w:jc w:val="center"/>
               <w:rPr>
-                <w:rFonts w:hint="default" w:ascii="Segoe UI" w:hAnsi="Segoe UI" w:eastAsia="Segoe UI" w:cs="Segoe UI"/>
+                <w:rFonts w:ascii="Segoe UI" w:eastAsia="Segoe UI" w:hAnsi="Segoe UI" w:cs="Segoe UI" w:hint="default"/>
                 <w:i w:val="0"/>
                 <w:iCs w:val="0"/>
                 <w:caps w:val="0"/>
@@ -5766,7 +5643,7 @@
             </w:pPr>
             <w:r>
               <w:rPr>
-                <w:rFonts w:hint="default" w:ascii="Segoe UI" w:hAnsi="Segoe UI" w:eastAsia="Segoe UI" w:cs="Segoe UI"/>
+                <w:rFonts w:ascii="Segoe UI" w:eastAsia="Segoe UI" w:hAnsi="Segoe UI" w:cs="Segoe UI" w:hint="default"/>
                 <w:i w:val="0"/>
                 <w:iCs w:val="0"/>
                 <w:caps w:val="0"/>
@@ -5776,8 +5653,8 @@
                 <w:kern w:val="0"/>
                 <w:sz w:val="18"/>
                 <w:szCs w:val="18"/>
-                <w:bdr w:val="none" w:color="auto" w:sz="0" w:space="0"/>
-                <w:lang w:val="en-US" w:eastAsia="zh-CN" w:bidi="ar"/>
+                <w:bdr w:val="nil"/>
+                <w:lang w:val="en-US" w:eastAsia="zh-CN"/>
               </w:rPr>
               <w:t>发布者</w:t>
             </w:r>
@@ -5787,13 +5664,12 @@
           <w:tcPr>
             <w:tcW w:w="0" w:type="auto"/>
             <w:tcBorders>
-              <w:top w:val="single" w:color="auto" w:sz="4" w:space="0"/>
-              <w:left w:val="single" w:color="auto" w:sz="4" w:space="0"/>
+              <w:top w:val="single" w:sz="4" w:space="0" w:color="auto"/>
+              <w:left w:val="single" w:sz="4" w:space="0" w:color="auto"/>
               <w:bottom w:val="nil"/>
               <w:right w:val="nil"/>
             </w:tcBorders>
             <w:shd w:val="clear" w:color="auto" w:fill="auto"/>
-            <w:noWrap w:val="0"/>
             <w:tcMar>
               <w:top w:w="120" w:type="dxa"/>
               <w:left w:w="192" w:type="dxa"/>
@@ -5810,10 +5686,10 @@
               <w:suppressLineNumbers w:val="0"/>
               <w:snapToGrid w:val="0"/>
               <w:spacing w:line="240" w:lineRule="auto"/>
-              <w:ind w:left="0" w:leftChars="0" w:right="0" w:rightChars="0" w:firstLine="0" w:firstLineChars="0"/>
+              <w:ind w:left="0" w:right="0" w:firstLine="0" w:leftChars="0" w:rightChars="0" w:firstLineChars="0"/>
               <w:jc w:val="center"/>
               <w:rPr>
-                <w:rFonts w:hint="default" w:ascii="Segoe UI" w:hAnsi="Segoe UI" w:eastAsia="Segoe UI" w:cs="Segoe UI"/>
+                <w:rFonts w:ascii="Segoe UI" w:eastAsia="Segoe UI" w:hAnsi="Segoe UI" w:cs="Segoe UI" w:hint="default"/>
                 <w:i w:val="0"/>
                 <w:iCs w:val="0"/>
                 <w:caps w:val="0"/>
@@ -5825,7 +5701,7 @@
             </w:pPr>
             <w:r>
               <w:rPr>
-                <w:rFonts w:hint="default" w:ascii="Segoe UI" w:hAnsi="Segoe UI" w:eastAsia="Segoe UI" w:cs="Segoe UI"/>
+                <w:rFonts w:ascii="Segoe UI" w:eastAsia="Segoe UI" w:hAnsi="Segoe UI" w:cs="Segoe UI" w:hint="default"/>
                 <w:i w:val="0"/>
                 <w:iCs w:val="0"/>
                 <w:caps w:val="0"/>
@@ -5835,8 +5711,8 @@
                 <w:kern w:val="0"/>
                 <w:sz w:val="18"/>
                 <w:szCs w:val="18"/>
-                <w:bdr w:val="none" w:color="auto" w:sz="0" w:space="0"/>
-                <w:lang w:val="en-US" w:eastAsia="zh-CN" w:bidi="ar"/>
+                <w:bdr w:val="nil"/>
+                <w:lang w:val="en-US" w:eastAsia="zh-CN"/>
               </w:rPr>
               <w:t>运维工程师、发布负责人</w:t>
             </w:r>
@@ -5846,13 +5722,12 @@
           <w:tcPr>
             <w:tcW w:w="4347" w:type="dxa"/>
             <w:tcBorders>
-              <w:top w:val="single" w:color="auto" w:sz="4" w:space="0"/>
-              <w:left w:val="single" w:color="auto" w:sz="4" w:space="0"/>
+              <w:top w:val="single" w:sz="4" w:space="0" w:color="auto"/>
+              <w:left w:val="single" w:sz="4" w:space="0" w:color="auto"/>
               <w:bottom w:val="nil"/>
-              <w:right w:val="single" w:color="auto" w:sz="12" w:space="0"/>
+              <w:right w:val="single" w:sz="12" w:space="0" w:color="auto"/>
             </w:tcBorders>
             <w:shd w:val="clear" w:color="auto" w:fill="auto"/>
-            <w:noWrap w:val="0"/>
             <w:tcMar>
               <w:top w:w="120" w:type="dxa"/>
               <w:left w:w="192" w:type="dxa"/>
@@ -5869,10 +5744,10 @@
               <w:suppressLineNumbers w:val="0"/>
               <w:snapToGrid w:val="0"/>
               <w:spacing w:line="240" w:lineRule="auto"/>
-              <w:ind w:left="0" w:leftChars="0" w:right="0" w:rightChars="0" w:firstLine="0" w:firstLineChars="0"/>
+              <w:ind w:left="0" w:right="0" w:firstLine="0" w:leftChars="0" w:rightChars="0" w:firstLineChars="0"/>
               <w:jc w:val="left"/>
               <w:rPr>
-                <w:rFonts w:hint="default" w:ascii="Segoe UI" w:hAnsi="Segoe UI" w:eastAsia="Segoe UI" w:cs="Segoe UI"/>
+                <w:rFonts w:ascii="Segoe UI" w:eastAsia="Segoe UI" w:hAnsi="Segoe UI" w:cs="Segoe UI" w:hint="default"/>
                 <w:i w:val="0"/>
                 <w:iCs w:val="0"/>
                 <w:caps w:val="0"/>
@@ -5884,7 +5759,7 @@
             </w:pPr>
             <w:r>
               <w:rPr>
-                <w:rFonts w:hint="default" w:ascii="Segoe UI" w:hAnsi="Segoe UI" w:eastAsia="Segoe UI" w:cs="Segoe UI"/>
+                <w:rFonts w:ascii="Segoe UI" w:eastAsia="Segoe UI" w:hAnsi="Segoe UI" w:cs="Segoe UI" w:hint="default"/>
                 <w:i w:val="0"/>
                 <w:iCs w:val="0"/>
                 <w:caps w:val="0"/>
@@ -5894,8 +5769,8 @@
                 <w:kern w:val="0"/>
                 <w:sz w:val="18"/>
                 <w:szCs w:val="18"/>
-                <w:bdr w:val="none" w:color="auto" w:sz="0" w:space="0"/>
-                <w:lang w:val="en-US" w:eastAsia="zh-CN" w:bidi="ar"/>
+                <w:bdr w:val="nil"/>
+                <w:lang w:val="en-US" w:eastAsia="zh-CN"/>
               </w:rPr>
               <w:t>上传、下载、版本更新、部署申请</w:t>
             </w:r>
@@ -5904,14 +5779,8 @@
       </w:tr>
       <w:tr>
         <w:tblPrEx>
-          <w:tblBorders>
-            <w:top w:val="none" w:color="auto" w:sz="0" w:space="0"/>
-            <w:left w:val="none" w:color="auto" w:sz="0" w:space="0"/>
-            <w:bottom w:val="none" w:color="auto" w:sz="0" w:space="0"/>
-            <w:right w:val="none" w:color="auto" w:sz="0" w:space="0"/>
-            <w:insideH w:val="none" w:color="auto" w:sz="0" w:space="0"/>
-            <w:insideV w:val="none" w:color="auto" w:sz="0" w:space="0"/>
-          </w:tblBorders>
+          <w:tblW w:w="8495" w:type="dxa"/>
+          <w:jc w:val="center"/>
           <w:shd w:val="clear" w:color="auto" w:fill="auto"/>
           <w:tblCellMar>
             <w:top w:w="15" w:type="dxa"/>
@@ -5921,20 +5790,19 @@
           </w:tblCellMar>
         </w:tblPrEx>
         <w:trPr>
-          <w:trHeight w:val="0" w:hRule="atLeast"/>
+          <w:trHeight w:val="0"/>
           <w:jc w:val="center"/>
         </w:trPr>
         <w:tc>
           <w:tcPr>
             <w:tcW w:w="1154" w:type="dxa"/>
             <w:tcBorders>
-              <w:top w:val="single" w:color="auto" w:sz="4" w:space="0"/>
-              <w:left w:val="single" w:color="auto" w:sz="12" w:space="0"/>
-              <w:bottom w:val="single" w:color="auto" w:sz="12" w:space="0"/>
+              <w:top w:val="single" w:sz="4" w:space="0" w:color="auto"/>
+              <w:left w:val="single" w:sz="12" w:space="0" w:color="auto"/>
+              <w:bottom w:val="single" w:sz="12" w:space="0" w:color="auto"/>
               <w:right w:val="nil"/>
             </w:tcBorders>
             <w:shd w:val="clear" w:color="auto" w:fill="auto"/>
-            <w:noWrap w:val="0"/>
             <w:tcMar>
               <w:top w:w="120" w:type="dxa"/>
               <w:left w:w="-1" w:type="dxa"/>
@@ -5951,10 +5819,10 @@
               <w:suppressLineNumbers w:val="0"/>
               <w:snapToGrid w:val="0"/>
               <w:spacing w:line="240" w:lineRule="auto"/>
-              <w:ind w:left="0" w:leftChars="0" w:right="0" w:rightChars="0" w:firstLine="0" w:firstLineChars="0"/>
+              <w:ind w:left="0" w:right="0" w:firstLine="0" w:leftChars="0" w:rightChars="0" w:firstLineChars="0"/>
               <w:jc w:val="center"/>
               <w:rPr>
-                <w:rFonts w:hint="default" w:ascii="Segoe UI" w:hAnsi="Segoe UI" w:eastAsia="Segoe UI" w:cs="Segoe UI"/>
+                <w:rFonts w:ascii="Segoe UI" w:eastAsia="Segoe UI" w:hAnsi="Segoe UI" w:cs="Segoe UI" w:hint="default"/>
                 <w:i w:val="0"/>
                 <w:iCs w:val="0"/>
                 <w:caps w:val="0"/>
@@ -5966,7 +5834,7 @@
             </w:pPr>
             <w:r>
               <w:rPr>
-                <w:rFonts w:hint="default" w:ascii="Segoe UI" w:hAnsi="Segoe UI" w:eastAsia="Segoe UI" w:cs="Segoe UI"/>
+                <w:rFonts w:ascii="Segoe UI" w:eastAsia="Segoe UI" w:hAnsi="Segoe UI" w:cs="Segoe UI" w:hint="default"/>
                 <w:i w:val="0"/>
                 <w:iCs w:val="0"/>
                 <w:caps w:val="0"/>
@@ -5976,8 +5844,8 @@
                 <w:kern w:val="0"/>
                 <w:sz w:val="18"/>
                 <w:szCs w:val="18"/>
-                <w:bdr w:val="none" w:color="auto" w:sz="0" w:space="0"/>
-                <w:lang w:val="en-US" w:eastAsia="zh-CN" w:bidi="ar"/>
+                <w:bdr w:val="nil"/>
+                <w:lang w:val="en-US" w:eastAsia="zh-CN"/>
               </w:rPr>
               <w:t>只读用户</w:t>
             </w:r>
@@ -5987,13 +5855,12 @@
           <w:tcPr>
             <w:tcW w:w="2994" w:type="dxa"/>
             <w:tcBorders>
-              <w:top w:val="single" w:color="auto" w:sz="4" w:space="0"/>
-              <w:left w:val="single" w:color="auto" w:sz="4" w:space="0"/>
-              <w:bottom w:val="single" w:color="auto" w:sz="12" w:space="0"/>
+              <w:top w:val="single" w:sz="4" w:space="0" w:color="auto"/>
+              <w:left w:val="single" w:sz="4" w:space="0" w:color="auto"/>
+              <w:bottom w:val="single" w:sz="12" w:space="0" w:color="auto"/>
               <w:right w:val="nil"/>
             </w:tcBorders>
             <w:shd w:val="clear" w:color="auto" w:fill="auto"/>
-            <w:noWrap w:val="0"/>
             <w:tcMar>
               <w:top w:w="120" w:type="dxa"/>
               <w:left w:w="192" w:type="dxa"/>
@@ -6010,10 +5877,10 @@
               <w:suppressLineNumbers w:val="0"/>
               <w:snapToGrid w:val="0"/>
               <w:spacing w:line="240" w:lineRule="auto"/>
-              <w:ind w:left="0" w:leftChars="0" w:right="0" w:rightChars="0" w:firstLine="0" w:firstLineChars="0"/>
+              <w:ind w:left="0" w:right="0" w:firstLine="0" w:leftChars="0" w:rightChars="0" w:firstLineChars="0"/>
               <w:jc w:val="center"/>
               <w:rPr>
-                <w:rFonts w:hint="default" w:ascii="Segoe UI" w:hAnsi="Segoe UI" w:eastAsia="Segoe UI" w:cs="Segoe UI"/>
+                <w:rFonts w:ascii="Segoe UI" w:eastAsia="Segoe UI" w:hAnsi="Segoe UI" w:cs="Segoe UI" w:hint="default"/>
                 <w:i w:val="0"/>
                 <w:iCs w:val="0"/>
                 <w:caps w:val="0"/>
@@ -6025,7 +5892,7 @@
             </w:pPr>
             <w:r>
               <w:rPr>
-                <w:rFonts w:hint="default" w:ascii="Segoe UI" w:hAnsi="Segoe UI" w:eastAsia="Segoe UI" w:cs="Segoe UI"/>
+                <w:rFonts w:ascii="Segoe UI" w:eastAsia="Segoe UI" w:hAnsi="Segoe UI" w:cs="Segoe UI" w:hint="default"/>
                 <w:i w:val="0"/>
                 <w:iCs w:val="0"/>
                 <w:caps w:val="0"/>
@@ -6035,8 +5902,8 @@
                 <w:kern w:val="0"/>
                 <w:sz w:val="18"/>
                 <w:szCs w:val="18"/>
-                <w:bdr w:val="none" w:color="auto" w:sz="0" w:space="0"/>
-                <w:lang w:val="en-US" w:eastAsia="zh-CN" w:bidi="ar"/>
+                <w:bdr w:val="nil"/>
+                <w:lang w:val="en-US" w:eastAsia="zh-CN"/>
               </w:rPr>
               <w:t>其他经授权的技术人员</w:t>
             </w:r>
@@ -6046,13 +5913,12 @@
           <w:tcPr>
             <w:tcW w:w="4347" w:type="dxa"/>
             <w:tcBorders>
-              <w:top w:val="single" w:color="auto" w:sz="4" w:space="0"/>
-              <w:left w:val="single" w:color="auto" w:sz="4" w:space="0"/>
-              <w:bottom w:val="single" w:color="auto" w:sz="12" w:space="0"/>
-              <w:right w:val="single" w:color="auto" w:sz="12" w:space="0"/>
+              <w:top w:val="single" w:sz="4" w:space="0" w:color="auto"/>
+              <w:left w:val="single" w:sz="4" w:space="0" w:color="auto"/>
+              <w:bottom w:val="single" w:sz="12" w:space="0" w:color="auto"/>
+              <w:right w:val="single" w:sz="12" w:space="0" w:color="auto"/>
             </w:tcBorders>
             <w:shd w:val="clear" w:color="auto" w:fill="auto"/>
-            <w:noWrap w:val="0"/>
             <w:tcMar>
               <w:top w:w="120" w:type="dxa"/>
               <w:left w:w="192" w:type="dxa"/>
@@ -6069,10 +5935,10 @@
               <w:suppressLineNumbers w:val="0"/>
               <w:snapToGrid w:val="0"/>
               <w:spacing w:line="240" w:lineRule="auto"/>
-              <w:ind w:left="0" w:leftChars="0" w:right="0" w:rightChars="0" w:firstLine="0" w:firstLineChars="0"/>
+              <w:ind w:left="0" w:right="0" w:firstLine="0" w:leftChars="0" w:rightChars="0" w:firstLineChars="0"/>
               <w:jc w:val="left"/>
               <w:rPr>
-                <w:rFonts w:hint="default" w:ascii="Segoe UI" w:hAnsi="Segoe UI" w:eastAsia="Segoe UI" w:cs="Segoe UI"/>
+                <w:rFonts w:ascii="Segoe UI" w:eastAsia="Segoe UI" w:hAnsi="Segoe UI" w:cs="Segoe UI" w:hint="default"/>
                 <w:i w:val="0"/>
                 <w:iCs w:val="0"/>
                 <w:caps w:val="0"/>
@@ -6084,7 +5950,7 @@
             </w:pPr>
             <w:r>
               <w:rPr>
-                <w:rFonts w:hint="default" w:ascii="Segoe UI" w:hAnsi="Segoe UI" w:eastAsia="Segoe UI" w:cs="Segoe UI"/>
+                <w:rFonts w:ascii="Segoe UI" w:eastAsia="Segoe UI" w:hAnsi="Segoe UI" w:cs="Segoe UI" w:hint="default"/>
                 <w:i w:val="0"/>
                 <w:iCs w:val="0"/>
                 <w:caps w:val="0"/>
@@ -6094,8 +5960,8 @@
                 <w:kern w:val="0"/>
                 <w:sz w:val="18"/>
                 <w:szCs w:val="18"/>
-                <w:bdr w:val="none" w:color="auto" w:sz="0" w:space="0"/>
-                <w:lang w:val="en-US" w:eastAsia="zh-CN" w:bidi="ar"/>
+                <w:bdr w:val="nil"/>
+                <w:lang w:val="en-US" w:eastAsia="zh-CN"/>
               </w:rPr>
               <w:t>查询、下载（受许可约束）</w:t>
             </w:r>
@@ -6105,12 +5971,12 @@
     </w:tbl>
     <w:p>
       <w:pPr>
-        <w:pStyle w:val="29"/>
+        <w:pStyle w:val="a1"/>
         <w:numPr>
           <w:ilvl w:val="0"/>
           <w:numId w:val="5"/>
         </w:numPr>
-        <w:ind w:left="425" w:leftChars="0" w:hanging="425" w:firstLineChars="0"/>
+        <w:ind w:left="425" w:hanging="425" w:leftChars="0" w:firstLineChars="0"/>
         <w:rPr>
           <w:rFonts w:hint="default"/>
           <w:lang w:val="en-US" w:eastAsia="zh-CN"/>
@@ -6126,7 +5992,7 @@
     </w:p>
     <w:p>
       <w:pPr>
-        <w:pStyle w:val="29"/>
+        <w:pStyle w:val="a1"/>
         <w:rPr>
           <w:rFonts w:hint="default"/>
           <w:lang w:val="en-US" w:eastAsia="zh-CN"/>
@@ -6142,52 +6008,28 @@
     </w:p>
     <w:p>
       <w:pPr>
-        <w:pStyle w:val="29"/>
-        <w:rPr>
-          <w:rFonts w:hint="default"/>
-          <w:lang w:val="en-US" w:eastAsia="zh-CN"/>
-        </w:rPr>
-      </w:pPr>
-      <w:r>
-        <w:rPr>
-          <w:rFonts w:hint="default"/>
-          <w:lang w:val="en-US" w:eastAsia="zh-CN"/>
-        </w:rPr>
-        <w:t>权限申请由运维部部长审批，敏感操作（删除、权限变更）须经运维部部长与质量部会签。</w:t>
-      </w:r>
-      <w:r>
-        <w:rPr>
-          <w:rFonts w:hint="eastAsia"/>
-          <w:lang w:val="en-US" w:eastAsia="zh-CN"/>
-        </w:rPr>
-      </w:r>
-      <w:r>
-        <w:rPr>
-          <w:rFonts w:hint="default"/>
-          <w:lang w:val="en-US" w:eastAsia="zh-CN"/>
-        </w:rPr>
-      </w:r>
-      <w:r>
-        <w:rPr>
-          <w:rFonts w:hint="eastAsia"/>
-          <w:lang w:val="en-US" w:eastAsia="zh-CN"/>
-        </w:rPr>
-      </w:r>
-      <w:r>
-        <w:rPr>
-          <w:rFonts w:hint="default"/>
-          <w:lang w:val="en-US" w:eastAsia="zh-CN"/>
-        </w:rPr>
-      </w:r>
-    </w:p>
-    <w:p>
-      <w:pPr>
-        <w:pStyle w:val="29"/>
+        <w:pStyle w:val="a1"/>
+        <w:rPr>
+          <w:rFonts w:hint="default"/>
+          <w:lang w:val="en-US" w:eastAsia="zh-CN"/>
+        </w:rPr>
+      </w:pPr>
+      <w:r>
+        <w:rPr>
+          <w:rFonts w:hint="default"/>
+          <w:lang w:val="en-US" w:eastAsia="zh-CN"/>
+        </w:rPr>
+        <w:t>权限申请由运维部经理审批，敏感操作（删除、权限变更）须经运维部经理与质量部会签。</w:t>
+      </w:r>
+    </w:p>
+    <w:p>
+      <w:pPr>
+        <w:pStyle w:val="a1"/>
         <w:numPr>
           <w:ilvl w:val="0"/>
           <w:numId w:val="5"/>
         </w:numPr>
-        <w:ind w:left="425" w:leftChars="0" w:hanging="425" w:firstLineChars="0"/>
+        <w:ind w:left="425" w:hanging="425" w:leftChars="0" w:firstLineChars="0"/>
         <w:rPr>
           <w:rFonts w:hint="default"/>
           <w:lang w:val="en-US" w:eastAsia="zh-CN"/>
@@ -6203,7 +6045,7 @@
     </w:p>
     <w:p>
       <w:pPr>
-        <w:pStyle w:val="29"/>
+        <w:pStyle w:val="a1"/>
         <w:rPr>
           <w:rFonts w:hint="default"/>
           <w:lang w:val="en-US" w:eastAsia="zh-CN"/>
@@ -6219,7 +6061,7 @@
     </w:p>
     <w:p>
       <w:pPr>
-        <w:pStyle w:val="29"/>
+        <w:pStyle w:val="a1"/>
         <w:rPr>
           <w:rFonts w:hint="default"/>
           <w:lang w:val="en-US" w:eastAsia="zh-CN"/>
@@ -6235,12 +6077,12 @@
     </w:p>
     <w:p>
       <w:pPr>
-        <w:pStyle w:val="29"/>
+        <w:pStyle w:val="a1"/>
         <w:numPr>
           <w:ilvl w:val="0"/>
           <w:numId w:val="5"/>
         </w:numPr>
-        <w:ind w:left="425" w:leftChars="0" w:hanging="425" w:firstLineChars="0"/>
+        <w:ind w:left="425" w:hanging="425" w:leftChars="0" w:firstLineChars="0"/>
         <w:rPr>
           <w:rFonts w:hint="default"/>
           <w:lang w:val="en-US" w:eastAsia="zh-CN"/>
@@ -6256,7 +6098,7 @@
     </w:p>
     <w:p>
       <w:pPr>
-        <w:pStyle w:val="29"/>
+        <w:pStyle w:val="a1"/>
         <w:rPr>
           <w:rFonts w:hint="default"/>
           <w:lang w:val="en-US" w:eastAsia="zh-CN"/>
@@ -6272,7 +6114,7 @@
     </w:p>
     <w:p>
       <w:pPr>
-        <w:pStyle w:val="29"/>
+        <w:pStyle w:val="a1"/>
         <w:rPr>
           <w:rFonts w:hint="default"/>
           <w:lang w:val="en-US" w:eastAsia="zh-CN"/>
@@ -6288,7 +6130,7 @@
     </w:p>
     <w:p>
       <w:pPr>
-        <w:pStyle w:val="29"/>
+        <w:pStyle w:val="a1"/>
         <w:rPr>
           <w:rFonts w:hint="default"/>
           <w:lang w:val="en-US" w:eastAsia="zh-CN"/>
@@ -6304,12 +6146,12 @@
     </w:p>
     <w:p>
       <w:pPr>
-        <w:pStyle w:val="29"/>
+        <w:pStyle w:val="a1"/>
         <w:numPr>
           <w:ilvl w:val="0"/>
           <w:numId w:val="5"/>
         </w:numPr>
-        <w:ind w:left="425" w:leftChars="0" w:hanging="425" w:firstLineChars="0"/>
+        <w:ind w:left="425" w:hanging="425" w:leftChars="0" w:firstLineChars="0"/>
         <w:rPr>
           <w:rFonts w:hint="default"/>
           <w:lang w:val="en-US" w:eastAsia="zh-CN"/>
@@ -6325,7 +6167,7 @@
     </w:p>
     <w:p>
       <w:pPr>
-        <w:pStyle w:val="29"/>
+        <w:pStyle w:val="a1"/>
         <w:rPr>
           <w:rFonts w:hint="default"/>
           <w:lang w:val="en-US" w:eastAsia="zh-CN"/>
@@ -6341,7 +6183,7 @@
     </w:p>
     <w:p>
       <w:pPr>
-        <w:pStyle w:val="29"/>
+        <w:pStyle w:val="a1"/>
         <w:rPr>
           <w:rFonts w:hint="default"/>
           <w:lang w:val="en-US" w:eastAsia="zh-CN"/>
@@ -6357,14 +6199,14 @@
     </w:p>
     <w:p>
       <w:pPr>
-        <w:pStyle w:val="30"/>
+        <w:pStyle w:val="2"/>
         <w:bidi w:val="0"/>
         <w:rPr>
           <w:rFonts w:hint="default"/>
           <w:lang w:val="en-US" w:eastAsia="zh-CN"/>
         </w:rPr>
       </w:pPr>
-      <w:bookmarkStart w:id="26" w:name="_Toc26054"/>
+      <w:bookmarkStart w:id="27" w:name="_Toc26054"/>
       <w:r>
         <w:rPr>
           <w:rFonts w:hint="eastAsia"/>
@@ -6372,22 +6214,21 @@
         </w:rPr>
         <w:t>考核指标</w:t>
       </w:r>
-      <w:bookmarkEnd w:id="26"/>
+      <w:bookmarkEnd w:id="27"/>
     </w:p>
     <w:tbl>
       <w:tblPr>
-        <w:tblStyle w:val="21"/>
+        <w:tblStyle w:val="TableGrid"/>
         <w:tblW w:w="0" w:type="auto"/>
         <w:jc w:val="center"/>
         <w:tblBorders>
-          <w:top w:val="single" w:color="auto" w:sz="4" w:space="0"/>
-          <w:left w:val="single" w:color="auto" w:sz="4" w:space="0"/>
-          <w:bottom w:val="single" w:color="auto" w:sz="4" w:space="0"/>
-          <w:right w:val="single" w:color="auto" w:sz="4" w:space="0"/>
-          <w:insideH w:val="single" w:color="auto" w:sz="4" w:space="0"/>
-          <w:insideV w:val="single" w:color="auto" w:sz="4" w:space="0"/>
+          <w:top w:val="single" w:sz="4" w:space="0" w:color="auto"/>
+          <w:left w:val="single" w:sz="4" w:space="0" w:color="auto"/>
+          <w:bottom w:val="single" w:sz="4" w:space="0" w:color="auto"/>
+          <w:right w:val="single" w:sz="4" w:space="0" w:color="auto"/>
+          <w:insideH w:val="single" w:sz="4" w:space="0" w:color="auto"/>
+          <w:insideV w:val="single" w:sz="4" w:space="0" w:color="auto"/>
         </w:tblBorders>
-        <w:tblLayout w:type="autofit"/>
         <w:tblCellMar>
           <w:top w:w="0" w:type="dxa"/>
           <w:left w:w="108" w:type="dxa"/>
@@ -6404,13 +6245,15 @@
       </w:tblGrid>
       <w:tr>
         <w:tblPrEx>
+          <w:tblW w:w="0" w:type="auto"/>
+          <w:jc w:val="center"/>
           <w:tblBorders>
-            <w:top w:val="single" w:color="auto" w:sz="4" w:space="0"/>
-            <w:left w:val="single" w:color="auto" w:sz="4" w:space="0"/>
-            <w:bottom w:val="single" w:color="auto" w:sz="4" w:space="0"/>
-            <w:right w:val="single" w:color="auto" w:sz="4" w:space="0"/>
-            <w:insideH w:val="single" w:color="auto" w:sz="4" w:space="0"/>
-            <w:insideV w:val="single" w:color="auto" w:sz="4" w:space="0"/>
+            <w:top w:val="single" w:sz="4" w:space="0" w:color="auto"/>
+            <w:left w:val="single" w:sz="4" w:space="0" w:color="auto"/>
+            <w:bottom w:val="single" w:sz="4" w:space="0" w:color="auto"/>
+            <w:right w:val="single" w:sz="4" w:space="0" w:color="auto"/>
+            <w:insideH w:val="single" w:sz="4" w:space="0" w:color="auto"/>
+            <w:insideV w:val="single" w:sz="4" w:space="0" w:color="auto"/>
           </w:tblBorders>
           <w:tblCellMar>
             <w:top w:w="0" w:type="dxa"/>
@@ -6441,7 +6284,7 @@
               <w:bidi w:val="0"/>
               <w:adjustRightInd w:val="0"/>
               <w:snapToGrid w:val="0"/>
-              <w:ind w:left="0" w:leftChars="0" w:right="0" w:rightChars="0" w:firstLine="0" w:firstLineChars="0"/>
+              <w:ind w:left="0" w:right="0" w:firstLine="0" w:leftChars="0" w:rightChars="0" w:firstLineChars="0"/>
               <w:jc w:val="center"/>
               <w:textAlignment w:val="baseline"/>
               <w:rPr>
@@ -6481,7 +6324,7 @@
               <w:bidi w:val="0"/>
               <w:adjustRightInd w:val="0"/>
               <w:snapToGrid w:val="0"/>
-              <w:ind w:left="0" w:leftChars="0" w:right="0" w:rightChars="0" w:firstLine="0" w:firstLineChars="0"/>
+              <w:ind w:left="0" w:right="0" w:firstLine="0" w:leftChars="0" w:rightChars="0" w:firstLineChars="0"/>
               <w:jc w:val="center"/>
               <w:textAlignment w:val="baseline"/>
               <w:rPr>
@@ -6521,7 +6364,7 @@
               <w:bidi w:val="0"/>
               <w:adjustRightInd w:val="0"/>
               <w:snapToGrid w:val="0"/>
-              <w:ind w:left="0" w:leftChars="0" w:right="0" w:rightChars="0" w:firstLine="0" w:firstLineChars="0"/>
+              <w:ind w:left="0" w:right="0" w:firstLine="0" w:leftChars="0" w:rightChars="0" w:firstLineChars="0"/>
               <w:jc w:val="center"/>
               <w:textAlignment w:val="baseline"/>
               <w:rPr>
@@ -6561,7 +6404,7 @@
               <w:bidi w:val="0"/>
               <w:adjustRightInd w:val="0"/>
               <w:snapToGrid w:val="0"/>
-              <w:ind w:left="0" w:leftChars="0" w:right="0" w:rightChars="0" w:firstLine="0" w:firstLineChars="0"/>
+              <w:ind w:left="0" w:right="0" w:firstLine="0" w:leftChars="0" w:rightChars="0" w:firstLineChars="0"/>
               <w:jc w:val="center"/>
               <w:textAlignment w:val="baseline"/>
               <w:rPr>
@@ -6601,7 +6444,7 @@
               <w:bidi w:val="0"/>
               <w:adjustRightInd w:val="0"/>
               <w:snapToGrid w:val="0"/>
-              <w:ind w:left="0" w:leftChars="0" w:right="0" w:rightChars="0" w:firstLine="0" w:firstLineChars="0"/>
+              <w:ind w:left="0" w:right="0" w:firstLine="0" w:leftChars="0" w:rightChars="0" w:firstLineChars="0"/>
               <w:jc w:val="center"/>
               <w:textAlignment w:val="baseline"/>
               <w:rPr>
@@ -6625,14 +6468,8 @@
       </w:tr>
       <w:tr>
         <w:tblPrEx>
-          <w:tblBorders>
-            <w:top w:val="single" w:color="auto" w:sz="4" w:space="0"/>
-            <w:left w:val="single" w:color="auto" w:sz="4" w:space="0"/>
-            <w:bottom w:val="single" w:color="auto" w:sz="4" w:space="0"/>
-            <w:right w:val="single" w:color="auto" w:sz="4" w:space="0"/>
-            <w:insideH w:val="single" w:color="auto" w:sz="4" w:space="0"/>
-            <w:insideV w:val="single" w:color="auto" w:sz="4" w:space="0"/>
-          </w:tblBorders>
+          <w:tblW w:w="0" w:type="auto"/>
+          <w:jc w:val="center"/>
           <w:tblCellMar>
             <w:top w:w="0" w:type="dxa"/>
             <w:left w:w="108" w:type="dxa"/>
@@ -6649,7 +6486,7 @@
           </w:tcPr>
           <w:p>
             <w:pPr>
-              <w:pStyle w:val="29"/>
+              <w:pStyle w:val="a1"/>
               <w:keepNext w:val="0"/>
               <w:keepLines w:val="0"/>
               <w:pageBreakBefore w:val="0"/>
@@ -6663,7 +6500,7 @@
               <w:bidi w:val="0"/>
               <w:adjustRightInd w:val="0"/>
               <w:snapToGrid w:val="0"/>
-              <w:ind w:left="0" w:leftChars="0" w:right="0" w:rightChars="0" w:firstLine="0" w:firstLineChars="0"/>
+              <w:ind w:left="0" w:right="0" w:firstLine="0" w:leftChars="0" w:rightChars="0" w:firstLineChars="0"/>
               <w:jc w:val="center"/>
               <w:textAlignment w:val="baseline"/>
               <w:rPr>
@@ -6692,7 +6529,7 @@
           </w:tcPr>
           <w:p>
             <w:pPr>
-              <w:pStyle w:val="29"/>
+              <w:pStyle w:val="a1"/>
               <w:keepNext w:val="0"/>
               <w:keepLines w:val="0"/>
               <w:pageBreakBefore w:val="0"/>
@@ -6706,11 +6543,11 @@
               <w:bidi w:val="0"/>
               <w:adjustRightInd w:val="0"/>
               <w:snapToGrid w:val="0"/>
-              <w:ind w:left="0" w:leftChars="0" w:right="0" w:rightChars="0" w:firstLine="0" w:firstLineChars="0"/>
+              <w:ind w:left="0" w:right="0" w:firstLine="0" w:leftChars="0" w:rightChars="0" w:firstLineChars="0"/>
               <w:jc w:val="center"/>
               <w:textAlignment w:val="baseline"/>
               <w:rPr>
-                <w:rFonts w:hint="default" w:eastAsia="宋体"/>
+                <w:rFonts w:eastAsia="宋体" w:hint="default"/>
                 <w:sz w:val="21"/>
                 <w:szCs w:val="21"/>
                 <w:vertAlign w:val="baseline"/>
@@ -6735,7 +6572,7 @@
           </w:tcPr>
           <w:p>
             <w:pPr>
-              <w:pStyle w:val="29"/>
+              <w:pStyle w:val="a1"/>
               <w:keepNext w:val="0"/>
               <w:keepLines w:val="0"/>
               <w:pageBreakBefore w:val="0"/>
@@ -6749,11 +6586,11 @@
               <w:bidi w:val="0"/>
               <w:adjustRightInd w:val="0"/>
               <w:snapToGrid w:val="0"/>
-              <w:ind w:left="0" w:leftChars="0" w:right="0" w:rightChars="0" w:firstLine="0" w:firstLineChars="0"/>
+              <w:ind w:left="0" w:right="0" w:firstLine="0" w:leftChars="0" w:rightChars="0" w:firstLineChars="0"/>
               <w:jc w:val="center"/>
               <w:textAlignment w:val="baseline"/>
               <w:rPr>
-                <w:rFonts w:hint="default" w:eastAsia="宋体"/>
+                <w:rFonts w:eastAsia="宋体" w:hint="default"/>
                 <w:sz w:val="21"/>
                 <w:szCs w:val="21"/>
                 <w:vertAlign w:val="baseline"/>
@@ -6778,7 +6615,7 @@
           </w:tcPr>
           <w:p>
             <w:pPr>
-              <w:pStyle w:val="29"/>
+              <w:pStyle w:val="a1"/>
               <w:keepNext w:val="0"/>
               <w:keepLines w:val="0"/>
               <w:pageBreakBefore w:val="0"/>
@@ -6792,7 +6629,7 @@
               <w:bidi w:val="0"/>
               <w:adjustRightInd w:val="0"/>
               <w:snapToGrid w:val="0"/>
-              <w:ind w:left="0" w:leftChars="0" w:right="0" w:rightChars="0" w:firstLine="0" w:firstLineChars="0"/>
+              <w:ind w:left="0" w:right="0" w:firstLine="0" w:leftChars="0" w:rightChars="0" w:firstLineChars="0"/>
               <w:jc w:val="center"/>
               <w:textAlignment w:val="baseline"/>
               <w:rPr>
@@ -6821,7 +6658,7 @@
           </w:tcPr>
           <w:p>
             <w:pPr>
-              <w:pStyle w:val="29"/>
+              <w:pStyle w:val="a1"/>
               <w:keepNext w:val="0"/>
               <w:keepLines w:val="0"/>
               <w:pageBreakBefore w:val="0"/>
@@ -6835,7 +6672,7 @@
               <w:bidi w:val="0"/>
               <w:adjustRightInd w:val="0"/>
               <w:snapToGrid w:val="0"/>
-              <w:ind w:left="0" w:leftChars="0" w:right="0" w:rightChars="0" w:firstLine="0" w:firstLineChars="0"/>
+              <w:ind w:left="0" w:right="0" w:firstLine="0" w:leftChars="0" w:rightChars="0" w:firstLineChars="0"/>
               <w:jc w:val="center"/>
               <w:textAlignment w:val="baseline"/>
               <w:rPr>
@@ -6848,7 +6685,7 @@
             </w:pPr>
             <w:r>
               <w:rPr>
-                <w:rFonts w:hint="eastAsia" w:ascii="微软雅黑" w:hAnsi="微软雅黑" w:eastAsia="微软雅黑" w:cs="微软雅黑"/>
+                <w:rFonts w:ascii="微软雅黑" w:eastAsia="微软雅黑" w:hAnsi="微软雅黑" w:cs="微软雅黑" w:hint="eastAsia"/>
                 <w:sz w:val="21"/>
                 <w:szCs w:val="21"/>
                 <w:vertAlign w:val="baseline"/>
@@ -6872,16 +6709,16 @@
     </w:tbl>
     <w:p>
       <w:pPr>
-        <w:pStyle w:val="29"/>
-        <w:rPr>
-          <w:rFonts w:hint="default"/>
-          <w:lang w:val="en-US" w:eastAsia="zh-CN"/>
-        </w:rPr>
-      </w:pPr>
-    </w:p>
-    <w:p>
-      <w:pPr>
-        <w:pStyle w:val="28"/>
+        <w:pStyle w:val="a1"/>
+        <w:rPr>
+          <w:rFonts w:hint="default"/>
+          <w:lang w:val="en-US" w:eastAsia="zh-CN"/>
+        </w:rPr>
+      </w:pPr>
+    </w:p>
+    <w:p>
+      <w:pPr>
+        <w:pStyle w:val="1"/>
         <w:keepNext w:val="0"/>
         <w:keepLines w:val="0"/>
         <w:pageBreakBefore w:val="0"/>
@@ -6896,25 +6733,25 @@
         <w:snapToGrid w:val="0"/>
         <w:textAlignment w:val="baseline"/>
         <w:rPr>
-          <w:rStyle w:val="38"/>
-          <w:rFonts w:hint="default" w:eastAsia="宋体"/>
-          <w:lang w:val="en-US" w:eastAsia="zh-CN"/>
-        </w:rPr>
-      </w:pPr>
-      <w:bookmarkStart w:id="27" w:name="bookmark3"/>
-      <w:bookmarkEnd w:id="27"/>
-      <w:bookmarkStart w:id="28" w:name="_Toc17424"/>
-      <w:bookmarkStart w:id="29" w:name="_Toc13039"/>
-      <w:r>
-        <w:rPr>
-          <w:rStyle w:val="38"/>
-          <w:rFonts w:hint="eastAsia" w:eastAsia="宋体"/>
+          <w:rStyle w:val="1Char"/>
+          <w:rFonts w:eastAsia="宋体" w:hint="default"/>
+          <w:lang w:val="en-US" w:eastAsia="zh-CN"/>
+        </w:rPr>
+      </w:pPr>
+      <w:bookmarkStart w:id="28" w:name="bookmark3"/>
+      <w:bookmarkEnd w:id="28"/>
+      <w:bookmarkStart w:id="29" w:name="_Toc17424"/>
+      <w:bookmarkStart w:id="30" w:name="_Toc13039"/>
+      <w:r>
+        <w:rPr>
+          <w:rStyle w:val="1Char"/>
+          <w:rFonts w:eastAsia="宋体" w:hint="eastAsia"/>
           <w:lang w:val="en-US" w:eastAsia="zh-CN"/>
         </w:rPr>
         <w:t>附则</w:t>
       </w:r>
-      <w:bookmarkEnd w:id="28"/>
       <w:bookmarkEnd w:id="29"/>
+      <w:bookmarkEnd w:id="30"/>
     </w:p>
     <w:p>
       <w:pPr>
@@ -6936,17 +6773,17 @@
         <w:adjustRightInd w:val="0"/>
         <w:snapToGrid w:val="0"/>
         <w:spacing w:line="360" w:lineRule="auto"/>
-        <w:ind w:left="425" w:leftChars="0" w:hanging="425" w:firstLineChars="0"/>
+        <w:ind w:left="425" w:hanging="425" w:leftChars="0" w:firstLineChars="0"/>
         <w:textAlignment w:val="baseline"/>
         <w:rPr>
-          <w:rFonts w:ascii="宋体" w:hAnsi="宋体" w:eastAsia="宋体" w:cs="宋体"/>
+          <w:rFonts w:ascii="宋体" w:eastAsia="宋体" w:hAnsi="宋体" w:cs="宋体"/>
           <w:sz w:val="24"/>
           <w:szCs w:val="24"/>
         </w:rPr>
       </w:pPr>
       <w:r>
         <w:rPr>
-          <w:rFonts w:ascii="宋体" w:hAnsi="宋体" w:eastAsia="宋体" w:cs="宋体"/>
+          <w:rFonts w:ascii="宋体" w:eastAsia="宋体" w:hAnsi="宋体" w:cs="宋体"/>
           <w:spacing w:val="-1"/>
           <w:sz w:val="24"/>
           <w:szCs w:val="24"/>
@@ -6955,7 +6792,7 @@
       </w:r>
       <w:r>
         <w:rPr>
-          <w:rFonts w:hint="eastAsia" w:ascii="宋体" w:hAnsi="宋体" w:cs="宋体"/>
+          <w:rFonts w:ascii="宋体" w:hAnsi="宋体" w:cs="宋体" w:hint="eastAsia"/>
           <w:spacing w:val="-1"/>
           <w:sz w:val="24"/>
           <w:szCs w:val="24"/>
@@ -6965,7 +6802,7 @@
       </w:r>
       <w:r>
         <w:rPr>
-          <w:rFonts w:ascii="宋体" w:hAnsi="宋体" w:eastAsia="宋体" w:cs="宋体"/>
+          <w:rFonts w:ascii="宋体" w:eastAsia="宋体" w:hAnsi="宋体" w:cs="宋体"/>
           <w:spacing w:val="-1"/>
           <w:sz w:val="24"/>
           <w:szCs w:val="24"/>
@@ -6993,7 +6830,7 @@
         <w:adjustRightInd w:val="0"/>
         <w:snapToGrid w:val="0"/>
         <w:spacing w:line="360" w:lineRule="auto"/>
-        <w:ind w:left="425" w:leftChars="0" w:hanging="425" w:firstLineChars="0"/>
+        <w:ind w:left="425" w:hanging="425" w:leftChars="0" w:firstLineChars="0"/>
         <w:textAlignment w:val="baseline"/>
         <w:rPr>
           <w:rFonts w:hint="default"/>
@@ -7002,7 +6839,7 @@
       </w:pPr>
       <w:r>
         <w:rPr>
-          <w:rFonts w:ascii="宋体" w:hAnsi="宋体" w:eastAsia="宋体" w:cs="宋体"/>
+          <w:rFonts w:ascii="宋体" w:eastAsia="宋体" w:hAnsi="宋体" w:cs="宋体"/>
           <w:spacing w:val="-2"/>
           <w:sz w:val="24"/>
           <w:szCs w:val="24"/>
@@ -7012,7 +6849,7 @@
     </w:p>
     <w:p>
       <w:pPr>
-        <w:pStyle w:val="28"/>
+        <w:pStyle w:val="1"/>
         <w:keepNext w:val="0"/>
         <w:keepLines w:val="0"/>
         <w:pageBreakBefore w:val="0"/>
@@ -7031,9 +6868,9 @@
           <w:lang w:val="en-US" w:eastAsia="zh-CN"/>
         </w:rPr>
       </w:pPr>
-      <w:bookmarkStart w:id="30" w:name="bookmark14"/>
-      <w:bookmarkEnd w:id="30"/>
-      <w:bookmarkStart w:id="31" w:name="_Toc12819"/>
+      <w:bookmarkStart w:id="31" w:name="bookmark14"/>
+      <w:bookmarkEnd w:id="31"/>
+      <w:bookmarkStart w:id="32" w:name="_Toc12819"/>
       <w:r>
         <w:rPr>
           <w:rFonts w:hint="eastAsia"/>
@@ -7041,11 +6878,11 @@
         </w:rPr>
         <w:t>附件</w:t>
       </w:r>
-      <w:bookmarkEnd w:id="31"/>
-    </w:p>
-    <w:p>
-      <w:pPr>
-        <w:pStyle w:val="29"/>
+      <w:bookmarkEnd w:id="32"/>
+    </w:p>
+    <w:p>
+      <w:pPr>
+        <w:pStyle w:val="a1"/>
         <w:rPr>
           <w:rFonts w:hint="default"/>
           <w:lang w:val="en-US" w:eastAsia="zh-CN"/>
@@ -7061,7 +6898,7 @@
     </w:p>
     <w:p>
       <w:pPr>
-        <w:pStyle w:val="28"/>
+        <w:pStyle w:val="1"/>
         <w:keepNext w:val="0"/>
         <w:keepLines w:val="0"/>
         <w:pageBreakBefore w:val="0"/>
@@ -7080,7 +6917,7 @@
           <w:lang w:val="en-US" w:eastAsia="zh-CN"/>
         </w:rPr>
       </w:pPr>
-      <w:bookmarkStart w:id="32" w:name="_Toc2173"/>
+      <w:bookmarkStart w:id="33" w:name="_Toc2173"/>
       <w:r>
         <w:rPr>
           <w:rFonts w:hint="eastAsia"/>
@@ -7088,11 +6925,11 @@
         </w:rPr>
         <w:t>记录</w:t>
       </w:r>
-      <w:bookmarkEnd w:id="32"/>
-    </w:p>
-    <w:p>
-      <w:pPr>
-        <w:pStyle w:val="29"/>
+      <w:bookmarkEnd w:id="33"/>
+    </w:p>
+    <w:p>
+      <w:pPr>
+        <w:pStyle w:val="a1"/>
         <w:rPr>
           <w:rFonts w:hint="default"/>
           <w:lang w:val="en-US" w:eastAsia="zh-CN"/>
@@ -7107,58 +6944,29 @@
       </w:r>
     </w:p>
     <w:sectPr>
-      <w:headerReference r:id="rId5" w:type="default"/>
-      <w:footerReference r:id="rId6" w:type="default"/>
-      <w:headerReference w:type="first" r:id="rId12"/>
-      <w:footerReference w:type="first" r:id="rId13"/>
-      <w:headerReference w:type="even" r:id="rId14"/>
-      <w:footerReference w:type="even" r:id="rId15"/>
+      <w:headerReference w:type="even" r:id="rId6"/>
+      <w:headerReference w:type="default" r:id="rId7"/>
+      <w:footerReference w:type="even" r:id="rId8"/>
+      <w:footerReference w:type="default" r:id="rId9"/>
+      <w:headerReference w:type="first" r:id="rId10"/>
+      <w:footerReference w:type="first" r:id="rId11"/>
       <w:pgSz w:w="11906" w:h="16838"/>
       <w:pgMar w:top="1417" w:right="1800" w:bottom="1440" w:left="1800" w:header="1140" w:footer="992" w:gutter="0"/>
-      <w:cols w:space="425" w:num="1"/>
+      <w:cols w:num="1" w:space="425"/>
       <w:docGrid w:type="lines" w:linePitch="312" w:charSpace="0"/>
     </w:sectPr>
   </w:body>
 </w:document>
 </file>
 
-<file path=word/endnotes.xml><?xml version="1.0" encoding="utf-8"?>
-<w:endnotes xmlns:wpc="http://schemas.microsoft.com/office/word/2010/wordprocessingCanvas" xmlns:mc="http://schemas.openxmlformats.org/markup-compatibility/2006" xmlns:o="urn:schemas-microsoft-com:office:office" xmlns:r="http://schemas.openxmlformats.org/officeDocument/2006/relationships" xmlns:m="http://schemas.openxmlformats.org/officeDocument/2006/math" xmlns:v="urn:schemas-microsoft-com:vml" xmlns:wp14="http://schemas.microsoft.com/office/word/2010/wordprocessingDrawing" xmlns:wp="http://schemas.openxmlformats.org/drawingml/2006/wordprocessingDrawing" xmlns:w="http://schemas.openxmlformats.org/wordprocessingml/2006/main" xmlns:w14="http://schemas.microsoft.com/office/word/2010/wordml" xmlns:w15="http://schemas.microsoft.com/office/word/2012/wordml" xmlns:w10="urn:schemas-microsoft-com:office:word" xmlns:wpg="http://schemas.microsoft.com/office/word/2010/wordprocessingGroup" xmlns:wpi="http://schemas.microsoft.com/office/word/2010/wordprocessingInk" xmlns:wne="http://schemas.microsoft.com/office/word/2006/wordml" xmlns:wps="http://schemas.microsoft.com/office/word/2010/wordprocessingShape" xmlns:wpsCustomData="http://www.wps.cn/officeDocument/2013/wpsCustomData" mc:Ignorable="w14 w15 wp14">
-  <w:endnote w:type="separator" w:id="0">
-    <w:p>
-      <w:pPr>
-        <w:spacing w:line="240" w:lineRule="auto"/>
-      </w:pPr>
-      <w:r>
-        <w:separator/>
-      </w:r>
-    </w:p>
-  </w:endnote>
-  <w:endnote w:type="continuationSeparator" w:id="1">
-    <w:p>
-      <w:pPr>
-        <w:spacing w:line="240" w:lineRule="auto"/>
-      </w:pPr>
-      <w:r>
-        <w:continuationSeparator/>
-      </w:r>
-    </w:p>
-  </w:endnote>
-</w:endnotes>
-</file>
-
 <file path=word/footer1.xml><?xml version="1.0" encoding="utf-8"?>
-<w:ftr xmlns:wpc="http://schemas.microsoft.com/office/word/2010/wordprocessingCanvas" xmlns:mc="http://schemas.openxmlformats.org/markup-compatibility/2006" xmlns:o="urn:schemas-microsoft-com:office:office" xmlns:r="http://schemas.openxmlformats.org/officeDocument/2006/relationships" xmlns:m="http://schemas.openxmlformats.org/officeDocument/2006/math" xmlns:v="urn:schemas-microsoft-com:vml" xmlns:wp14="http://schemas.microsoft.com/office/word/2010/wordprocessingDrawing" xmlns:wp="http://schemas.openxmlformats.org/drawingml/2006/wordprocessingDrawing" xmlns:w10="urn:schemas-microsoft-com:office:word" xmlns:w="http://schemas.openxmlformats.org/wordprocessingml/2006/main" xmlns:w14="http://schemas.microsoft.com/office/word/2010/wordml" xmlns:w15="http://schemas.microsoft.com/office/word/2012/wordml" xmlns:wpg="http://schemas.microsoft.com/office/word/2010/wordprocessingGroup" xmlns:wpi="http://schemas.microsoft.com/office/word/2010/wordprocessingInk" xmlns:wne="http://schemas.microsoft.com/office/word/2006/wordml" xmlns:wps="http://schemas.microsoft.com/office/word/2010/wordprocessingShape" xmlns:wpsCustomData="http://www.wps.cn/officeDocument/2013/wpsCustomData" mc:Ignorable="w14 w15 wp14">
-  <w:p>
-    <w:pPr>
-      <w:pStyle w:val="14"/>
-    </w:pPr>
-  </w:p>
+<w:ftr xmlns:wpc="http://schemas.microsoft.com/office/word/2010/wordprocessingCanvas" xmlns:mc="http://schemas.openxmlformats.org/markup-compatibility/2006" xmlns:o="urn:schemas-microsoft-com:office:office" xmlns:r="http://schemas.openxmlformats.org/officeDocument/2006/relationships" xmlns:m="http://schemas.openxmlformats.org/officeDocument/2006/math" xmlns:v="urn:schemas-microsoft-com:vml" xmlns:wp14="http://schemas.microsoft.com/office/word/2010/wordprocessingDrawing" xmlns:wp="http://schemas.openxmlformats.org/drawingml/2006/wordprocessingDrawing" xmlns:w10="urn:schemas-microsoft-com:office:word" xmlns:w="http://schemas.openxmlformats.org/wordprocessingml/2006/main" xmlns:w14="http://schemas.microsoft.com/office/word/2010/wordml" xmlns:w15="http://schemas.microsoft.com/office/word/2012/wordml" xmlns:wne="http://schemas.microsoft.com/office/word/2006/wordml" xmlns:wpg="http://schemas.microsoft.com/office/word/2010/wordprocessingGroup" xmlns:wpi="http://schemas.microsoft.com/office/word/2010/wordprocessingInk" xmlns:wps="http://schemas.microsoft.com/office/word/2010/wordprocessingShape" mc:Ignorable="w14 w15 wp14">
+  <w:p/>
 </w:ftr>
 </file>
 
 <file path=word/footer2.xml><?xml version="1.0" encoding="utf-8"?>
-<w:ftr xmlns:m="http://schemas.openxmlformats.org/officeDocument/2006/math" xmlns:mc="http://schemas.openxmlformats.org/markup-compatibility/2006" xmlns:mo="http://schemas.microsoft.com/office/mac/office/2008/main" xmlns:mv="urn:schemas-microsoft-com:mac:vml" xmlns:o="urn:schemas-microsoft-com:office:office" xmlns:r="http://schemas.openxmlformats.org/officeDocument/2006/relationships" xmlns:v="urn:schemas-microsoft-com:vml" xmlns:w10="urn:schemas-microsoft-com:office:word" xmlns:w14="http://schemas.microsoft.com/office/word/2010/wordml" xmlns:w="http://schemas.openxmlformats.org/wordprocessingml/2006/main" xmlns:wne="http://schemas.microsoft.com/office/word/2006/wordml" xmlns:wp14="http://schemas.microsoft.com/office/word/2010/wordprocessingDrawing" xmlns:wp="http://schemas.openxmlformats.org/drawingml/2006/wordprocessingDrawing" xmlns:wpc="http://schemas.microsoft.com/office/word/2010/wordprocessingCanvas" xmlns:wpg="http://schemas.microsoft.com/office/word/2010/wordprocessingGroup" xmlns:wpi="http://schemas.microsoft.com/office/word/2010/wordprocessingInk" xmlns:wps="http://schemas.microsoft.com/office/word/2010/wordprocessingShape" mc:Ignorable="w14 wp14">
+<w:ftr xmlns:wpc="http://schemas.microsoft.com/office/word/2010/wordprocessingCanvas" xmlns:mc="http://schemas.openxmlformats.org/markup-compatibility/2006" xmlns:o="urn:schemas-microsoft-com:office:office" xmlns:r="http://schemas.openxmlformats.org/officeDocument/2006/relationships" xmlns:m="http://schemas.openxmlformats.org/officeDocument/2006/math" xmlns:v="urn:schemas-microsoft-com:vml" xmlns:wp14="http://schemas.microsoft.com/office/word/2010/wordprocessingDrawing" xmlns:wp="http://schemas.openxmlformats.org/drawingml/2006/wordprocessingDrawing" xmlns:w10="urn:schemas-microsoft-com:office:word" xmlns:w="http://schemas.openxmlformats.org/wordprocessingml/2006/main" xmlns:w14="http://schemas.microsoft.com/office/word/2010/wordml" xmlns:w15="http://schemas.microsoft.com/office/word/2012/wordml" xmlns:wne="http://schemas.microsoft.com/office/word/2006/wordml" xmlns:wpg="http://schemas.microsoft.com/office/word/2010/wordprocessingGroup" xmlns:wpi="http://schemas.microsoft.com/office/word/2010/wordprocessingInk" xmlns:wps="http://schemas.microsoft.com/office/word/2010/wordprocessingShape" mc:Ignorable="w14 w15 wp14">
   <w:p>
     <w:pPr>
       <w:pStyle w:val="Footer"/>
@@ -7168,47 +6976,24 @@
 </file>
 
 <file path=word/footer3.xml><?xml version="1.0" encoding="utf-8"?>
-<w:ftr xmlns:m="http://schemas.openxmlformats.org/officeDocument/2006/math" xmlns:mc="http://schemas.openxmlformats.org/markup-compatibility/2006" xmlns:mo="http://schemas.microsoft.com/office/mac/office/2008/main" xmlns:mv="urn:schemas-microsoft-com:mac:vml" xmlns:o="urn:schemas-microsoft-com:office:office" xmlns:r="http://schemas.openxmlformats.org/officeDocument/2006/relationships" xmlns:v="urn:schemas-microsoft-com:vml" xmlns:w10="urn:schemas-microsoft-com:office:word" xmlns:w14="http://schemas.microsoft.com/office/word/2010/wordml" xmlns:w="http://schemas.openxmlformats.org/wordprocessingml/2006/main" xmlns:wne="http://schemas.microsoft.com/office/word/2006/wordml" xmlns:wp14="http://schemas.microsoft.com/office/word/2010/wordprocessingDrawing" xmlns:wp="http://schemas.openxmlformats.org/drawingml/2006/wordprocessingDrawing" xmlns:wpc="http://schemas.microsoft.com/office/word/2010/wordprocessingCanvas" xmlns:wpg="http://schemas.microsoft.com/office/word/2010/wordprocessingGroup" xmlns:wpi="http://schemas.microsoft.com/office/word/2010/wordprocessingInk" xmlns:wps="http://schemas.microsoft.com/office/word/2010/wordprocessingShape" mc:Ignorable="w14 wp14">
-  <w:p>
-    <w:pPr>
-      <w:pStyle w:val="Footer"/>
-    </w:pPr>
-  </w:p>
+<w:ftr xmlns:wpc="http://schemas.microsoft.com/office/word/2010/wordprocessingCanvas" xmlns:mc="http://schemas.openxmlformats.org/markup-compatibility/2006" xmlns:o="urn:schemas-microsoft-com:office:office" xmlns:r="http://schemas.openxmlformats.org/officeDocument/2006/relationships" xmlns:m="http://schemas.openxmlformats.org/officeDocument/2006/math" xmlns:v="urn:schemas-microsoft-com:vml" xmlns:wp14="http://schemas.microsoft.com/office/word/2010/wordprocessingDrawing" xmlns:wp="http://schemas.openxmlformats.org/drawingml/2006/wordprocessingDrawing" xmlns:w10="urn:schemas-microsoft-com:office:word" xmlns:w="http://schemas.openxmlformats.org/wordprocessingml/2006/main" xmlns:w14="http://schemas.microsoft.com/office/word/2010/wordml" xmlns:w15="http://schemas.microsoft.com/office/word/2012/wordml" xmlns:wne="http://schemas.microsoft.com/office/word/2006/wordml" xmlns:wpg="http://schemas.microsoft.com/office/word/2010/wordprocessingGroup" xmlns:wpi="http://schemas.microsoft.com/office/word/2010/wordprocessingInk" xmlns:wps="http://schemas.microsoft.com/office/word/2010/wordprocessingShape" mc:Ignorable="w14 w15 wp14">
+  <w:p/>
 </w:ftr>
 </file>
 
-<file path=word/footnotes.xml><?xml version="1.0" encoding="utf-8"?>
-<w:footnotes xmlns:wpc="http://schemas.microsoft.com/office/word/2010/wordprocessingCanvas" xmlns:mc="http://schemas.openxmlformats.org/markup-compatibility/2006" xmlns:o="urn:schemas-microsoft-com:office:office" xmlns:r="http://schemas.openxmlformats.org/officeDocument/2006/relationships" xmlns:m="http://schemas.openxmlformats.org/officeDocument/2006/math" xmlns:v="urn:schemas-microsoft-com:vml" xmlns:wp14="http://schemas.microsoft.com/office/word/2010/wordprocessingDrawing" xmlns:wp="http://schemas.openxmlformats.org/drawingml/2006/wordprocessingDrawing" xmlns:w="http://schemas.openxmlformats.org/wordprocessingml/2006/main" xmlns:w14="http://schemas.microsoft.com/office/word/2010/wordml" xmlns:w15="http://schemas.microsoft.com/office/word/2012/wordml" xmlns:w10="urn:schemas-microsoft-com:office:word" xmlns:wpg="http://schemas.microsoft.com/office/word/2010/wordprocessingGroup" xmlns:wpi="http://schemas.microsoft.com/office/word/2010/wordprocessingInk" xmlns:wne="http://schemas.microsoft.com/office/word/2006/wordml" xmlns:wps="http://schemas.microsoft.com/office/word/2010/wordprocessingShape" xmlns:wpsCustomData="http://www.wps.cn/officeDocument/2013/wpsCustomData" mc:Ignorable="w14 w15 wp14">
-  <w:footnote w:type="separator" w:id="0">
-    <w:p>
-      <w:pPr>
-        <w:spacing w:line="360" w:lineRule="auto"/>
-      </w:pPr>
-      <w:r>
-        <w:separator/>
-      </w:r>
-    </w:p>
-  </w:footnote>
-  <w:footnote w:type="continuationSeparator" w:id="1">
-    <w:p>
-      <w:pPr>
-        <w:spacing w:line="360" w:lineRule="auto"/>
-      </w:pPr>
-      <w:r>
-        <w:continuationSeparator/>
-      </w:r>
-    </w:p>
-  </w:footnote>
-</w:footnotes>
+<file path=word/header1.xml><?xml version="1.0" encoding="utf-8"?>
+<w:hdr xmlns:wpc="http://schemas.microsoft.com/office/word/2010/wordprocessingCanvas" xmlns:mc="http://schemas.openxmlformats.org/markup-compatibility/2006" xmlns:o="urn:schemas-microsoft-com:office:office" xmlns:r="http://schemas.openxmlformats.org/officeDocument/2006/relationships" xmlns:m="http://schemas.openxmlformats.org/officeDocument/2006/math" xmlns:v="urn:schemas-microsoft-com:vml" xmlns:wp14="http://schemas.microsoft.com/office/word/2010/wordprocessingDrawing" xmlns:wp="http://schemas.openxmlformats.org/drawingml/2006/wordprocessingDrawing" xmlns:w10="urn:schemas-microsoft-com:office:word" xmlns:w="http://schemas.openxmlformats.org/wordprocessingml/2006/main" xmlns:w14="http://schemas.microsoft.com/office/word/2010/wordml" xmlns:w15="http://schemas.microsoft.com/office/word/2012/wordml" xmlns:wne="http://schemas.microsoft.com/office/word/2006/wordml" xmlns:wpg="http://schemas.microsoft.com/office/word/2010/wordprocessingGroup" xmlns:wpi="http://schemas.microsoft.com/office/word/2010/wordprocessingInk" xmlns:wps="http://schemas.microsoft.com/office/word/2010/wordprocessingShape" mc:Ignorable="w14 w15 wp14">
+  <w:p/>
+</w:hdr>
 </file>
 
-<file path=word/header1.xml><?xml version="1.0" encoding="utf-8"?>
-<w:hdr xmlns:wpc="http://schemas.microsoft.com/office/word/2010/wordprocessingCanvas" xmlns:mc="http://schemas.openxmlformats.org/markup-compatibility/2006" xmlns:o="urn:schemas-microsoft-com:office:office" xmlns:r="http://schemas.openxmlformats.org/officeDocument/2006/relationships" xmlns:m="http://schemas.openxmlformats.org/officeDocument/2006/math" xmlns:v="urn:schemas-microsoft-com:vml" xmlns:wp14="http://schemas.microsoft.com/office/word/2010/wordprocessingDrawing" xmlns:wp="http://schemas.openxmlformats.org/drawingml/2006/wordprocessingDrawing" xmlns:w10="urn:schemas-microsoft-com:office:word" xmlns:w="http://schemas.openxmlformats.org/wordprocessingml/2006/main" xmlns:w14="http://schemas.microsoft.com/office/word/2010/wordml" xmlns:w15="http://schemas.microsoft.com/office/word/2012/wordml" xmlns:wpg="http://schemas.microsoft.com/office/word/2010/wordprocessingGroup" xmlns:wpi="http://schemas.microsoft.com/office/word/2010/wordprocessingInk" xmlns:wne="http://schemas.microsoft.com/office/word/2006/wordml" xmlns:wps="http://schemas.microsoft.com/office/word/2010/wordprocessingShape" xmlns:wpsCustomData="http://www.wps.cn/officeDocument/2013/wpsCustomData" mc:Ignorable="w14 w15 wp14">
+<file path=word/header2.xml><?xml version="1.0" encoding="utf-8"?>
+<w:hdr xmlns:wpc="http://schemas.microsoft.com/office/word/2010/wordprocessingCanvas" xmlns:mc="http://schemas.openxmlformats.org/markup-compatibility/2006" xmlns:o="urn:schemas-microsoft-com:office:office" xmlns:r="http://schemas.openxmlformats.org/officeDocument/2006/relationships" xmlns:m="http://schemas.openxmlformats.org/officeDocument/2006/math" xmlns:v="urn:schemas-microsoft-com:vml" xmlns:wp14="http://schemas.microsoft.com/office/word/2010/wordprocessingDrawing" xmlns:wp="http://schemas.openxmlformats.org/drawingml/2006/wordprocessingDrawing" xmlns:w10="urn:schemas-microsoft-com:office:word" xmlns:w="http://schemas.openxmlformats.org/wordprocessingml/2006/main" xmlns:w14="http://schemas.microsoft.com/office/word/2010/wordml" xmlns:w15="http://schemas.microsoft.com/office/word/2012/wordml" xmlns:wne="http://schemas.microsoft.com/office/word/2006/wordml" xmlns:wpg="http://schemas.microsoft.com/office/word/2010/wordprocessingGroup" xmlns:wpi="http://schemas.microsoft.com/office/word/2010/wordprocessingInk" xmlns:wps="http://schemas.microsoft.com/office/word/2010/wordprocessingShape" mc:Ignorable="w14 w15 wp14">
   <w:p>
     <w:pPr>
-      <w:pStyle w:val="15"/>
+      <w:pStyle w:val="Header"/>
       <w:pBdr>
-        <w:bottom w:val="single" w:color="auto" w:sz="4" w:space="1"/>
+        <w:bottom w:val="single" w:sz="4" w:space="1" w:color="auto"/>
       </w:pBdr>
       <w:tabs>
         <w:tab w:val="left" w:pos="335"/>
@@ -7216,62 +7001,36 @@
       </w:tabs>
       <w:jc w:val="right"/>
       <w:rPr>
-        <w:rFonts w:hint="eastAsia" w:eastAsiaTheme="minorEastAsia"/>
+        <w:rFonts w:eastAsiaTheme="minorEastAsia" w:hint="eastAsia"/>
         <w:lang w:eastAsia="zh-CN"/>
       </w:rPr>
     </w:pPr>
     <w:r>
       <w:rPr>
-        <w:rFonts w:hint="eastAsia" w:eastAsiaTheme="minorEastAsia"/>
+        <w:rFonts w:eastAsiaTheme="minorEastAsia" w:hint="eastAsia"/>
         <w:lang w:val="en-US" w:eastAsia="zh-CN"/>
       </w:rPr>
       <w:tab/>
       <w:tab/>
       <w:t>重庆市鹧鸪哨信息技术有限责任公司</w:t>
     </w:r>
-    <w:r>
-      <w:rPr>
-        <w:rFonts w:hint="eastAsia" w:eastAsiaTheme="minorEastAsia"/>
-        <w:lang w:val="en-US" w:eastAsia="zh-CN"/>
-      </w:rPr>
-    </w:r>
-    <w:r>
-      <w:rPr>
-        <w:rFonts w:hint="eastAsia" w:eastAsiaTheme="minorEastAsia"/>
-        <w:lang w:val="en-US" w:eastAsia="zh-CN"/>
-      </w:rPr>
-    </w:r>
-  </w:p>
-</w:hdr>
-</file>
-
-<file path=word/header2.xml><?xml version="1.0" encoding="utf-8"?>
-<w:hdr xmlns:m="http://schemas.openxmlformats.org/officeDocument/2006/math" xmlns:mc="http://schemas.openxmlformats.org/markup-compatibility/2006" xmlns:mo="http://schemas.microsoft.com/office/mac/office/2008/main" xmlns:mv="urn:schemas-microsoft-com:mac:vml" xmlns:o="urn:schemas-microsoft-com:office:office" xmlns:r="http://schemas.openxmlformats.org/officeDocument/2006/relationships" xmlns:v="urn:schemas-microsoft-com:vml" xmlns:w10="urn:schemas-microsoft-com:office:word" xmlns:w14="http://schemas.microsoft.com/office/word/2010/wordml" xmlns:w="http://schemas.openxmlformats.org/wordprocessingml/2006/main" xmlns:wne="http://schemas.microsoft.com/office/word/2006/wordml" xmlns:wp14="http://schemas.microsoft.com/office/word/2010/wordprocessingDrawing" xmlns:wp="http://schemas.openxmlformats.org/drawingml/2006/wordprocessingDrawing" xmlns:wpc="http://schemas.microsoft.com/office/word/2010/wordprocessingCanvas" xmlns:wpg="http://schemas.microsoft.com/office/word/2010/wordprocessingGroup" xmlns:wpi="http://schemas.microsoft.com/office/word/2010/wordprocessingInk" xmlns:wps="http://schemas.microsoft.com/office/word/2010/wordprocessingShape" mc:Ignorable="w14 wp14">
-  <w:p>
-    <w:pPr>
-      <w:pStyle w:val="Header"/>
-    </w:pPr>
   </w:p>
 </w:hdr>
 </file>
 
 <file path=word/header3.xml><?xml version="1.0" encoding="utf-8"?>
-<w:hdr xmlns:m="http://schemas.openxmlformats.org/officeDocument/2006/math" xmlns:mc="http://schemas.openxmlformats.org/markup-compatibility/2006" xmlns:mo="http://schemas.microsoft.com/office/mac/office/2008/main" xmlns:mv="urn:schemas-microsoft-com:mac:vml" xmlns:o="urn:schemas-microsoft-com:office:office" xmlns:r="http://schemas.openxmlformats.org/officeDocument/2006/relationships" xmlns:v="urn:schemas-microsoft-com:vml" xmlns:w10="urn:schemas-microsoft-com:office:word" xmlns:w14="http://schemas.microsoft.com/office/word/2010/wordml" xmlns:w="http://schemas.openxmlformats.org/wordprocessingml/2006/main" xmlns:wne="http://schemas.microsoft.com/office/word/2006/wordml" xmlns:wp14="http://schemas.microsoft.com/office/word/2010/wordprocessingDrawing" xmlns:wp="http://schemas.openxmlformats.org/drawingml/2006/wordprocessingDrawing" xmlns:wpc="http://schemas.microsoft.com/office/word/2010/wordprocessingCanvas" xmlns:wpg="http://schemas.microsoft.com/office/word/2010/wordprocessingGroup" xmlns:wpi="http://schemas.microsoft.com/office/word/2010/wordprocessingInk" xmlns:wps="http://schemas.microsoft.com/office/word/2010/wordprocessingShape" mc:Ignorable="w14 wp14">
-  <w:p>
-    <w:pPr>
-      <w:pStyle w:val="Header"/>
-    </w:pPr>
-  </w:p>
+<w:hdr xmlns:wpc="http://schemas.microsoft.com/office/word/2010/wordprocessingCanvas" xmlns:mc="http://schemas.openxmlformats.org/markup-compatibility/2006" xmlns:o="urn:schemas-microsoft-com:office:office" xmlns:r="http://schemas.openxmlformats.org/officeDocument/2006/relationships" xmlns:m="http://schemas.openxmlformats.org/officeDocument/2006/math" xmlns:v="urn:schemas-microsoft-com:vml" xmlns:wp14="http://schemas.microsoft.com/office/word/2010/wordprocessingDrawing" xmlns:wp="http://schemas.openxmlformats.org/drawingml/2006/wordprocessingDrawing" xmlns:w10="urn:schemas-microsoft-com:office:word" xmlns:w="http://schemas.openxmlformats.org/wordprocessingml/2006/main" xmlns:w14="http://schemas.microsoft.com/office/word/2010/wordml" xmlns:w15="http://schemas.microsoft.com/office/word/2012/wordml" xmlns:wne="http://schemas.microsoft.com/office/word/2006/wordml" xmlns:wpg="http://schemas.microsoft.com/office/word/2010/wordprocessingGroup" xmlns:wpi="http://schemas.microsoft.com/office/word/2010/wordprocessingInk" xmlns:wps="http://schemas.microsoft.com/office/word/2010/wordprocessingShape" mc:Ignorable="w14 w15 wp14">
+  <w:p/>
 </w:hdr>
 </file>
 
 <file path=word/numbering.xml><?xml version="1.0" encoding="utf-8"?>
-<w:numbering xmlns:wpc="http://schemas.microsoft.com/office/word/2010/wordprocessingCanvas" xmlns:mc="http://schemas.openxmlformats.org/markup-compatibility/2006" xmlns:o="urn:schemas-microsoft-com:office:office" xmlns:r="http://schemas.openxmlformats.org/officeDocument/2006/relationships" xmlns:m="http://schemas.openxmlformats.org/officeDocument/2006/math" xmlns:v="urn:schemas-microsoft-com:vml" xmlns:wp14="http://schemas.microsoft.com/office/word/2010/wordprocessingDrawing" xmlns:wp="http://schemas.openxmlformats.org/drawingml/2006/wordprocessingDrawing" xmlns:w10="urn:schemas-microsoft-com:office:word" xmlns:w="http://schemas.openxmlformats.org/wordprocessingml/2006/main" xmlns:w14="http://schemas.microsoft.com/office/word/2010/wordml" xmlns:wpg="http://schemas.microsoft.com/office/word/2010/wordprocessingGroup" xmlns:wpi="http://schemas.microsoft.com/office/word/2010/wordprocessingInk" xmlns:wne="http://schemas.microsoft.com/office/word/2006/wordml" xmlns:wps="http://schemas.microsoft.com/office/word/2010/wordprocessingShape" xmlns:wpsCustomData="http://www.wps.cn/officeDocument/2013/wpsCustomData" mc:Ignorable="w14 wp14">
+<w:numbering xmlns:wpc="http://schemas.microsoft.com/office/word/2010/wordprocessingCanvas" xmlns:mc="http://schemas.openxmlformats.org/markup-compatibility/2006" xmlns:o="urn:schemas-microsoft-com:office:office" xmlns:r="http://schemas.openxmlformats.org/officeDocument/2006/relationships" xmlns:m="http://schemas.openxmlformats.org/officeDocument/2006/math" xmlns:v="urn:schemas-microsoft-com:vml" xmlns:wp14="http://schemas.microsoft.com/office/word/2010/wordprocessingDrawing" xmlns:wp="http://schemas.openxmlformats.org/drawingml/2006/wordprocessingDrawing" xmlns:w10="urn:schemas-microsoft-com:office:word" xmlns:w="http://schemas.openxmlformats.org/wordprocessingml/2006/main" xmlns:w14="http://schemas.microsoft.com/office/word/2010/wordml" xmlns:w15="http://schemas.microsoft.com/office/word/2012/wordml" xmlns:wne="http://schemas.microsoft.com/office/word/2006/wordml" xmlns:wpg="http://schemas.microsoft.com/office/word/2010/wordprocessingGroup" xmlns:wpi="http://schemas.microsoft.com/office/word/2010/wordprocessingInk" xmlns:wps="http://schemas.microsoft.com/office/word/2010/wordprocessingShape" mc:Ignorable="w14 w15 wp14">
   <w:abstractNum w:abstractNumId="0">
     <w:nsid w:val="83752A4D"/>
     <w:multiLevelType w:val="singleLevel"/>
     <w:tmpl w:val="83752A4D"/>
-    <w:lvl w:ilvl="0" w:tentative="0">
+    <w:lvl w:ilvl="0">
       <w:start w:val="1"/>
       <w:numFmt w:val="decimal"/>
       <w:lvlText w:val="%1."/>
@@ -7288,7 +7047,7 @@
     <w:nsid w:val="89783616"/>
     <w:multiLevelType w:val="singleLevel"/>
     <w:tmpl w:val="89783616"/>
-    <w:lvl w:ilvl="0" w:tentative="0">
+    <w:lvl w:ilvl="0">
       <w:start w:val="1"/>
       <w:numFmt w:val="decimal"/>
       <w:lvlText w:val="%1."/>
@@ -7305,10 +7064,10 @@
     <w:nsid w:val="8E964DCE"/>
     <w:multiLevelType w:val="multilevel"/>
     <w:tmpl w:val="8E964DCE"/>
-    <w:lvl w:ilvl="0" w:tentative="0">
+    <w:lvl w:ilvl="0">
       <w:start w:val="1"/>
       <w:numFmt w:val="decimal"/>
-      <w:pStyle w:val="2"/>
+      <w:pStyle w:val="Heading1"/>
       <w:lvlText w:val="%1."/>
       <w:lvlJc w:val="left"/>
       <w:pPr>
@@ -7318,10 +7077,10 @@
         <w:rFonts w:hint="default"/>
       </w:rPr>
     </w:lvl>
-    <w:lvl w:ilvl="1" w:tentative="0">
+    <w:lvl w:ilvl="1">
       <w:start w:val="1"/>
       <w:numFmt w:val="decimal"/>
-      <w:pStyle w:val="3"/>
+      <w:pStyle w:val="Heading2"/>
       <w:lvlText w:val="%1.%2."/>
       <w:lvlJc w:val="left"/>
       <w:pPr>
@@ -7331,10 +7090,10 @@
         <w:rFonts w:hint="default"/>
       </w:rPr>
     </w:lvl>
-    <w:lvl w:ilvl="2" w:tentative="0">
+    <w:lvl w:ilvl="2">
       <w:start w:val="1"/>
       <w:numFmt w:val="decimal"/>
-      <w:pStyle w:val="4"/>
+      <w:pStyle w:val="Heading3"/>
       <w:lvlText w:val="%1.%2.%3."/>
       <w:lvlJc w:val="left"/>
       <w:pPr>
@@ -7344,10 +7103,10 @@
         <w:rFonts w:hint="default"/>
       </w:rPr>
     </w:lvl>
-    <w:lvl w:ilvl="3" w:tentative="0">
+    <w:lvl w:ilvl="3">
       <w:start w:val="1"/>
       <w:numFmt w:val="decimal"/>
-      <w:pStyle w:val="5"/>
+      <w:pStyle w:val="Heading4"/>
       <w:lvlText w:val="%1.%2.%3.%4."/>
       <w:lvlJc w:val="left"/>
       <w:pPr>
@@ -7357,10 +7116,10 @@
         <w:rFonts w:hint="default"/>
       </w:rPr>
     </w:lvl>
-    <w:lvl w:ilvl="4" w:tentative="0">
+    <w:lvl w:ilvl="4">
       <w:start w:val="1"/>
       <w:numFmt w:val="decimal"/>
-      <w:pStyle w:val="6"/>
+      <w:pStyle w:val="Heading5"/>
       <w:lvlText w:val="%1.%2.%3.%4.%5."/>
       <w:lvlJc w:val="left"/>
       <w:pPr>
@@ -7370,10 +7129,10 @@
         <w:rFonts w:hint="default"/>
       </w:rPr>
     </w:lvl>
-    <w:lvl w:ilvl="5" w:tentative="0">
+    <w:lvl w:ilvl="5">
       <w:start w:val="1"/>
       <w:numFmt w:val="decimal"/>
-      <w:pStyle w:val="7"/>
+      <w:pStyle w:val="Heading6"/>
       <w:lvlText w:val="%1.%2.%3.%4.%5.%6."/>
       <w:lvlJc w:val="left"/>
       <w:pPr>
@@ -7383,10 +7142,10 @@
         <w:rFonts w:hint="default"/>
       </w:rPr>
     </w:lvl>
-    <w:lvl w:ilvl="6" w:tentative="0">
+    <w:lvl w:ilvl="6">
       <w:start w:val="1"/>
       <w:numFmt w:val="decimal"/>
-      <w:pStyle w:val="8"/>
+      <w:pStyle w:val="Heading7"/>
       <w:lvlText w:val="%1.%2.%3.%4.%5.%6.%7."/>
       <w:lvlJc w:val="left"/>
       <w:pPr>
@@ -7396,10 +7155,10 @@
         <w:rFonts w:hint="default"/>
       </w:rPr>
     </w:lvl>
-    <w:lvl w:ilvl="7" w:tentative="0">
+    <w:lvl w:ilvl="7">
       <w:start w:val="1"/>
       <w:numFmt w:val="decimal"/>
-      <w:pStyle w:val="9"/>
+      <w:pStyle w:val="Heading8"/>
       <w:lvlText w:val="%1.%2.%3.%4.%5.%6.%7.%8."/>
       <w:lvlJc w:val="left"/>
       <w:pPr>
@@ -7409,10 +7168,10 @@
         <w:rFonts w:hint="default"/>
       </w:rPr>
     </w:lvl>
-    <w:lvl w:ilvl="8" w:tentative="0">
+    <w:lvl w:ilvl="8">
       <w:start w:val="1"/>
       <w:numFmt w:val="decimal"/>
-      <w:pStyle w:val="10"/>
+      <w:pStyle w:val="Heading9"/>
       <w:lvlText w:val="%1.%2.%3.%4.%5.%6.%7.%8.%9."/>
       <w:lvlJc w:val="left"/>
       <w:pPr>
@@ -7427,7 +7186,7 @@
     <w:nsid w:val="9A587A63"/>
     <w:multiLevelType w:val="singleLevel"/>
     <w:tmpl w:val="9A587A63"/>
-    <w:lvl w:ilvl="0" w:tentative="0">
+    <w:lvl w:ilvl="0">
       <w:start w:val="1"/>
       <w:numFmt w:val="decimal"/>
       <w:lvlText w:val="%1."/>
@@ -7444,7 +7203,7 @@
     <w:nsid w:val="BF360E9F"/>
     <w:multiLevelType w:val="singleLevel"/>
     <w:tmpl w:val="BF360E9F"/>
-    <w:lvl w:ilvl="0" w:tentative="0">
+    <w:lvl w:ilvl="0">
       <w:start w:val="1"/>
       <w:numFmt w:val="decimal"/>
       <w:lvlText w:val="%1."/>
@@ -7461,7 +7220,7 @@
     <w:nsid w:val="F9539CF3"/>
     <w:multiLevelType w:val="singleLevel"/>
     <w:tmpl w:val="F9539CF3"/>
-    <w:lvl w:ilvl="0" w:tentative="0">
+    <w:lvl w:ilvl="0">
       <w:start w:val="1"/>
       <w:numFmt w:val="decimal"/>
       <w:lvlText w:val="%1."/>
@@ -7496,269 +7255,267 @@
 </file>
 
 <file path=word/styles.xml><?xml version="1.0" encoding="utf-8"?>
-<w:styles xmlns:mc="http://schemas.openxmlformats.org/markup-compatibility/2006" xmlns:o="urn:schemas-microsoft-com:office:office" xmlns:r="http://schemas.openxmlformats.org/officeDocument/2006/relationships" xmlns:m="http://schemas.openxmlformats.org/officeDocument/2006/math" xmlns:v="urn:schemas-microsoft-com:vml" xmlns:w="http://schemas.openxmlformats.org/wordprocessingml/2006/main" xmlns:w14="http://schemas.microsoft.com/office/word/2010/wordml" xmlns:w10="urn:schemas-microsoft-com:office:word" xmlns:sl="http://schemas.openxmlformats.org/schemaLibrary/2006/main" xmlns:wpsCustomData="http://www.wps.cn/officeDocument/2013/wpsCustomData" mc:Ignorable="w14">
+<w:styles xmlns:mc="http://schemas.openxmlformats.org/markup-compatibility/2006" xmlns:r="http://schemas.openxmlformats.org/officeDocument/2006/relationships" xmlns:w="http://schemas.openxmlformats.org/wordprocessingml/2006/main" xmlns:w14="http://schemas.microsoft.com/office/word/2010/wordml" xmlns:w15="http://schemas.microsoft.com/office/word/2012/wordml" mc:Ignorable="w14 w15">
   <w:docDefaults>
     <w:rPrDefault>
       <w:rPr>
-        <w:rFonts w:ascii="Times New Roman" w:hAnsi="Times New Roman" w:eastAsia="宋体" w:cs="Times New Roman"/>
+        <w:rFonts w:ascii="Times New Roman" w:eastAsia="宋体" w:hAnsi="Times New Roman" w:cs="Times New Roman"/>
       </w:rPr>
     </w:rPrDefault>
     <w:pPrDefault/>
   </w:docDefaults>
-  <w:latentStyles w:count="260" w:defQFormat="0" w:defUnhideWhenUsed="1" w:defSemiHidden="1" w:defUIPriority="99" w:defLockedState="0">
-    <w:lsdException w:qFormat="1" w:unhideWhenUsed="0" w:uiPriority="0" w:semiHidden="0" w:name="Normal"/>
-    <w:lsdException w:qFormat="1" w:unhideWhenUsed="0" w:uiPriority="0" w:semiHidden="0" w:name="heading 1"/>
-    <w:lsdException w:qFormat="1" w:uiPriority="0" w:semiHidden="0" w:name="heading 2"/>
-    <w:lsdException w:qFormat="1" w:uiPriority="0" w:name="heading 3"/>
-    <w:lsdException w:qFormat="1" w:uiPriority="0" w:semiHidden="0" w:name="heading 4"/>
-    <w:lsdException w:qFormat="1" w:uiPriority="0" w:name="heading 5"/>
-    <w:lsdException w:qFormat="1" w:uiPriority="0" w:name="heading 6"/>
-    <w:lsdException w:qFormat="1" w:uiPriority="0" w:name="heading 7"/>
-    <w:lsdException w:qFormat="1" w:uiPriority="0" w:name="heading 8"/>
-    <w:lsdException w:qFormat="1" w:uiPriority="0" w:name="heading 9"/>
-    <w:lsdException w:unhideWhenUsed="0" w:uiPriority="0" w:semiHidden="0" w:name="index 1"/>
-    <w:lsdException w:unhideWhenUsed="0" w:uiPriority="0" w:semiHidden="0" w:name="index 2"/>
-    <w:lsdException w:unhideWhenUsed="0" w:uiPriority="0" w:semiHidden="0" w:name="index 3"/>
-    <w:lsdException w:unhideWhenUsed="0" w:uiPriority="0" w:semiHidden="0" w:name="index 4"/>
-    <w:lsdException w:unhideWhenUsed="0" w:uiPriority="0" w:semiHidden="0" w:name="index 5"/>
-    <w:lsdException w:unhideWhenUsed="0" w:uiPriority="0" w:semiHidden="0" w:name="index 6"/>
-    <w:lsdException w:unhideWhenUsed="0" w:uiPriority="0" w:semiHidden="0" w:name="index 7"/>
-    <w:lsdException w:unhideWhenUsed="0" w:uiPriority="0" w:semiHidden="0" w:name="index 8"/>
-    <w:lsdException w:unhideWhenUsed="0" w:uiPriority="0" w:semiHidden="0" w:name="index 9"/>
-    <w:lsdException w:qFormat="1" w:unhideWhenUsed="0" w:uiPriority="0" w:semiHidden="0" w:name="toc 1"/>
-    <w:lsdException w:qFormat="1" w:unhideWhenUsed="0" w:uiPriority="0" w:semiHidden="0" w:name="toc 2"/>
-    <w:lsdException w:qFormat="1" w:unhideWhenUsed="0" w:uiPriority="0" w:semiHidden="0" w:name="toc 3"/>
-    <w:lsdException w:unhideWhenUsed="0" w:uiPriority="0" w:semiHidden="0" w:name="toc 4"/>
-    <w:lsdException w:unhideWhenUsed="0" w:uiPriority="0" w:semiHidden="0" w:name="toc 5"/>
-    <w:lsdException w:unhideWhenUsed="0" w:uiPriority="0" w:semiHidden="0" w:name="toc 6"/>
-    <w:lsdException w:unhideWhenUsed="0" w:uiPriority="0" w:semiHidden="0" w:name="toc 7"/>
-    <w:lsdException w:unhideWhenUsed="0" w:uiPriority="0" w:semiHidden="0" w:name="toc 8"/>
-    <w:lsdException w:unhideWhenUsed="0" w:uiPriority="0" w:semiHidden="0" w:name="toc 9"/>
-    <w:lsdException w:unhideWhenUsed="0" w:uiPriority="0" w:semiHidden="0" w:name="Normal Indent"/>
-    <w:lsdException w:unhideWhenUsed="0" w:uiPriority="0" w:semiHidden="0" w:name="footnote text"/>
-    <w:lsdException w:qFormat="1" w:unhideWhenUsed="0" w:uiPriority="0" w:semiHidden="0" w:name="annotation text"/>
-    <w:lsdException w:qFormat="1" w:unhideWhenUsed="0" w:uiPriority="0" w:semiHidden="0" w:name="header"/>
-    <w:lsdException w:qFormat="1" w:unhideWhenUsed="0" w:uiPriority="0" w:semiHidden="0" w:name="footer"/>
-    <w:lsdException w:unhideWhenUsed="0" w:uiPriority="0" w:semiHidden="0" w:name="index heading"/>
-    <w:lsdException w:qFormat="1" w:uiPriority="0" w:name="caption"/>
-    <w:lsdException w:unhideWhenUsed="0" w:uiPriority="0" w:semiHidden="0" w:name="table of figures"/>
-    <w:lsdException w:unhideWhenUsed="0" w:uiPriority="0" w:semiHidden="0" w:name="envelope address"/>
-    <w:lsdException w:unhideWhenUsed="0" w:uiPriority="0" w:semiHidden="0" w:name="envelope return"/>
-    <w:lsdException w:unhideWhenUsed="0" w:uiPriority="0" w:semiHidden="0" w:name="footnote reference"/>
-    <w:lsdException w:unhideWhenUsed="0" w:uiPriority="0" w:semiHidden="0" w:name="annotation reference"/>
-    <w:lsdException w:unhideWhenUsed="0" w:uiPriority="0" w:semiHidden="0" w:name="line number"/>
-    <w:lsdException w:unhideWhenUsed="0" w:uiPriority="0" w:semiHidden="0" w:name="page number"/>
-    <w:lsdException w:unhideWhenUsed="0" w:uiPriority="0" w:semiHidden="0" w:name="endnote reference"/>
-    <w:lsdException w:unhideWhenUsed="0" w:uiPriority="0" w:semiHidden="0" w:name="endnote text"/>
-    <w:lsdException w:unhideWhenUsed="0" w:uiPriority="0" w:semiHidden="0" w:name="table of authorities"/>
-    <w:lsdException w:unhideWhenUsed="0" w:uiPriority="0" w:semiHidden="0" w:name="macro"/>
-    <w:lsdException w:unhideWhenUsed="0" w:uiPriority="0" w:semiHidden="0" w:name="toa heading"/>
-    <w:lsdException w:unhideWhenUsed="0" w:uiPriority="0" w:semiHidden="0" w:name="List"/>
-    <w:lsdException w:unhideWhenUsed="0" w:uiPriority="0" w:semiHidden="0" w:name="List Bullet"/>
-    <w:lsdException w:unhideWhenUsed="0" w:uiPriority="0" w:semiHidden="0" w:name="List Number"/>
-    <w:lsdException w:unhideWhenUsed="0" w:uiPriority="0" w:semiHidden="0" w:name="List 2"/>
-    <w:lsdException w:unhideWhenUsed="0" w:uiPriority="0" w:semiHidden="0" w:name="List 3"/>
-    <w:lsdException w:unhideWhenUsed="0" w:uiPriority="0" w:semiHidden="0" w:name="List 4"/>
-    <w:lsdException w:unhideWhenUsed="0" w:uiPriority="0" w:semiHidden="0" w:name="List 5"/>
-    <w:lsdException w:unhideWhenUsed="0" w:uiPriority="0" w:semiHidden="0" w:name="List Bullet 2"/>
-    <w:lsdException w:unhideWhenUsed="0" w:uiPriority="0" w:semiHidden="0" w:name="List Bullet 3"/>
-    <w:lsdException w:unhideWhenUsed="0" w:uiPriority="0" w:semiHidden="0" w:name="List Bullet 4"/>
-    <w:lsdException w:unhideWhenUsed="0" w:uiPriority="0" w:semiHidden="0" w:name="List Bullet 5"/>
-    <w:lsdException w:unhideWhenUsed="0" w:uiPriority="0" w:semiHidden="0" w:name="List Number 2"/>
-    <w:lsdException w:unhideWhenUsed="0" w:uiPriority="0" w:semiHidden="0" w:name="List Number 3"/>
-    <w:lsdException w:unhideWhenUsed="0" w:uiPriority="0" w:semiHidden="0" w:name="List Number 4"/>
-    <w:lsdException w:unhideWhenUsed="0" w:uiPriority="0" w:semiHidden="0" w:name="List Number 5"/>
-    <w:lsdException w:qFormat="1" w:unhideWhenUsed="0" w:uiPriority="0" w:semiHidden="0" w:name="Title"/>
-    <w:lsdException w:unhideWhenUsed="0" w:uiPriority="0" w:semiHidden="0" w:name="Closing"/>
-    <w:lsdException w:unhideWhenUsed="0" w:uiPriority="0" w:semiHidden="0" w:name="Signature"/>
-    <w:lsdException w:qFormat="1" w:unhideWhenUsed="0" w:uiPriority="0" w:name="Default Paragraph Font"/>
-    <w:lsdException w:qFormat="1" w:unhideWhenUsed="0" w:uiPriority="0" w:name="Body Text"/>
-    <w:lsdException w:unhideWhenUsed="0" w:uiPriority="0" w:semiHidden="0" w:name="Body Text Indent"/>
-    <w:lsdException w:unhideWhenUsed="0" w:uiPriority="0" w:semiHidden="0" w:name="List Continue"/>
-    <w:lsdException w:unhideWhenUsed="0" w:uiPriority="0" w:semiHidden="0" w:name="List Continue 2"/>
-    <w:lsdException w:unhideWhenUsed="0" w:uiPriority="0" w:semiHidden="0" w:name="List Continue 3"/>
-    <w:lsdException w:unhideWhenUsed="0" w:uiPriority="0" w:semiHidden="0" w:name="List Continue 4"/>
-    <w:lsdException w:unhideWhenUsed="0" w:uiPriority="0" w:semiHidden="0" w:name="List Continue 5"/>
-    <w:lsdException w:unhideWhenUsed="0" w:uiPriority="0" w:semiHidden="0" w:name="Message Header"/>
-    <w:lsdException w:qFormat="1" w:unhideWhenUsed="0" w:uiPriority="0" w:semiHidden="0" w:name="Subtitle"/>
-    <w:lsdException w:unhideWhenUsed="0" w:uiPriority="0" w:semiHidden="0" w:name="Salutation"/>
-    <w:lsdException w:unhideWhenUsed="0" w:uiPriority="0" w:semiHidden="0" w:name="Date"/>
-    <w:lsdException w:unhideWhenUsed="0" w:uiPriority="0" w:semiHidden="0" w:name="Body Text First Indent"/>
-    <w:lsdException w:unhideWhenUsed="0" w:uiPriority="0" w:semiHidden="0" w:name="Body Text First Indent 2"/>
-    <w:lsdException w:uiPriority="99" w:name="Note Heading"/>
-    <w:lsdException w:unhideWhenUsed="0" w:uiPriority="0" w:semiHidden="0" w:name="Body Text 2"/>
-    <w:lsdException w:unhideWhenUsed="0" w:uiPriority="0" w:semiHidden="0" w:name="Body Text 3"/>
-    <w:lsdException w:unhideWhenUsed="0" w:uiPriority="0" w:semiHidden="0" w:name="Body Text Indent 2"/>
-    <w:lsdException w:unhideWhenUsed="0" w:uiPriority="0" w:semiHidden="0" w:name="Body Text Indent 3"/>
-    <w:lsdException w:unhideWhenUsed="0" w:uiPriority="0" w:semiHidden="0" w:name="Block Text"/>
-    <w:lsdException w:unhideWhenUsed="0" w:uiPriority="0" w:semiHidden="0" w:name="Hyperlink"/>
-    <w:lsdException w:unhideWhenUsed="0" w:uiPriority="0" w:semiHidden="0" w:name="FollowedHyperlink"/>
-    <w:lsdException w:qFormat="1" w:unhideWhenUsed="0" w:uiPriority="0" w:semiHidden="0" w:name="Strong"/>
-    <w:lsdException w:qFormat="1" w:unhideWhenUsed="0" w:uiPriority="0" w:semiHidden="0" w:name="Emphasis"/>
-    <w:lsdException w:unhideWhenUsed="0" w:uiPriority="0" w:semiHidden="0" w:name="Document Map"/>
-    <w:lsdException w:unhideWhenUsed="0" w:uiPriority="0" w:semiHidden="0" w:name="Plain Text"/>
-    <w:lsdException w:unhideWhenUsed="0" w:uiPriority="0" w:semiHidden="0" w:name="E-mail Signature"/>
-    <w:lsdException w:qFormat="1" w:unhideWhenUsed="0" w:uiPriority="0" w:semiHidden="0" w:name="Normal (Web)"/>
-    <w:lsdException w:unhideWhenUsed="0" w:uiPriority="0" w:semiHidden="0" w:name="HTML Acronym"/>
-    <w:lsdException w:unhideWhenUsed="0" w:uiPriority="0" w:semiHidden="0" w:name="HTML Address"/>
-    <w:lsdException w:unhideWhenUsed="0" w:uiPriority="0" w:semiHidden="0" w:name="HTML Cite"/>
-    <w:lsdException w:unhideWhenUsed="0" w:uiPriority="0" w:semiHidden="0" w:name="HTML Code"/>
-    <w:lsdException w:unhideWhenUsed="0" w:uiPriority="0" w:semiHidden="0" w:name="HTML Definition"/>
-    <w:lsdException w:unhideWhenUsed="0" w:uiPriority="0" w:semiHidden="0" w:name="HTML Keyboard"/>
-    <w:lsdException w:unhideWhenUsed="0" w:uiPriority="0" w:semiHidden="0" w:name="HTML Preformatted"/>
-    <w:lsdException w:unhideWhenUsed="0" w:uiPriority="0" w:semiHidden="0" w:name="HTML Sample"/>
-    <w:lsdException w:unhideWhenUsed="0" w:uiPriority="0" w:semiHidden="0" w:name="HTML Typewriter"/>
-    <w:lsdException w:unhideWhenUsed="0" w:uiPriority="0" w:semiHidden="0" w:name="HTML Variable"/>
-    <w:lsdException w:qFormat="1" w:unhideWhenUsed="0" w:uiPriority="0" w:name="Normal Table"/>
-    <w:lsdException w:unhideWhenUsed="0" w:uiPriority="0" w:semiHidden="0" w:name="annotation subject"/>
-    <w:lsdException w:unhideWhenUsed="0" w:uiPriority="0" w:semiHidden="0" w:name="Table Simple 1"/>
-    <w:lsdException w:unhideWhenUsed="0" w:uiPriority="0" w:semiHidden="0" w:name="Table Simple 2"/>
-    <w:lsdException w:unhideWhenUsed="0" w:uiPriority="0" w:semiHidden="0" w:name="Table Simple 3"/>
-    <w:lsdException w:unhideWhenUsed="0" w:uiPriority="0" w:semiHidden="0" w:name="Table Classic 1"/>
-    <w:lsdException w:unhideWhenUsed="0" w:uiPriority="0" w:semiHidden="0" w:name="Table Classic 2"/>
-    <w:lsdException w:unhideWhenUsed="0" w:uiPriority="0" w:semiHidden="0" w:name="Table Classic 3"/>
-    <w:lsdException w:unhideWhenUsed="0" w:uiPriority="0" w:semiHidden="0" w:name="Table Classic 4"/>
-    <w:lsdException w:unhideWhenUsed="0" w:uiPriority="0" w:semiHidden="0" w:name="Table Colorful 1"/>
-    <w:lsdException w:unhideWhenUsed="0" w:uiPriority="0" w:semiHidden="0" w:name="Table Colorful 2"/>
-    <w:lsdException w:unhideWhenUsed="0" w:uiPriority="0" w:semiHidden="0" w:name="Table Colorful 3"/>
-    <w:lsdException w:unhideWhenUsed="0" w:uiPriority="0" w:semiHidden="0" w:name="Table Columns 1"/>
-    <w:lsdException w:unhideWhenUsed="0" w:uiPriority="0" w:semiHidden="0" w:name="Table Columns 2"/>
-    <w:lsdException w:unhideWhenUsed="0" w:uiPriority="0" w:semiHidden="0" w:name="Table Columns 3"/>
-    <w:lsdException w:unhideWhenUsed="0" w:uiPriority="0" w:semiHidden="0" w:name="Table Columns 4"/>
-    <w:lsdException w:unhideWhenUsed="0" w:uiPriority="0" w:semiHidden="0" w:name="Table Columns 5"/>
-    <w:lsdException w:unhideWhenUsed="0" w:uiPriority="0" w:semiHidden="0" w:name="Table Grid 1"/>
-    <w:lsdException w:unhideWhenUsed="0" w:uiPriority="0" w:semiHidden="0" w:name="Table Grid 2"/>
-    <w:lsdException w:unhideWhenUsed="0" w:uiPriority="0" w:semiHidden="0" w:name="Table Grid 3"/>
-    <w:lsdException w:unhideWhenUsed="0" w:uiPriority="0" w:semiHidden="0" w:name="Table Grid 4"/>
-    <w:lsdException w:unhideWhenUsed="0" w:uiPriority="0" w:semiHidden="0" w:name="Table Grid 5"/>
-    <w:lsdException w:unhideWhenUsed="0" w:uiPriority="0" w:semiHidden="0" w:name="Table Grid 6"/>
-    <w:lsdException w:unhideWhenUsed="0" w:uiPriority="0" w:semiHidden="0" w:name="Table Grid 7"/>
-    <w:lsdException w:unhideWhenUsed="0" w:uiPriority="0" w:semiHidden="0" w:name="Table Grid 8"/>
-    <w:lsdException w:unhideWhenUsed="0" w:uiPriority="0" w:semiHidden="0" w:name="Table List 1"/>
-    <w:lsdException w:unhideWhenUsed="0" w:uiPriority="0" w:semiHidden="0" w:name="Table List 2"/>
-    <w:lsdException w:unhideWhenUsed="0" w:uiPriority="0" w:semiHidden="0" w:name="Table List 3"/>
-    <w:lsdException w:unhideWhenUsed="0" w:uiPriority="0" w:semiHidden="0" w:name="Table List 4"/>
-    <w:lsdException w:unhideWhenUsed="0" w:uiPriority="0" w:semiHidden="0" w:name="Table List 5"/>
-    <w:lsdException w:unhideWhenUsed="0" w:uiPriority="0" w:semiHidden="0" w:name="Table List 6"/>
-    <w:lsdException w:unhideWhenUsed="0" w:uiPriority="0" w:semiHidden="0" w:name="Table List 7"/>
-    <w:lsdException w:unhideWhenUsed="0" w:uiPriority="0" w:semiHidden="0" w:name="Table List 8"/>
-    <w:lsdException w:unhideWhenUsed="0" w:uiPriority="0" w:semiHidden="0" w:name="Table 3D effects 1"/>
-    <w:lsdException w:unhideWhenUsed="0" w:uiPriority="0" w:semiHidden="0" w:name="Table 3D effects 2"/>
-    <w:lsdException w:unhideWhenUsed="0" w:uiPriority="0" w:semiHidden="0" w:name="Table 3D effects 3"/>
-    <w:lsdException w:unhideWhenUsed="0" w:uiPriority="0" w:semiHidden="0" w:name="Table Contemporary"/>
-    <w:lsdException w:unhideWhenUsed="0" w:uiPriority="0" w:semiHidden="0" w:name="Table Elegant"/>
-    <w:lsdException w:unhideWhenUsed="0" w:uiPriority="0" w:semiHidden="0" w:name="Table Professional"/>
-    <w:lsdException w:unhideWhenUsed="0" w:uiPriority="0" w:semiHidden="0" w:name="Table Subtle 1"/>
-    <w:lsdException w:unhideWhenUsed="0" w:uiPriority="0" w:semiHidden="0" w:name="Table Subtle 2"/>
-    <w:lsdException w:unhideWhenUsed="0" w:uiPriority="0" w:semiHidden="0" w:name="Table Web 1"/>
-    <w:lsdException w:unhideWhenUsed="0" w:uiPriority="0" w:semiHidden="0" w:name="Table Web 2"/>
-    <w:lsdException w:unhideWhenUsed="0" w:uiPriority="0" w:semiHidden="0" w:name="Table Web 3"/>
-    <w:lsdException w:unhideWhenUsed="0" w:uiPriority="0" w:semiHidden="0" w:name="Balloon Text"/>
-    <w:lsdException w:qFormat="1" w:unhideWhenUsed="0" w:uiPriority="0" w:semiHidden="0" w:name="Table Grid"/>
-    <w:lsdException w:unhideWhenUsed="0" w:uiPriority="0" w:semiHidden="0" w:name="Table Theme"/>
-    <w:lsdException w:unhideWhenUsed="0" w:uiPriority="60" w:semiHidden="0" w:name="Light Shading"/>
-    <w:lsdException w:unhideWhenUsed="0" w:uiPriority="61" w:semiHidden="0" w:name="Light List"/>
-    <w:lsdException w:unhideWhenUsed="0" w:uiPriority="62" w:semiHidden="0" w:name="Light Grid"/>
-    <w:lsdException w:unhideWhenUsed="0" w:uiPriority="63" w:semiHidden="0" w:name="Medium Shading 1"/>
-    <w:lsdException w:unhideWhenUsed="0" w:uiPriority="64" w:semiHidden="0" w:name="Medium Shading 2"/>
-    <w:lsdException w:unhideWhenUsed="0" w:uiPriority="65" w:semiHidden="0" w:name="Medium List 1"/>
-    <w:lsdException w:unhideWhenUsed="0" w:uiPriority="66" w:semiHidden="0" w:name="Medium List 2"/>
-    <w:lsdException w:unhideWhenUsed="0" w:uiPriority="67" w:semiHidden="0" w:name="Medium Grid 1"/>
-    <w:lsdException w:unhideWhenUsed="0" w:uiPriority="68" w:semiHidden="0" w:name="Medium Grid 2"/>
-    <w:lsdException w:unhideWhenUsed="0" w:uiPriority="69" w:semiHidden="0" w:name="Medium Grid 3"/>
-    <w:lsdException w:unhideWhenUsed="0" w:uiPriority="70" w:semiHidden="0" w:name="Dark List"/>
-    <w:lsdException w:unhideWhenUsed="0" w:uiPriority="71" w:semiHidden="0" w:name="Colorful Shading"/>
-    <w:lsdException w:unhideWhenUsed="0" w:uiPriority="72" w:semiHidden="0" w:name="Colorful List"/>
-    <w:lsdException w:unhideWhenUsed="0" w:uiPriority="73" w:semiHidden="0" w:name="Colorful Grid"/>
-    <w:lsdException w:unhideWhenUsed="0" w:uiPriority="60" w:semiHidden="0" w:name="Light Shading Accent 1"/>
-    <w:lsdException w:unhideWhenUsed="0" w:uiPriority="61" w:semiHidden="0" w:name="Light List Accent 1"/>
-    <w:lsdException w:unhideWhenUsed="0" w:uiPriority="62" w:semiHidden="0" w:name="Light Grid Accent 1"/>
-    <w:lsdException w:unhideWhenUsed="0" w:uiPriority="63" w:semiHidden="0" w:name="Medium Shading 1 Accent 1"/>
-    <w:lsdException w:unhideWhenUsed="0" w:uiPriority="64" w:semiHidden="0" w:name="Medium Shading 2 Accent 1"/>
-    <w:lsdException w:unhideWhenUsed="0" w:uiPriority="65" w:semiHidden="0" w:name="Medium List 1 Accent 1"/>
-    <w:lsdException w:unhideWhenUsed="0" w:uiPriority="66" w:semiHidden="0" w:name="Medium List 2 Accent 1"/>
-    <w:lsdException w:unhideWhenUsed="0" w:uiPriority="67" w:semiHidden="0" w:name="Medium Grid 1 Accent 1"/>
-    <w:lsdException w:unhideWhenUsed="0" w:uiPriority="68" w:semiHidden="0" w:name="Medium Grid 2 Accent 1"/>
-    <w:lsdException w:unhideWhenUsed="0" w:uiPriority="69" w:semiHidden="0" w:name="Medium Grid 3 Accent 1"/>
-    <w:lsdException w:unhideWhenUsed="0" w:uiPriority="70" w:semiHidden="0" w:name="Dark List Accent 1"/>
-    <w:lsdException w:unhideWhenUsed="0" w:uiPriority="71" w:semiHidden="0" w:name="Colorful Shading Accent 1"/>
-    <w:lsdException w:unhideWhenUsed="0" w:uiPriority="72" w:semiHidden="0" w:name="Colorful List Accent 1"/>
-    <w:lsdException w:unhideWhenUsed="0" w:uiPriority="73" w:semiHidden="0" w:name="Colorful Grid Accent 1"/>
-    <w:lsdException w:unhideWhenUsed="0" w:uiPriority="60" w:semiHidden="0" w:name="Light Shading Accent 2"/>
-    <w:lsdException w:unhideWhenUsed="0" w:uiPriority="61" w:semiHidden="0" w:name="Light List Accent 2"/>
-    <w:lsdException w:unhideWhenUsed="0" w:uiPriority="62" w:semiHidden="0" w:name="Light Grid Accent 2"/>
-    <w:lsdException w:unhideWhenUsed="0" w:uiPriority="63" w:semiHidden="0" w:name="Medium Shading 1 Accent 2"/>
-    <w:lsdException w:unhideWhenUsed="0" w:uiPriority="64" w:semiHidden="0" w:name="Medium Shading 2 Accent 2"/>
-    <w:lsdException w:unhideWhenUsed="0" w:uiPriority="65" w:semiHidden="0" w:name="Medium List 1 Accent 2"/>
-    <w:lsdException w:unhideWhenUsed="0" w:uiPriority="66" w:semiHidden="0" w:name="Medium List 2 Accent 2"/>
-    <w:lsdException w:unhideWhenUsed="0" w:uiPriority="67" w:semiHidden="0" w:name="Medium Grid 1 Accent 2"/>
-    <w:lsdException w:unhideWhenUsed="0" w:uiPriority="68" w:semiHidden="0" w:name="Medium Grid 2 Accent 2"/>
-    <w:lsdException w:unhideWhenUsed="0" w:uiPriority="69" w:semiHidden="0" w:name="Medium Grid 3 Accent 2"/>
-    <w:lsdException w:unhideWhenUsed="0" w:uiPriority="70" w:semiHidden="0" w:name="Dark List Accent 2"/>
-    <w:lsdException w:unhideWhenUsed="0" w:uiPriority="71" w:semiHidden="0" w:name="Colorful Shading Accent 2"/>
-    <w:lsdException w:unhideWhenUsed="0" w:uiPriority="72" w:semiHidden="0" w:name="Colorful List Accent 2"/>
-    <w:lsdException w:unhideWhenUsed="0" w:uiPriority="73" w:semiHidden="0" w:name="Colorful Grid Accent 2"/>
-    <w:lsdException w:unhideWhenUsed="0" w:uiPriority="60" w:semiHidden="0" w:name="Light Shading Accent 3"/>
-    <w:lsdException w:unhideWhenUsed="0" w:uiPriority="61" w:semiHidden="0" w:name="Light List Accent 3"/>
-    <w:lsdException w:unhideWhenUsed="0" w:uiPriority="62" w:semiHidden="0" w:name="Light Grid Accent 3"/>
-    <w:lsdException w:unhideWhenUsed="0" w:uiPriority="63" w:semiHidden="0" w:name="Medium Shading 1 Accent 3"/>
-    <w:lsdException w:unhideWhenUsed="0" w:uiPriority="64" w:semiHidden="0" w:name="Medium Shading 2 Accent 3"/>
-    <w:lsdException w:unhideWhenUsed="0" w:uiPriority="65" w:semiHidden="0" w:name="Medium List 1 Accent 3"/>
-    <w:lsdException w:unhideWhenUsed="0" w:uiPriority="66" w:semiHidden="0" w:name="Medium List 2 Accent 3"/>
-    <w:lsdException w:unhideWhenUsed="0" w:uiPriority="67" w:semiHidden="0" w:name="Medium Grid 1 Accent 3"/>
-    <w:lsdException w:unhideWhenUsed="0" w:uiPriority="68" w:semiHidden="0" w:name="Medium Grid 2 Accent 3"/>
-    <w:lsdException w:unhideWhenUsed="0" w:uiPriority="69" w:semiHidden="0" w:name="Medium Grid 3 Accent 3"/>
-    <w:lsdException w:unhideWhenUsed="0" w:uiPriority="70" w:semiHidden="0" w:name="Dark List Accent 3"/>
-    <w:lsdException w:unhideWhenUsed="0" w:uiPriority="71" w:semiHidden="0" w:name="Colorful Shading Accent 3"/>
-    <w:lsdException w:unhideWhenUsed="0" w:uiPriority="72" w:semiHidden="0" w:name="Colorful List Accent 3"/>
-    <w:lsdException w:unhideWhenUsed="0" w:uiPriority="73" w:semiHidden="0" w:name="Colorful Grid Accent 3"/>
-    <w:lsdException w:unhideWhenUsed="0" w:uiPriority="60" w:semiHidden="0" w:name="Light Shading Accent 4"/>
-    <w:lsdException w:unhideWhenUsed="0" w:uiPriority="61" w:semiHidden="0" w:name="Light List Accent 4"/>
-    <w:lsdException w:unhideWhenUsed="0" w:uiPriority="62" w:semiHidden="0" w:name="Light Grid Accent 4"/>
-    <w:lsdException w:unhideWhenUsed="0" w:uiPriority="63" w:semiHidden="0" w:name="Medium Shading 1 Accent 4"/>
-    <w:lsdException w:unhideWhenUsed="0" w:uiPriority="64" w:semiHidden="0" w:name="Medium Shading 2 Accent 4"/>
-    <w:lsdException w:unhideWhenUsed="0" w:uiPriority="65" w:semiHidden="0" w:name="Medium List 1 Accent 4"/>
-    <w:lsdException w:unhideWhenUsed="0" w:uiPriority="66" w:semiHidden="0" w:name="Medium List 2 Accent 4"/>
-    <w:lsdException w:unhideWhenUsed="0" w:uiPriority="67" w:semiHidden="0" w:name="Medium Grid 1 Accent 4"/>
-    <w:lsdException w:unhideWhenUsed="0" w:uiPriority="68" w:semiHidden="0" w:name="Medium Grid 2 Accent 4"/>
-    <w:lsdException w:unhideWhenUsed="0" w:uiPriority="69" w:semiHidden="0" w:name="Medium Grid 3 Accent 4"/>
-    <w:lsdException w:unhideWhenUsed="0" w:uiPriority="70" w:semiHidden="0" w:name="Dark List Accent 4"/>
-    <w:lsdException w:unhideWhenUsed="0" w:uiPriority="71" w:semiHidden="0" w:name="Colorful Shading Accent 4"/>
-    <w:lsdException w:unhideWhenUsed="0" w:uiPriority="72" w:semiHidden="0" w:name="Colorful List Accent 4"/>
-    <w:lsdException w:unhideWhenUsed="0" w:uiPriority="73" w:semiHidden="0" w:name="Colorful Grid Accent 4"/>
-    <w:lsdException w:unhideWhenUsed="0" w:uiPriority="60" w:semiHidden="0" w:name="Light Shading Accent 5"/>
-    <w:lsdException w:unhideWhenUsed="0" w:uiPriority="61" w:semiHidden="0" w:name="Light List Accent 5"/>
-    <w:lsdException w:unhideWhenUsed="0" w:uiPriority="62" w:semiHidden="0" w:name="Light Grid Accent 5"/>
-    <w:lsdException w:unhideWhenUsed="0" w:uiPriority="63" w:semiHidden="0" w:name="Medium Shading 1 Accent 5"/>
-    <w:lsdException w:unhideWhenUsed="0" w:uiPriority="64" w:semiHidden="0" w:name="Medium Shading 2 Accent 5"/>
-    <w:lsdException w:unhideWhenUsed="0" w:uiPriority="65" w:semiHidden="0" w:name="Medium List 1 Accent 5"/>
-    <w:lsdException w:unhideWhenUsed="0" w:uiPriority="66" w:semiHidden="0" w:name="Medium List 2 Accent 5"/>
-    <w:lsdException w:unhideWhenUsed="0" w:uiPriority="67" w:semiHidden="0" w:name="Medium Grid 1 Accent 5"/>
-    <w:lsdException w:unhideWhenUsed="0" w:uiPriority="68" w:semiHidden="0" w:name="Medium Grid 2 Accent 5"/>
-    <w:lsdException w:unhideWhenUsed="0" w:uiPriority="69" w:semiHidden="0" w:name="Medium Grid 3 Accent 5"/>
-    <w:lsdException w:unhideWhenUsed="0" w:uiPriority="70" w:semiHidden="0" w:name="Dark List Accent 5"/>
-    <w:lsdException w:unhideWhenUsed="0" w:uiPriority="71" w:semiHidden="0" w:name="Colorful Shading Accent 5"/>
-    <w:lsdException w:unhideWhenUsed="0" w:uiPriority="72" w:semiHidden="0" w:name="Colorful List Accent 5"/>
-    <w:lsdException w:unhideWhenUsed="0" w:uiPriority="73" w:semiHidden="0" w:name="Colorful Grid Accent 5"/>
-    <w:lsdException w:unhideWhenUsed="0" w:uiPriority="60" w:semiHidden="0" w:name="Light Shading Accent 6"/>
-    <w:lsdException w:unhideWhenUsed="0" w:uiPriority="61" w:semiHidden="0" w:name="Light List Accent 6"/>
-    <w:lsdException w:unhideWhenUsed="0" w:uiPriority="62" w:semiHidden="0" w:name="Light Grid Accent 6"/>
-    <w:lsdException w:unhideWhenUsed="0" w:uiPriority="63" w:semiHidden="0" w:name="Medium Shading 1 Accent 6"/>
-    <w:lsdException w:unhideWhenUsed="0" w:uiPriority="64" w:semiHidden="0" w:name="Medium Shading 2 Accent 6"/>
-    <w:lsdException w:unhideWhenUsed="0" w:uiPriority="65" w:semiHidden="0" w:name="Medium List 1 Accent 6"/>
-    <w:lsdException w:unhideWhenUsed="0" w:uiPriority="66" w:semiHidden="0" w:name="Medium List 2 Accent 6"/>
-    <w:lsdException w:unhideWhenUsed="0" w:uiPriority="67" w:semiHidden="0" w:name="Medium Grid 1 Accent 6"/>
-    <w:lsdException w:unhideWhenUsed="0" w:uiPriority="68" w:semiHidden="0" w:name="Medium Grid 2 Accent 6"/>
-    <w:lsdException w:unhideWhenUsed="0" w:uiPriority="69" w:semiHidden="0" w:name="Medium Grid 3 Accent 6"/>
-    <w:lsdException w:unhideWhenUsed="0" w:uiPriority="70" w:semiHidden="0" w:name="Dark List Accent 6"/>
-    <w:lsdException w:unhideWhenUsed="0" w:uiPriority="71" w:semiHidden="0" w:name="Colorful Shading Accent 6"/>
-    <w:lsdException w:unhideWhenUsed="0" w:uiPriority="72" w:semiHidden="0" w:name="Colorful List Accent 6"/>
-    <w:lsdException w:unhideWhenUsed="0" w:uiPriority="73" w:semiHidden="0" w:name="Colorful Grid Accent 6"/>
+  <w:latentStyles w:defLockedState="0" w:defUIPriority="99" w:defSemiHidden="1" w:defUnhideWhenUsed="1" w:defQFormat="0" w:count="260">
+    <w:lsdException w:name="Normal" w:semiHidden="0" w:uiPriority="0" w:unhideWhenUsed="0" w:qFormat="1"/>
+    <w:lsdException w:name="heading 1" w:semiHidden="0" w:uiPriority="0" w:unhideWhenUsed="0" w:qFormat="1"/>
+    <w:lsdException w:name="heading 2" w:semiHidden="0" w:uiPriority="0" w:qFormat="1"/>
+    <w:lsdException w:name="heading 3" w:uiPriority="0" w:qFormat="1"/>
+    <w:lsdException w:name="heading 4" w:semiHidden="0" w:uiPriority="0" w:qFormat="1"/>
+    <w:lsdException w:name="heading 5" w:uiPriority="0" w:qFormat="1"/>
+    <w:lsdException w:name="heading 6" w:uiPriority="0" w:qFormat="1"/>
+    <w:lsdException w:name="heading 7" w:uiPriority="0" w:qFormat="1"/>
+    <w:lsdException w:name="heading 8" w:uiPriority="0" w:qFormat="1"/>
+    <w:lsdException w:name="heading 9" w:uiPriority="0" w:qFormat="1"/>
+    <w:lsdException w:name="index 1" w:semiHidden="0" w:uiPriority="0" w:unhideWhenUsed="0"/>
+    <w:lsdException w:name="index 2" w:semiHidden="0" w:uiPriority="0" w:unhideWhenUsed="0"/>
+    <w:lsdException w:name="index 3" w:semiHidden="0" w:uiPriority="0" w:unhideWhenUsed="0"/>
+    <w:lsdException w:name="index 4" w:semiHidden="0" w:uiPriority="0" w:unhideWhenUsed="0"/>
+    <w:lsdException w:name="index 5" w:semiHidden="0" w:uiPriority="0" w:unhideWhenUsed="0"/>
+    <w:lsdException w:name="index 6" w:semiHidden="0" w:uiPriority="0" w:unhideWhenUsed="0"/>
+    <w:lsdException w:name="index 7" w:semiHidden="0" w:uiPriority="0" w:unhideWhenUsed="0"/>
+    <w:lsdException w:name="index 8" w:semiHidden="0" w:uiPriority="0" w:unhideWhenUsed="0"/>
+    <w:lsdException w:name="index 9" w:semiHidden="0" w:uiPriority="0" w:unhideWhenUsed="0"/>
+    <w:lsdException w:name="toc 1" w:semiHidden="0" w:uiPriority="0" w:unhideWhenUsed="0" w:qFormat="1"/>
+    <w:lsdException w:name="toc 2" w:semiHidden="0" w:uiPriority="0" w:unhideWhenUsed="0" w:qFormat="1"/>
+    <w:lsdException w:name="toc 3" w:semiHidden="0" w:uiPriority="0" w:unhideWhenUsed="0" w:qFormat="1"/>
+    <w:lsdException w:name="toc 4" w:semiHidden="0" w:uiPriority="0" w:unhideWhenUsed="0"/>
+    <w:lsdException w:name="toc 5" w:semiHidden="0" w:uiPriority="0" w:unhideWhenUsed="0"/>
+    <w:lsdException w:name="toc 6" w:semiHidden="0" w:uiPriority="0" w:unhideWhenUsed="0"/>
+    <w:lsdException w:name="toc 7" w:semiHidden="0" w:uiPriority="0" w:unhideWhenUsed="0"/>
+    <w:lsdException w:name="toc 8" w:semiHidden="0" w:uiPriority="0" w:unhideWhenUsed="0"/>
+    <w:lsdException w:name="toc 9" w:semiHidden="0" w:uiPriority="0" w:unhideWhenUsed="0"/>
+    <w:lsdException w:name="Normal Indent" w:semiHidden="0" w:uiPriority="0" w:unhideWhenUsed="0"/>
+    <w:lsdException w:name="footnote text" w:semiHidden="0" w:uiPriority="0" w:unhideWhenUsed="0"/>
+    <w:lsdException w:name="annotation text" w:semiHidden="0" w:uiPriority="0" w:unhideWhenUsed="0" w:qFormat="1"/>
+    <w:lsdException w:name="header" w:semiHidden="0" w:uiPriority="0" w:unhideWhenUsed="0" w:qFormat="1"/>
+    <w:lsdException w:name="footer" w:semiHidden="0" w:uiPriority="0" w:unhideWhenUsed="0" w:qFormat="1"/>
+    <w:lsdException w:name="index heading" w:semiHidden="0" w:uiPriority="0" w:unhideWhenUsed="0"/>
+    <w:lsdException w:name="caption" w:uiPriority="0" w:qFormat="1"/>
+    <w:lsdException w:name="table of figures" w:semiHidden="0" w:uiPriority="0" w:unhideWhenUsed="0"/>
+    <w:lsdException w:name="envelope address" w:semiHidden="0" w:uiPriority="0" w:unhideWhenUsed="0"/>
+    <w:lsdException w:name="envelope return" w:semiHidden="0" w:uiPriority="0" w:unhideWhenUsed="0"/>
+    <w:lsdException w:name="footnote reference" w:semiHidden="0" w:uiPriority="0" w:unhideWhenUsed="0"/>
+    <w:lsdException w:name="annotation reference" w:semiHidden="0" w:uiPriority="0" w:unhideWhenUsed="0"/>
+    <w:lsdException w:name="line number" w:semiHidden="0" w:uiPriority="0" w:unhideWhenUsed="0"/>
+    <w:lsdException w:name="page number" w:semiHidden="0" w:uiPriority="0" w:unhideWhenUsed="0"/>
+    <w:lsdException w:name="endnote reference" w:semiHidden="0" w:uiPriority="0" w:unhideWhenUsed="0"/>
+    <w:lsdException w:name="endnote text" w:semiHidden="0" w:uiPriority="0" w:unhideWhenUsed="0"/>
+    <w:lsdException w:name="table of authorities" w:semiHidden="0" w:uiPriority="0" w:unhideWhenUsed="0"/>
+    <w:lsdException w:name="macro" w:semiHidden="0" w:uiPriority="0" w:unhideWhenUsed="0"/>
+    <w:lsdException w:name="toa heading" w:semiHidden="0" w:uiPriority="0" w:unhideWhenUsed="0"/>
+    <w:lsdException w:name="List" w:semiHidden="0" w:uiPriority="0" w:unhideWhenUsed="0"/>
+    <w:lsdException w:name="List Bullet" w:semiHidden="0" w:uiPriority="0" w:unhideWhenUsed="0"/>
+    <w:lsdException w:name="List Number" w:semiHidden="0" w:uiPriority="0" w:unhideWhenUsed="0"/>
+    <w:lsdException w:name="List 2" w:semiHidden="0" w:uiPriority="0" w:unhideWhenUsed="0"/>
+    <w:lsdException w:name="List 3" w:semiHidden="0" w:uiPriority="0" w:unhideWhenUsed="0"/>
+    <w:lsdException w:name="List 4" w:semiHidden="0" w:uiPriority="0" w:unhideWhenUsed="0"/>
+    <w:lsdException w:name="List 5" w:semiHidden="0" w:uiPriority="0" w:unhideWhenUsed="0"/>
+    <w:lsdException w:name="List Bullet 2" w:semiHidden="0" w:uiPriority="0" w:unhideWhenUsed="0"/>
+    <w:lsdException w:name="List Bullet 3" w:semiHidden="0" w:uiPriority="0" w:unhideWhenUsed="0"/>
+    <w:lsdException w:name="List Bullet 4" w:semiHidden="0" w:uiPriority="0" w:unhideWhenUsed="0"/>
+    <w:lsdException w:name="List Bullet 5" w:semiHidden="0" w:uiPriority="0" w:unhideWhenUsed="0"/>
+    <w:lsdException w:name="List Number 2" w:semiHidden="0" w:uiPriority="0" w:unhideWhenUsed="0"/>
+    <w:lsdException w:name="List Number 3" w:semiHidden="0" w:uiPriority="0" w:unhideWhenUsed="0"/>
+    <w:lsdException w:name="List Number 4" w:semiHidden="0" w:uiPriority="0" w:unhideWhenUsed="0"/>
+    <w:lsdException w:name="List Number 5" w:semiHidden="0" w:uiPriority="0" w:unhideWhenUsed="0"/>
+    <w:lsdException w:name="Title" w:semiHidden="0" w:uiPriority="0" w:unhideWhenUsed="0" w:qFormat="1"/>
+    <w:lsdException w:name="Closing" w:semiHidden="0" w:uiPriority="0" w:unhideWhenUsed="0"/>
+    <w:lsdException w:name="Signature" w:semiHidden="0" w:uiPriority="0" w:unhideWhenUsed="0"/>
+    <w:lsdException w:name="Default Paragraph Font" w:uiPriority="0" w:unhideWhenUsed="0" w:qFormat="1"/>
+    <w:lsdException w:name="Body Text" w:uiPriority="0" w:unhideWhenUsed="0" w:qFormat="1"/>
+    <w:lsdException w:name="Body Text Indent" w:semiHidden="0" w:uiPriority="0" w:unhideWhenUsed="0"/>
+    <w:lsdException w:name="List Continue" w:semiHidden="0" w:uiPriority="0" w:unhideWhenUsed="0"/>
+    <w:lsdException w:name="List Continue 2" w:semiHidden="0" w:uiPriority="0" w:unhideWhenUsed="0"/>
+    <w:lsdException w:name="List Continue 3" w:semiHidden="0" w:uiPriority="0" w:unhideWhenUsed="0"/>
+    <w:lsdException w:name="List Continue 4" w:semiHidden="0" w:uiPriority="0" w:unhideWhenUsed="0"/>
+    <w:lsdException w:name="List Continue 5" w:semiHidden="0" w:uiPriority="0" w:unhideWhenUsed="0"/>
+    <w:lsdException w:name="Message Header" w:semiHidden="0" w:uiPriority="0" w:unhideWhenUsed="0"/>
+    <w:lsdException w:name="Subtitle" w:semiHidden="0" w:uiPriority="0" w:unhideWhenUsed="0" w:qFormat="1"/>
+    <w:lsdException w:name="Salutation" w:semiHidden="0" w:uiPriority="0" w:unhideWhenUsed="0"/>
+    <w:lsdException w:name="Date" w:semiHidden="0" w:uiPriority="0" w:unhideWhenUsed="0"/>
+    <w:lsdException w:name="Body Text First Indent" w:semiHidden="0" w:uiPriority="0" w:unhideWhenUsed="0"/>
+    <w:lsdException w:name="Body Text First Indent 2" w:semiHidden="0" w:uiPriority="0" w:unhideWhenUsed="0"/>
+    <w:lsdException w:name="Body Text 2" w:semiHidden="0" w:uiPriority="0" w:unhideWhenUsed="0"/>
+    <w:lsdException w:name="Body Text 3" w:semiHidden="0" w:uiPriority="0" w:unhideWhenUsed="0"/>
+    <w:lsdException w:name="Body Text Indent 2" w:semiHidden="0" w:uiPriority="0" w:unhideWhenUsed="0"/>
+    <w:lsdException w:name="Body Text Indent 3" w:semiHidden="0" w:uiPriority="0" w:unhideWhenUsed="0"/>
+    <w:lsdException w:name="Block Text" w:semiHidden="0" w:uiPriority="0" w:unhideWhenUsed="0"/>
+    <w:lsdException w:name="Hyperlink" w:semiHidden="0" w:uiPriority="0" w:unhideWhenUsed="0"/>
+    <w:lsdException w:name="FollowedHyperlink" w:semiHidden="0" w:uiPriority="0" w:unhideWhenUsed="0"/>
+    <w:lsdException w:name="Strong" w:semiHidden="0" w:uiPriority="0" w:unhideWhenUsed="0" w:qFormat="1"/>
+    <w:lsdException w:name="Emphasis" w:semiHidden="0" w:uiPriority="0" w:unhideWhenUsed="0" w:qFormat="1"/>
+    <w:lsdException w:name="Document Map" w:semiHidden="0" w:uiPriority="0" w:unhideWhenUsed="0"/>
+    <w:lsdException w:name="Plain Text" w:semiHidden="0" w:uiPriority="0" w:unhideWhenUsed="0"/>
+    <w:lsdException w:name="E-mail Signature" w:semiHidden="0" w:uiPriority="0" w:unhideWhenUsed="0"/>
+    <w:lsdException w:name="Normal (Web)" w:semiHidden="0" w:uiPriority="0" w:unhideWhenUsed="0" w:qFormat="1"/>
+    <w:lsdException w:name="HTML Acronym" w:semiHidden="0" w:uiPriority="0" w:unhideWhenUsed="0"/>
+    <w:lsdException w:name="HTML Address" w:semiHidden="0" w:uiPriority="0" w:unhideWhenUsed="0"/>
+    <w:lsdException w:name="HTML Cite" w:semiHidden="0" w:uiPriority="0" w:unhideWhenUsed="0"/>
+    <w:lsdException w:name="HTML Code" w:semiHidden="0" w:uiPriority="0" w:unhideWhenUsed="0"/>
+    <w:lsdException w:name="HTML Definition" w:semiHidden="0" w:uiPriority="0" w:unhideWhenUsed="0"/>
+    <w:lsdException w:name="HTML Keyboard" w:semiHidden="0" w:uiPriority="0" w:unhideWhenUsed="0"/>
+    <w:lsdException w:name="HTML Preformatted" w:semiHidden="0" w:uiPriority="0" w:unhideWhenUsed="0"/>
+    <w:lsdException w:name="HTML Sample" w:semiHidden="0" w:uiPriority="0" w:unhideWhenUsed="0"/>
+    <w:lsdException w:name="HTML Typewriter" w:semiHidden="0" w:uiPriority="0" w:unhideWhenUsed="0"/>
+    <w:lsdException w:name="HTML Variable" w:semiHidden="0" w:uiPriority="0" w:unhideWhenUsed="0"/>
+    <w:lsdException w:name="Normal Table" w:uiPriority="0" w:unhideWhenUsed="0" w:qFormat="1"/>
+    <w:lsdException w:name="annotation subject" w:semiHidden="0" w:uiPriority="0" w:unhideWhenUsed="0"/>
+    <w:lsdException w:name="Table Simple 1" w:semiHidden="0" w:uiPriority="0" w:unhideWhenUsed="0"/>
+    <w:lsdException w:name="Table Simple 2" w:semiHidden="0" w:uiPriority="0" w:unhideWhenUsed="0"/>
+    <w:lsdException w:name="Table Simple 3" w:semiHidden="0" w:uiPriority="0" w:unhideWhenUsed="0"/>
+    <w:lsdException w:name="Table Classic 1" w:semiHidden="0" w:uiPriority="0" w:unhideWhenUsed="0"/>
+    <w:lsdException w:name="Table Classic 2" w:semiHidden="0" w:uiPriority="0" w:unhideWhenUsed="0"/>
+    <w:lsdException w:name="Table Classic 3" w:semiHidden="0" w:uiPriority="0" w:unhideWhenUsed="0"/>
+    <w:lsdException w:name="Table Classic 4" w:semiHidden="0" w:uiPriority="0" w:unhideWhenUsed="0"/>
+    <w:lsdException w:name="Table Colorful 1" w:semiHidden="0" w:uiPriority="0" w:unhideWhenUsed="0"/>
+    <w:lsdException w:name="Table Colorful 2" w:semiHidden="0" w:uiPriority="0" w:unhideWhenUsed="0"/>
+    <w:lsdException w:name="Table Colorful 3" w:semiHidden="0" w:uiPriority="0" w:unhideWhenUsed="0"/>
+    <w:lsdException w:name="Table Columns 1" w:semiHidden="0" w:uiPriority="0" w:unhideWhenUsed="0"/>
+    <w:lsdException w:name="Table Columns 2" w:semiHidden="0" w:uiPriority="0" w:unhideWhenUsed="0"/>
+    <w:lsdException w:name="Table Columns 3" w:semiHidden="0" w:uiPriority="0" w:unhideWhenUsed="0"/>
+    <w:lsdException w:name="Table Columns 4" w:semiHidden="0" w:uiPriority="0" w:unhideWhenUsed="0"/>
+    <w:lsdException w:name="Table Columns 5" w:semiHidden="0" w:uiPriority="0" w:unhideWhenUsed="0"/>
+    <w:lsdException w:name="Table Grid 1" w:semiHidden="0" w:uiPriority="0" w:unhideWhenUsed="0"/>
+    <w:lsdException w:name="Table Grid 2" w:semiHidden="0" w:uiPriority="0" w:unhideWhenUsed="0"/>
+    <w:lsdException w:name="Table Grid 3" w:semiHidden="0" w:uiPriority="0" w:unhideWhenUsed="0"/>
+    <w:lsdException w:name="Table Grid 4" w:semiHidden="0" w:uiPriority="0" w:unhideWhenUsed="0"/>
+    <w:lsdException w:name="Table Grid 5" w:semiHidden="0" w:uiPriority="0" w:unhideWhenUsed="0"/>
+    <w:lsdException w:name="Table Grid 6" w:semiHidden="0" w:uiPriority="0" w:unhideWhenUsed="0"/>
+    <w:lsdException w:name="Table Grid 7" w:semiHidden="0" w:uiPriority="0" w:unhideWhenUsed="0"/>
+    <w:lsdException w:name="Table Grid 8" w:semiHidden="0" w:uiPriority="0" w:unhideWhenUsed="0"/>
+    <w:lsdException w:name="Table List 1" w:semiHidden="0" w:uiPriority="0" w:unhideWhenUsed="0"/>
+    <w:lsdException w:name="Table List 2" w:semiHidden="0" w:uiPriority="0" w:unhideWhenUsed="0"/>
+    <w:lsdException w:name="Table List 3" w:semiHidden="0" w:uiPriority="0" w:unhideWhenUsed="0"/>
+    <w:lsdException w:name="Table List 4" w:semiHidden="0" w:uiPriority="0" w:unhideWhenUsed="0"/>
+    <w:lsdException w:name="Table List 5" w:semiHidden="0" w:uiPriority="0" w:unhideWhenUsed="0"/>
+    <w:lsdException w:name="Table List 6" w:semiHidden="0" w:uiPriority="0" w:unhideWhenUsed="0"/>
+    <w:lsdException w:name="Table List 7" w:semiHidden="0" w:uiPriority="0" w:unhideWhenUsed="0"/>
+    <w:lsdException w:name="Table List 8" w:semiHidden="0" w:uiPriority="0" w:unhideWhenUsed="0"/>
+    <w:lsdException w:name="Table 3D effects 1" w:semiHidden="0" w:uiPriority="0" w:unhideWhenUsed="0"/>
+    <w:lsdException w:name="Table 3D effects 2" w:semiHidden="0" w:uiPriority="0" w:unhideWhenUsed="0"/>
+    <w:lsdException w:name="Table 3D effects 3" w:semiHidden="0" w:uiPriority="0" w:unhideWhenUsed="0"/>
+    <w:lsdException w:name="Table Contemporary" w:semiHidden="0" w:uiPriority="0" w:unhideWhenUsed="0"/>
+    <w:lsdException w:name="Table Elegant" w:semiHidden="0" w:uiPriority="0" w:unhideWhenUsed="0"/>
+    <w:lsdException w:name="Table Professional" w:semiHidden="0" w:uiPriority="0" w:unhideWhenUsed="0"/>
+    <w:lsdException w:name="Table Subtle 1" w:semiHidden="0" w:uiPriority="0" w:unhideWhenUsed="0"/>
+    <w:lsdException w:name="Table Subtle 2" w:semiHidden="0" w:uiPriority="0" w:unhideWhenUsed="0"/>
+    <w:lsdException w:name="Table Web 1" w:semiHidden="0" w:uiPriority="0" w:unhideWhenUsed="0"/>
+    <w:lsdException w:name="Table Web 2" w:semiHidden="0" w:uiPriority="0" w:unhideWhenUsed="0"/>
+    <w:lsdException w:name="Table Web 3" w:semiHidden="0" w:uiPriority="0" w:unhideWhenUsed="0"/>
+    <w:lsdException w:name="Balloon Text" w:semiHidden="0" w:uiPriority="0" w:unhideWhenUsed="0"/>
+    <w:lsdException w:name="Table Grid" w:semiHidden="0" w:uiPriority="0" w:unhideWhenUsed="0" w:qFormat="1"/>
+    <w:lsdException w:name="Table Theme" w:semiHidden="0" w:uiPriority="0" w:unhideWhenUsed="0"/>
+    <w:lsdException w:name="Light Shading" w:semiHidden="0" w:uiPriority="60" w:unhideWhenUsed="0"/>
+    <w:lsdException w:name="Light List" w:semiHidden="0" w:uiPriority="61" w:unhideWhenUsed="0"/>
+    <w:lsdException w:name="Light Grid" w:semiHidden="0" w:uiPriority="62" w:unhideWhenUsed="0"/>
+    <w:lsdException w:name="Medium Shading 1" w:semiHidden="0" w:uiPriority="63" w:unhideWhenUsed="0"/>
+    <w:lsdException w:name="Medium Shading 2" w:semiHidden="0" w:uiPriority="64" w:unhideWhenUsed="0"/>
+    <w:lsdException w:name="Medium List 1" w:semiHidden="0" w:uiPriority="65" w:unhideWhenUsed="0"/>
+    <w:lsdException w:name="Medium List 2" w:semiHidden="0" w:uiPriority="66" w:unhideWhenUsed="0"/>
+    <w:lsdException w:name="Medium Grid 1" w:semiHidden="0" w:uiPriority="67" w:unhideWhenUsed="0"/>
+    <w:lsdException w:name="Medium Grid 2" w:semiHidden="0" w:uiPriority="68" w:unhideWhenUsed="0"/>
+    <w:lsdException w:name="Medium Grid 3" w:semiHidden="0" w:uiPriority="69" w:unhideWhenUsed="0"/>
+    <w:lsdException w:name="Dark List" w:semiHidden="0" w:uiPriority="70" w:unhideWhenUsed="0"/>
+    <w:lsdException w:name="Colorful Shading" w:semiHidden="0" w:uiPriority="71" w:unhideWhenUsed="0"/>
+    <w:lsdException w:name="Colorful List" w:semiHidden="0" w:uiPriority="72" w:unhideWhenUsed="0"/>
+    <w:lsdException w:name="Colorful Grid" w:semiHidden="0" w:uiPriority="73" w:unhideWhenUsed="0"/>
+    <w:lsdException w:name="Light Shading Accent 1" w:semiHidden="0" w:uiPriority="60" w:unhideWhenUsed="0"/>
+    <w:lsdException w:name="Light List Accent 1" w:semiHidden="0" w:uiPriority="61" w:unhideWhenUsed="0"/>
+    <w:lsdException w:name="Light Grid Accent 1" w:semiHidden="0" w:uiPriority="62" w:unhideWhenUsed="0"/>
+    <w:lsdException w:name="Medium Shading 1 Accent 1" w:semiHidden="0" w:uiPriority="63" w:unhideWhenUsed="0"/>
+    <w:lsdException w:name="Medium Shading 2 Accent 1" w:semiHidden="0" w:uiPriority="64" w:unhideWhenUsed="0"/>
+    <w:lsdException w:name="Medium List 1 Accent 1" w:semiHidden="0" w:uiPriority="65" w:unhideWhenUsed="0"/>
+    <w:lsdException w:name="Medium List 2 Accent 1" w:semiHidden="0" w:uiPriority="66" w:unhideWhenUsed="0"/>
+    <w:lsdException w:name="Medium Grid 1 Accent 1" w:semiHidden="0" w:uiPriority="67" w:unhideWhenUsed="0"/>
+    <w:lsdException w:name="Medium Grid 2 Accent 1" w:semiHidden="0" w:uiPriority="68" w:unhideWhenUsed="0"/>
+    <w:lsdException w:name="Medium Grid 3 Accent 1" w:semiHidden="0" w:uiPriority="69" w:unhideWhenUsed="0"/>
+    <w:lsdException w:name="Dark List Accent 1" w:semiHidden="0" w:uiPriority="70" w:unhideWhenUsed="0"/>
+    <w:lsdException w:name="Colorful Shading Accent 1" w:semiHidden="0" w:uiPriority="71" w:unhideWhenUsed="0"/>
+    <w:lsdException w:name="Colorful List Accent 1" w:semiHidden="0" w:uiPriority="72" w:unhideWhenUsed="0"/>
+    <w:lsdException w:name="Colorful Grid Accent 1" w:semiHidden="0" w:uiPriority="73" w:unhideWhenUsed="0"/>
+    <w:lsdException w:name="Light Shading Accent 2" w:semiHidden="0" w:uiPriority="60" w:unhideWhenUsed="0"/>
+    <w:lsdException w:name="Light List Accent 2" w:semiHidden="0" w:uiPriority="61" w:unhideWhenUsed="0"/>
+    <w:lsdException w:name="Light Grid Accent 2" w:semiHidden="0" w:uiPriority="62" w:unhideWhenUsed="0"/>
+    <w:lsdException w:name="Medium Shading 1 Accent 2" w:semiHidden="0" w:uiPriority="63" w:unhideWhenUsed="0"/>
+    <w:lsdException w:name="Medium Shading 2 Accent 2" w:semiHidden="0" w:uiPriority="64" w:unhideWhenUsed="0"/>
+    <w:lsdException w:name="Medium List 1 Accent 2" w:semiHidden="0" w:uiPriority="65" w:unhideWhenUsed="0"/>
+    <w:lsdException w:name="Medium List 2 Accent 2" w:semiHidden="0" w:uiPriority="66" w:unhideWhenUsed="0"/>
+    <w:lsdException w:name="Medium Grid 1 Accent 2" w:semiHidden="0" w:uiPriority="67" w:unhideWhenUsed="0"/>
+    <w:lsdException w:name="Medium Grid 2 Accent 2" w:semiHidden="0" w:uiPriority="68" w:unhideWhenUsed="0"/>
+    <w:lsdException w:name="Medium Grid 3 Accent 2" w:semiHidden="0" w:uiPriority="69" w:unhideWhenUsed="0"/>
+    <w:lsdException w:name="Dark List Accent 2" w:semiHidden="0" w:uiPriority="70" w:unhideWhenUsed="0"/>
+    <w:lsdException w:name="Colorful Shading Accent 2" w:semiHidden="0" w:uiPriority="71" w:unhideWhenUsed="0"/>
+    <w:lsdException w:name="Colorful List Accent 2" w:semiHidden="0" w:uiPriority="72" w:unhideWhenUsed="0"/>
+    <w:lsdException w:name="Colorful Grid Accent 2" w:semiHidden="0" w:uiPriority="73" w:unhideWhenUsed="0"/>
+    <w:lsdException w:name="Light Shading Accent 3" w:semiHidden="0" w:uiPriority="60" w:unhideWhenUsed="0"/>
+    <w:lsdException w:name="Light List Accent 3" w:semiHidden="0" w:uiPriority="61" w:unhideWhenUsed="0"/>
+    <w:lsdException w:name="Light Grid Accent 3" w:semiHidden="0" w:uiPriority="62" w:unhideWhenUsed="0"/>
+    <w:lsdException w:name="Medium Shading 1 Accent 3" w:semiHidden="0" w:uiPriority="63" w:unhideWhenUsed="0"/>
+    <w:lsdException w:name="Medium Shading 2 Accent 3" w:semiHidden="0" w:uiPriority="64" w:unhideWhenUsed="0"/>
+    <w:lsdException w:name="Medium List 1 Accent 3" w:semiHidden="0" w:uiPriority="65" w:unhideWhenUsed="0"/>
+    <w:lsdException w:name="Medium List 2 Accent 3" w:semiHidden="0" w:uiPriority="66" w:unhideWhenUsed="0"/>
+    <w:lsdException w:name="Medium Grid 1 Accent 3" w:semiHidden="0" w:uiPriority="67" w:unhideWhenUsed="0"/>
+    <w:lsdException w:name="Medium Grid 2 Accent 3" w:semiHidden="0" w:uiPriority="68" w:unhideWhenUsed="0"/>
+    <w:lsdException w:name="Medium Grid 3 Accent 3" w:semiHidden="0" w:uiPriority="69" w:unhideWhenUsed="0"/>
+    <w:lsdException w:name="Dark List Accent 3" w:semiHidden="0" w:uiPriority="70" w:unhideWhenUsed="0"/>
+    <w:lsdException w:name="Colorful Shading Accent 3" w:semiHidden="0" w:uiPriority="71" w:unhideWhenUsed="0"/>
+    <w:lsdException w:name="Colorful List Accent 3" w:semiHidden="0" w:uiPriority="72" w:unhideWhenUsed="0"/>
+    <w:lsdException w:name="Colorful Grid Accent 3" w:semiHidden="0" w:uiPriority="73" w:unhideWhenUsed="0"/>
+    <w:lsdException w:name="Light Shading Accent 4" w:semiHidden="0" w:uiPriority="60" w:unhideWhenUsed="0"/>
+    <w:lsdException w:name="Light List Accent 4" w:semiHidden="0" w:uiPriority="61" w:unhideWhenUsed="0"/>
+    <w:lsdException w:name="Light Grid Accent 4" w:semiHidden="0" w:uiPriority="62" w:unhideWhenUsed="0"/>
+    <w:lsdException w:name="Medium Shading 1 Accent 4" w:semiHidden="0" w:uiPriority="63" w:unhideWhenUsed="0"/>
+    <w:lsdException w:name="Medium Shading 2 Accent 4" w:semiHidden="0" w:uiPriority="64" w:unhideWhenUsed="0"/>
+    <w:lsdException w:name="Medium List 1 Accent 4" w:semiHidden="0" w:uiPriority="65" w:unhideWhenUsed="0"/>
+    <w:lsdException w:name="Medium List 2 Accent 4" w:semiHidden="0" w:uiPriority="66" w:unhideWhenUsed="0"/>
+    <w:lsdException w:name="Medium Grid 1 Accent 4" w:semiHidden="0" w:uiPriority="67" w:unhideWhenUsed="0"/>
+    <w:lsdException w:name="Medium Grid 2 Accent 4" w:semiHidden="0" w:uiPriority="68" w:unhideWhenUsed="0"/>
+    <w:lsdException w:name="Medium Grid 3 Accent 4" w:semiHidden="0" w:uiPriority="69" w:unhideWhenUsed="0"/>
+    <w:lsdException w:name="Dark List Accent 4" w:semiHidden="0" w:uiPriority="70" w:unhideWhenUsed="0"/>
+    <w:lsdException w:name="Colorful Shading Accent 4" w:semiHidden="0" w:uiPriority="71" w:unhideWhenUsed="0"/>
+    <w:lsdException w:name="Colorful List Accent 4" w:semiHidden="0" w:uiPriority="72" w:unhideWhenUsed="0"/>
+    <w:lsdException w:name="Colorful Grid Accent 4" w:semiHidden="0" w:uiPriority="73" w:unhideWhenUsed="0"/>
+    <w:lsdException w:name="Light Shading Accent 5" w:semiHidden="0" w:uiPriority="60" w:unhideWhenUsed="0"/>
+    <w:lsdException w:name="Light List Accent 5" w:semiHidden="0" w:uiPriority="61" w:unhideWhenUsed="0"/>
+    <w:lsdException w:name="Light Grid Accent 5" w:semiHidden="0" w:uiPriority="62" w:unhideWhenUsed="0"/>
+    <w:lsdException w:name="Medium Shading 1 Accent 5" w:semiHidden="0" w:uiPriority="63" w:unhideWhenUsed="0"/>
+    <w:lsdException w:name="Medium Shading 2 Accent 5" w:semiHidden="0" w:uiPriority="64" w:unhideWhenUsed="0"/>
+    <w:lsdException w:name="Medium List 1 Accent 5" w:semiHidden="0" w:uiPriority="65" w:unhideWhenUsed="0"/>
+    <w:lsdException w:name="Medium List 2 Accent 5" w:semiHidden="0" w:uiPriority="66" w:unhideWhenUsed="0"/>
+    <w:lsdException w:name="Medium Grid 1 Accent 5" w:semiHidden="0" w:uiPriority="67" w:unhideWhenUsed="0"/>
+    <w:lsdException w:name="Medium Grid 2 Accent 5" w:semiHidden="0" w:uiPriority="68" w:unhideWhenUsed="0"/>
+    <w:lsdException w:name="Medium Grid 3 Accent 5" w:semiHidden="0" w:uiPriority="69" w:unhideWhenUsed="0"/>
+    <w:lsdException w:name="Dark List Accent 5" w:semiHidden="0" w:uiPriority="70" w:unhideWhenUsed="0"/>
+    <w:lsdException w:name="Colorful Shading Accent 5" w:semiHidden="0" w:uiPriority="71" w:unhideWhenUsed="0"/>
+    <w:lsdException w:name="Colorful List Accent 5" w:semiHidden="0" w:uiPriority="72" w:unhideWhenUsed="0"/>
+    <w:lsdException w:name="Colorful Grid Accent 5" w:semiHidden="0" w:uiPriority="73" w:unhideWhenUsed="0"/>
+    <w:lsdException w:name="Light Shading Accent 6" w:semiHidden="0" w:uiPriority="60" w:unhideWhenUsed="0"/>
+    <w:lsdException w:name="Light List Accent 6" w:semiHidden="0" w:uiPriority="61" w:unhideWhenUsed="0"/>
+    <w:lsdException w:name="Light Grid Accent 6" w:semiHidden="0" w:uiPriority="62" w:unhideWhenUsed="0"/>
+    <w:lsdException w:name="Medium Shading 1 Accent 6" w:semiHidden="0" w:uiPriority="63" w:unhideWhenUsed="0"/>
+    <w:lsdException w:name="Medium Shading 2 Accent 6" w:semiHidden="0" w:uiPriority="64" w:unhideWhenUsed="0"/>
+    <w:lsdException w:name="Medium List 1 Accent 6" w:semiHidden="0" w:uiPriority="65" w:unhideWhenUsed="0"/>
+    <w:lsdException w:name="Medium List 2 Accent 6" w:semiHidden="0" w:uiPriority="66" w:unhideWhenUsed="0"/>
+    <w:lsdException w:name="Medium Grid 1 Accent 6" w:semiHidden="0" w:uiPriority="67" w:unhideWhenUsed="0"/>
+    <w:lsdException w:name="Medium Grid 2 Accent 6" w:semiHidden="0" w:uiPriority="68" w:unhideWhenUsed="0"/>
+    <w:lsdException w:name="Medium Grid 3 Accent 6" w:semiHidden="0" w:uiPriority="69" w:unhideWhenUsed="0"/>
+    <w:lsdException w:name="Dark List Accent 6" w:semiHidden="0" w:uiPriority="70" w:unhideWhenUsed="0"/>
+    <w:lsdException w:name="Colorful Shading Accent 6" w:semiHidden="0" w:uiPriority="71" w:unhideWhenUsed="0"/>
+    <w:lsdException w:name="Colorful List Accent 6" w:semiHidden="0" w:uiPriority="72" w:unhideWhenUsed="0"/>
+    <w:lsdException w:name="Colorful Grid Accent 6" w:semiHidden="0" w:uiPriority="73" w:unhideWhenUsed="0"/>
   </w:latentStyles>
-  <w:style w:type="paragraph" w:default="1" w:styleId="1">
+  <w:style w:type="paragraph" w:default="1" w:styleId="Normal">
     <w:name w:val="Normal"/>
     <w:qFormat/>
-    <w:uiPriority w:val="0"/>
     <w:pPr>
       <w:kinsoku w:val="0"/>
       <w:autoSpaceDE w:val="0"/>
@@ -7770,7 +7527,7 @@
       <w:textAlignment w:val="baseline"/>
     </w:pPr>
     <w:rPr>
-      <w:rFonts w:ascii="Arial" w:hAnsi="Arial" w:eastAsia="宋体" w:cs="Arial"/>
+      <w:rFonts w:ascii="Arial" w:eastAsia="宋体" w:hAnsi="Arial" w:cs="Arial"/>
       <w:snapToGrid w:val="0"/>
       <w:color w:val="000000"/>
       <w:kern w:val="0"/>
@@ -7779,12 +7536,11 @@
       <w:lang w:val="en-US" w:eastAsia="en-US" w:bidi="ar-SA"/>
     </w:rPr>
   </w:style>
-  <w:style w:type="paragraph" w:styleId="2">
+  <w:style w:type="paragraph" w:styleId="Heading1">
     <w:name w:val="heading 1"/>
-    <w:basedOn w:val="1"/>
-    <w:next w:val="1"/>
+    <w:basedOn w:val="Normal"/>
+    <w:next w:val="Normal"/>
     <w:qFormat/>
-    <w:uiPriority w:val="0"/>
     <w:pPr>
       <w:keepNext/>
       <w:keepLines/>
@@ -7802,13 +7558,12 @@
       <w:sz w:val="44"/>
     </w:rPr>
   </w:style>
-  <w:style w:type="paragraph" w:styleId="3">
+  <w:style w:type="paragraph" w:styleId="Heading2">
     <w:name w:val="heading 2"/>
-    <w:basedOn w:val="1"/>
-    <w:next w:val="1"/>
+    <w:basedOn w:val="Normal"/>
+    <w:next w:val="Normal"/>
     <w:unhideWhenUsed/>
     <w:qFormat/>
-    <w:uiPriority w:val="0"/>
     <w:pPr>
       <w:keepNext/>
       <w:keepLines/>
@@ -7821,19 +7576,18 @@
       <w:outlineLvl w:val="1"/>
     </w:pPr>
     <w:rPr>
-      <w:rFonts w:ascii="Arial" w:hAnsi="Arial" w:eastAsia="黑体"/>
+      <w:rFonts w:ascii="Arial" w:eastAsia="黑体" w:hAnsi="Arial"/>
       <w:b/>
       <w:sz w:val="32"/>
     </w:rPr>
   </w:style>
-  <w:style w:type="paragraph" w:styleId="4">
+  <w:style w:type="paragraph" w:styleId="Heading3">
     <w:name w:val="heading 3"/>
-    <w:basedOn w:val="1"/>
-    <w:next w:val="1"/>
+    <w:basedOn w:val="Normal"/>
+    <w:next w:val="Normal"/>
     <w:semiHidden/>
     <w:unhideWhenUsed/>
     <w:qFormat/>
-    <w:uiPriority w:val="0"/>
     <w:pPr>
       <w:keepNext/>
       <w:keepLines/>
@@ -7850,13 +7604,12 @@
       <w:sz w:val="32"/>
     </w:rPr>
   </w:style>
-  <w:style w:type="paragraph" w:styleId="5">
+  <w:style w:type="paragraph" w:styleId="Heading4">
     <w:name w:val="heading 4"/>
-    <w:basedOn w:val="1"/>
-    <w:next w:val="1"/>
+    <w:basedOn w:val="Normal"/>
+    <w:next w:val="Normal"/>
     <w:unhideWhenUsed/>
     <w:qFormat/>
-    <w:uiPriority w:val="0"/>
     <w:pPr>
       <w:keepNext/>
       <w:keepLines/>
@@ -7869,19 +7622,18 @@
       <w:outlineLvl w:val="3"/>
     </w:pPr>
     <w:rPr>
-      <w:rFonts w:ascii="Arial" w:hAnsi="Arial" w:eastAsia="黑体"/>
+      <w:rFonts w:ascii="Arial" w:eastAsia="黑体" w:hAnsi="Arial"/>
       <w:b/>
       <w:sz w:val="28"/>
     </w:rPr>
   </w:style>
-  <w:style w:type="paragraph" w:styleId="6">
+  <w:style w:type="paragraph" w:styleId="Heading5">
     <w:name w:val="heading 5"/>
-    <w:basedOn w:val="1"/>
-    <w:next w:val="1"/>
+    <w:basedOn w:val="Normal"/>
+    <w:next w:val="Normal"/>
     <w:semiHidden/>
     <w:unhideWhenUsed/>
     <w:qFormat/>
-    <w:uiPriority w:val="0"/>
     <w:pPr>
       <w:keepNext/>
       <w:keepLines/>
@@ -7898,14 +7650,13 @@
       <w:sz w:val="28"/>
     </w:rPr>
   </w:style>
-  <w:style w:type="paragraph" w:styleId="7">
+  <w:style w:type="paragraph" w:styleId="Heading6">
     <w:name w:val="heading 6"/>
-    <w:basedOn w:val="1"/>
-    <w:next w:val="1"/>
+    <w:basedOn w:val="Normal"/>
+    <w:next w:val="Normal"/>
     <w:semiHidden/>
     <w:unhideWhenUsed/>
     <w:qFormat/>
-    <w:uiPriority w:val="0"/>
     <w:pPr>
       <w:keepNext/>
       <w:keepLines/>
@@ -7918,19 +7669,18 @@
       <w:outlineLvl w:val="5"/>
     </w:pPr>
     <w:rPr>
-      <w:rFonts w:ascii="Arial" w:hAnsi="Arial" w:eastAsia="黑体"/>
+      <w:rFonts w:ascii="Arial" w:eastAsia="黑体" w:hAnsi="Arial"/>
       <w:b/>
       <w:sz w:val="24"/>
     </w:rPr>
   </w:style>
-  <w:style w:type="paragraph" w:styleId="8">
+  <w:style w:type="paragraph" w:styleId="Heading7">
     <w:name w:val="heading 7"/>
-    <w:basedOn w:val="1"/>
-    <w:next w:val="1"/>
+    <w:basedOn w:val="Normal"/>
+    <w:next w:val="Normal"/>
     <w:semiHidden/>
     <w:unhideWhenUsed/>
     <w:qFormat/>
-    <w:uiPriority w:val="0"/>
     <w:pPr>
       <w:keepNext/>
       <w:keepLines/>
@@ -7947,14 +7697,13 @@
       <w:sz w:val="24"/>
     </w:rPr>
   </w:style>
-  <w:style w:type="paragraph" w:styleId="9">
+  <w:style w:type="paragraph" w:styleId="Heading8">
     <w:name w:val="heading 8"/>
-    <w:basedOn w:val="1"/>
-    <w:next w:val="1"/>
+    <w:basedOn w:val="Normal"/>
+    <w:next w:val="Normal"/>
     <w:semiHidden/>
     <w:unhideWhenUsed/>
     <w:qFormat/>
-    <w:uiPriority w:val="0"/>
     <w:pPr>
       <w:keepNext/>
       <w:keepLines/>
@@ -7967,18 +7716,17 @@
       <w:outlineLvl w:val="7"/>
     </w:pPr>
     <w:rPr>
-      <w:rFonts w:ascii="Arial" w:hAnsi="Arial" w:eastAsia="黑体"/>
+      <w:rFonts w:ascii="Arial" w:eastAsia="黑体" w:hAnsi="Arial"/>
       <w:sz w:val="24"/>
     </w:rPr>
   </w:style>
-  <w:style w:type="paragraph" w:styleId="10">
+  <w:style w:type="paragraph" w:styleId="Heading9">
     <w:name w:val="heading 9"/>
-    <w:basedOn w:val="1"/>
-    <w:next w:val="1"/>
+    <w:basedOn w:val="Normal"/>
+    <w:next w:val="Normal"/>
     <w:semiHidden/>
     <w:unhideWhenUsed/>
     <w:qFormat/>
-    <w:uiPriority w:val="0"/>
     <w:pPr>
       <w:keepNext/>
       <w:keepLines/>
@@ -7991,21 +7739,19 @@
       <w:outlineLvl w:val="8"/>
     </w:pPr>
     <w:rPr>
-      <w:rFonts w:ascii="Arial" w:hAnsi="Arial" w:eastAsia="黑体"/>
+      <w:rFonts w:ascii="Arial" w:eastAsia="黑体" w:hAnsi="Arial"/>
       <w:sz w:val="21"/>
     </w:rPr>
   </w:style>
-  <w:style w:type="character" w:default="1" w:styleId="22">
+  <w:style w:type="character" w:default="1" w:styleId="DefaultParagraphFont">
     <w:name w:val="Default Paragraph Font"/>
     <w:semiHidden/>
     <w:qFormat/>
-    <w:uiPriority w:val="0"/>
   </w:style>
-  <w:style w:type="table" w:default="1" w:styleId="20">
+  <w:style w:type="table" w:default="1" w:styleId="TableNormal">
     <w:name w:val="Normal Table"/>
     <w:semiHidden/>
     <w:qFormat/>
-    <w:uiPriority w:val="0"/>
     <w:tblPr>
       <w:tblCellMar>
         <w:top w:w="0" w:type="dxa"/>
@@ -8015,43 +7761,39 @@
       </w:tblCellMar>
     </w:tblPr>
   </w:style>
-  <w:style w:type="paragraph" w:styleId="11">
+  <w:style w:type="paragraph" w:styleId="CommentText">
     <w:name w:val="annotation text"/>
-    <w:basedOn w:val="1"/>
+    <w:basedOn w:val="Normal"/>
     <w:qFormat/>
-    <w:uiPriority w:val="0"/>
     <w:pPr>
       <w:jc w:val="left"/>
     </w:pPr>
   </w:style>
-  <w:style w:type="paragraph" w:styleId="12">
+  <w:style w:type="paragraph" w:styleId="BodyText">
     <w:name w:val="Body Text"/>
-    <w:basedOn w:val="1"/>
+    <w:basedOn w:val="Normal"/>
     <w:semiHidden/>
     <w:qFormat/>
-    <w:uiPriority w:val="0"/>
     <w:rPr>
-      <w:rFonts w:ascii="Arial" w:hAnsi="Arial" w:eastAsia="Arial" w:cs="Arial"/>
+      <w:rFonts w:ascii="Arial" w:eastAsia="Arial" w:hAnsi="Arial" w:cs="Arial"/>
       <w:sz w:val="21"/>
       <w:szCs w:val="21"/>
       <w:lang w:val="en-US" w:eastAsia="en-US" w:bidi="ar-SA"/>
     </w:rPr>
   </w:style>
-  <w:style w:type="paragraph" w:styleId="13">
+  <w:style w:type="paragraph" w:styleId="TOC3">
     <w:name w:val="toc 3"/>
-    <w:basedOn w:val="1"/>
-    <w:next w:val="1"/>
+    <w:basedOn w:val="Normal"/>
+    <w:next w:val="Normal"/>
     <w:qFormat/>
-    <w:uiPriority w:val="0"/>
     <w:pPr>
       <w:ind w:left="840" w:leftChars="400"/>
     </w:pPr>
   </w:style>
-  <w:style w:type="paragraph" w:styleId="14">
+  <w:style w:type="paragraph" w:styleId="Footer">
     <w:name w:val="footer"/>
-    <w:basedOn w:val="1"/>
+    <w:basedOn w:val="Normal"/>
     <w:qFormat/>
-    <w:uiPriority w:val="0"/>
     <w:pPr>
       <w:tabs>
         <w:tab w:val="center" w:pos="4153"/>
@@ -8064,17 +7806,16 @@
       <w:sz w:val="18"/>
     </w:rPr>
   </w:style>
-  <w:style w:type="paragraph" w:styleId="15">
+  <w:style w:type="paragraph" w:styleId="Header">
     <w:name w:val="header"/>
-    <w:basedOn w:val="1"/>
+    <w:basedOn w:val="Normal"/>
     <w:qFormat/>
-    <w:uiPriority w:val="0"/>
     <w:pPr>
       <w:pBdr>
-        <w:top w:val="none" w:color="auto" w:sz="0" w:space="0"/>
-        <w:left w:val="none" w:color="auto" w:sz="0" w:space="0"/>
-        <w:bottom w:val="none" w:color="auto" w:sz="0" w:space="0"/>
-        <w:right w:val="none" w:color="auto" w:sz="0" w:space="0"/>
+        <w:top w:val="nil"/>
+        <w:left w:val="nil"/>
+        <w:bottom w:val="nil"/>
+        <w:right w:val="nil"/>
       </w:pBdr>
       <w:tabs>
         <w:tab w:val="center" w:pos="4153"/>
@@ -8089,41 +7830,37 @@
       <w:sz w:val="18"/>
     </w:rPr>
   </w:style>
-  <w:style w:type="paragraph" w:styleId="16">
+  <w:style w:type="paragraph" w:styleId="TOC1">
     <w:name w:val="toc 1"/>
-    <w:basedOn w:val="1"/>
-    <w:next w:val="1"/>
+    <w:basedOn w:val="Normal"/>
+    <w:next w:val="Normal"/>
     <w:qFormat/>
-    <w:uiPriority w:val="0"/>
     <w:rPr>
-      <w:rFonts w:ascii="Arial" w:hAnsi="Arial" w:eastAsia="Microsoft JhengHei"/>
+      <w:rFonts w:ascii="Arial" w:eastAsia="Microsoft JhengHei" w:hAnsi="Arial"/>
       <w:sz w:val="24"/>
     </w:rPr>
   </w:style>
-  <w:style w:type="paragraph" w:styleId="17">
+  <w:style w:type="paragraph" w:styleId="TOC2">
     <w:name w:val="toc 2"/>
-    <w:basedOn w:val="1"/>
-    <w:next w:val="1"/>
+    <w:basedOn w:val="Normal"/>
+    <w:next w:val="Normal"/>
     <w:qFormat/>
-    <w:uiPriority w:val="0"/>
     <w:pPr>
       <w:ind w:left="420" w:leftChars="200"/>
     </w:pPr>
   </w:style>
-  <w:style w:type="paragraph" w:styleId="18">
+  <w:style w:type="paragraph" w:styleId="NormalWeb">
     <w:name w:val="Normal (Web)"/>
-    <w:basedOn w:val="1"/>
+    <w:basedOn w:val="Normal"/>
     <w:qFormat/>
-    <w:uiPriority w:val="0"/>
     <w:rPr>
       <w:sz w:val="24"/>
     </w:rPr>
   </w:style>
-  <w:style w:type="paragraph" w:styleId="19">
+  <w:style w:type="paragraph" w:styleId="Title">
     <w:name w:val="Title"/>
-    <w:basedOn w:val="1"/>
+    <w:basedOn w:val="Normal"/>
     <w:qFormat/>
-    <w:uiPriority w:val="0"/>
     <w:pPr>
       <w:spacing w:before="240" w:beforeLines="0" w:beforeAutospacing="0" w:after="60" w:afterLines="0" w:afterAutospacing="0"/>
       <w:jc w:val="center"/>
@@ -8135,73 +7872,68 @@
       <w:sz w:val="32"/>
     </w:rPr>
   </w:style>
-  <w:style w:type="table" w:styleId="21">
+  <w:style w:type="table" w:styleId="TableGrid">
     <w:name w:val="Table Grid"/>
-    <w:basedOn w:val="20"/>
+    <w:basedOn w:val="TableNormal"/>
     <w:qFormat/>
-    <w:uiPriority w:val="0"/>
     <w:pPr>
       <w:widowControl w:val="0"/>
       <w:jc w:val="both"/>
     </w:pPr>
     <w:tblPr>
       <w:tblBorders>
-        <w:top w:val="single" w:color="auto" w:sz="4" w:space="0"/>
-        <w:left w:val="single" w:color="auto" w:sz="4" w:space="0"/>
-        <w:bottom w:val="single" w:color="auto" w:sz="4" w:space="0"/>
-        <w:right w:val="single" w:color="auto" w:sz="4" w:space="0"/>
-        <w:insideH w:val="single" w:color="auto" w:sz="4" w:space="0"/>
-        <w:insideV w:val="single" w:color="auto" w:sz="4" w:space="0"/>
+        <w:top w:val="single" w:sz="4" w:space="0" w:color="auto"/>
+        <w:left w:val="single" w:sz="4" w:space="0" w:color="auto"/>
+        <w:bottom w:val="single" w:sz="4" w:space="0" w:color="auto"/>
+        <w:right w:val="single" w:sz="4" w:space="0" w:color="auto"/>
+        <w:insideH w:val="single" w:sz="4" w:space="0" w:color="auto"/>
+        <w:insideV w:val="single" w:sz="4" w:space="0" w:color="auto"/>
       </w:tblBorders>
     </w:tblPr>
   </w:style>
-  <w:style w:type="character" w:styleId="23">
+  <w:style w:type="character" w:styleId="Strong">
     <w:name w:val="Strong"/>
-    <w:basedOn w:val="22"/>
+    <w:basedOn w:val="DefaultParagraphFont"/>
     <w:qFormat/>
-    <w:uiPriority w:val="0"/>
     <w:rPr>
       <w:b/>
     </w:rPr>
   </w:style>
-  <w:style w:type="paragraph" w:customStyle="1" w:styleId="24">
+  <w:style w:type="paragraph" w:customStyle="1" w:styleId="a">
     <w:name w:val="柴_公司名"/>
-    <w:basedOn w:val="19"/>
+    <w:basedOn w:val="Title"/>
     <w:qFormat/>
-    <w:uiPriority w:val="0"/>
     <w:pPr>
       <w:spacing w:after="600" w:afterLines="600"/>
     </w:pPr>
     <w:rPr>
-      <w:rFonts w:hint="eastAsia" w:ascii="宋体" w:hAnsi="宋体" w:eastAsia="宋体" w:cs="宋体"/>
+      <w:rFonts w:ascii="宋体" w:eastAsia="宋体" w:hAnsi="宋体" w:cs="宋体" w:hint="eastAsia"/>
       <w:bCs/>
       <w:spacing w:val="-6"/>
       <w:sz w:val="52"/>
       <w:szCs w:val="52"/>
     </w:rPr>
   </w:style>
-  <w:style w:type="paragraph" w:customStyle="1" w:styleId="25">
+  <w:style w:type="paragraph" w:customStyle="1" w:styleId="a0">
     <w:name w:val="柴_文档名"/>
-    <w:basedOn w:val="19"/>
+    <w:basedOn w:val="Title"/>
     <w:qFormat/>
-    <w:uiPriority w:val="0"/>
     <w:pPr>
       <w:spacing w:after="900" w:afterLines="900"/>
     </w:pPr>
     <w:rPr>
-      <w:rFonts w:ascii="黑体" w:hAnsi="黑体" w:eastAsia="黑体" w:cs="黑体"/>
+      <w:rFonts w:ascii="黑体" w:eastAsia="黑体" w:hAnsi="黑体" w:cs="黑体"/>
       <w:bCs/>
       <w:spacing w:val="-7"/>
       <w:sz w:val="52"/>
       <w:szCs w:val="52"/>
     </w:rPr>
   </w:style>
-  <w:style w:type="table" w:customStyle="1" w:styleId="26">
+  <w:style w:type="table" w:customStyle="1" w:styleId="TableNormal0">
     <w:name w:val="Table Normal_0"/>
     <w:semiHidden/>
     <w:unhideWhenUsed/>
     <w:qFormat/>
-    <w:uiPriority w:val="0"/>
     <w:tblPr>
       <w:tblCellMar>
         <w:top w:w="0" w:type="dxa"/>
@@ -8211,87 +7943,81 @@
       </w:tblCellMar>
     </w:tblPr>
   </w:style>
-  <w:style w:type="paragraph" w:customStyle="1" w:styleId="27">
+  <w:style w:type="paragraph" w:customStyle="1" w:styleId="TableText">
     <w:name w:val="Table Text"/>
-    <w:basedOn w:val="1"/>
+    <w:basedOn w:val="Normal"/>
     <w:semiHidden/>
     <w:qFormat/>
-    <w:uiPriority w:val="0"/>
     <w:rPr>
-      <w:rFonts w:ascii="宋体" w:hAnsi="宋体" w:eastAsia="宋体" w:cs="宋体"/>
+      <w:rFonts w:ascii="宋体" w:eastAsia="宋体" w:hAnsi="宋体" w:cs="宋体"/>
       <w:sz w:val="21"/>
       <w:szCs w:val="21"/>
       <w:lang w:val="en-US" w:eastAsia="en-US" w:bidi="ar-SA"/>
     </w:rPr>
   </w:style>
-  <w:style w:type="paragraph" w:customStyle="1" w:styleId="28">
+  <w:style w:type="paragraph" w:customStyle="1" w:styleId="1">
     <w:name w:val="柴_标题1"/>
-    <w:basedOn w:val="2"/>
-    <w:next w:val="29"/>
-    <w:link w:val="38"/>
+    <w:basedOn w:val="Heading1"/>
+    <w:next w:val="a1"/>
+    <w:link w:val="1Char"/>
     <w:qFormat/>
-    <w:uiPriority w:val="0"/>
     <w:pPr>
       <w:spacing w:before="100" w:after="90" w:line="360" w:lineRule="auto"/>
     </w:pPr>
     <w:rPr>
-      <w:rFonts w:ascii="Arial" w:hAnsi="Arial" w:eastAsia="宋体"/>
+      <w:rFonts w:ascii="Arial" w:eastAsia="宋体" w:hAnsi="Arial"/>
       <w:sz w:val="32"/>
     </w:rPr>
   </w:style>
-  <w:style w:type="paragraph" w:customStyle="1" w:styleId="29">
+  <w:style w:type="paragraph" w:customStyle="1" w:styleId="a1">
     <w:name w:val="柴_正文"/>
-    <w:basedOn w:val="12"/>
-    <w:link w:val="42"/>
+    <w:basedOn w:val="BodyText"/>
+    <w:link w:val="Char"/>
     <w:qFormat/>
-    <w:uiPriority w:val="0"/>
     <w:pPr>
       <w:spacing w:line="360" w:lineRule="auto"/>
       <w:ind w:firstLine="470" w:firstLineChars="200"/>
     </w:pPr>
     <w:rPr>
-      <w:rFonts w:ascii="Arial" w:hAnsi="Arial" w:eastAsia="宋体"/>
+      <w:rFonts w:ascii="Arial" w:eastAsia="宋体" w:hAnsi="Arial"/>
       <w:sz w:val="24"/>
       <w:lang w:eastAsia="zh-CN"/>
     </w:rPr>
   </w:style>
-  <w:style w:type="paragraph" w:customStyle="1" w:styleId="30">
+  <w:style w:type="paragraph" w:customStyle="1" w:styleId="2">
     <w:name w:val="柴_标题2"/>
-    <w:basedOn w:val="3"/>
-    <w:next w:val="29"/>
+    <w:basedOn w:val="Heading2"/>
+    <w:next w:val="a1"/>
     <w:qFormat/>
-    <w:uiPriority w:val="0"/>
     <w:pPr>
       <w:spacing w:line="360" w:lineRule="auto"/>
     </w:pPr>
     <w:rPr>
-      <w:rFonts w:ascii="Arial" w:hAnsi="Arial" w:eastAsia="宋体"/>
+      <w:rFonts w:ascii="Arial" w:eastAsia="宋体" w:hAnsi="Arial"/>
       <w:sz w:val="28"/>
     </w:rPr>
   </w:style>
-  <w:style w:type="paragraph" w:customStyle="1" w:styleId="31">
+  <w:style w:type="paragraph" w:customStyle="1" w:styleId="3">
     <w:name w:val="柴_标题3"/>
-    <w:basedOn w:val="4"/>
-    <w:next w:val="29"/>
+    <w:basedOn w:val="Heading3"/>
+    <w:next w:val="a1"/>
     <w:qFormat/>
-    <w:uiPriority w:val="0"/>
     <w:pPr>
       <w:spacing w:line="360" w:lineRule="auto"/>
       <w:ind w:left="0" w:firstLine="472" w:firstLineChars="200"/>
     </w:pPr>
     <w:rPr>
-      <w:rFonts w:ascii="宋体" w:hAnsi="宋体" w:eastAsia="宋体" w:cs="宋体"/>
+      <w:rFonts w:ascii="宋体" w:eastAsia="宋体" w:hAnsi="宋体" w:cs="宋体"/>
       <w:spacing w:val="-2"/>
       <w:sz w:val="24"/>
       <w:szCs w:val="24"/>
     </w:rPr>
   </w:style>
-  <w:style w:type="paragraph" w:customStyle="1" w:styleId="32">
+  <w:style w:type="paragraph" w:customStyle="1" w:styleId="a2">
     <w:name w:val="柴_目录"/>
-    <w:basedOn w:val="1"/>
-    <w:next w:val="12"/>
+    <w:basedOn w:val="Normal"/>
+    <w:next w:val="BodyText"/>
     <w:qFormat/>
-    <w:uiPriority w:val="0"/>
     <w:pPr>
       <w:tabs>
         <w:tab w:val="right" w:leader="dot" w:pos="8442"/>
@@ -8299,64 +8025,59 @@
       <w:ind w:left="0" w:leftChars="0"/>
     </w:pPr>
     <w:rPr>
-      <w:rFonts w:ascii="Arial" w:hAnsi="Arial" w:eastAsia="Microsoft JhengHei"/>
+      <w:rFonts w:ascii="Arial" w:eastAsia="Microsoft JhengHei" w:hAnsi="Arial"/>
       <w:sz w:val="24"/>
     </w:rPr>
   </w:style>
-  <w:style w:type="paragraph" w:customStyle="1" w:styleId="33">
+  <w:style w:type="paragraph" w:customStyle="1" w:styleId="WPSOffice1">
     <w:name w:val="WPSOffice手动目录 1"/>
     <w:qFormat/>
-    <w:uiPriority w:val="0"/>
     <w:pPr>
       <w:ind w:leftChars="0"/>
     </w:pPr>
     <w:rPr>
-      <w:rFonts w:ascii="Times New Roman" w:hAnsi="Times New Roman" w:eastAsia="宋体" w:cs="Times New Roman"/>
+      <w:rFonts w:ascii="Times New Roman" w:eastAsia="宋体" w:hAnsi="Times New Roman" w:cs="Times New Roman"/>
       <w:sz w:val="20"/>
       <w:szCs w:val="20"/>
     </w:rPr>
   </w:style>
-  <w:style w:type="paragraph" w:customStyle="1" w:styleId="34">
+  <w:style w:type="paragraph" w:customStyle="1" w:styleId="WPSOffice2">
     <w:name w:val="WPSOffice手动目录 2"/>
     <w:qFormat/>
-    <w:uiPriority w:val="0"/>
     <w:pPr>
       <w:ind w:leftChars="200"/>
     </w:pPr>
     <w:rPr>
-      <w:rFonts w:ascii="Times New Roman" w:hAnsi="Times New Roman" w:eastAsia="宋体" w:cs="Times New Roman"/>
+      <w:rFonts w:ascii="Times New Roman" w:eastAsia="宋体" w:hAnsi="Times New Roman" w:cs="Times New Roman"/>
       <w:sz w:val="20"/>
       <w:szCs w:val="20"/>
     </w:rPr>
   </w:style>
-  <w:style w:type="paragraph" w:customStyle="1" w:styleId="35">
+  <w:style w:type="paragraph" w:customStyle="1" w:styleId="WPSOffice3">
     <w:name w:val="WPSOffice手动目录 3"/>
     <w:qFormat/>
-    <w:uiPriority w:val="0"/>
     <w:pPr>
       <w:ind w:leftChars="400"/>
     </w:pPr>
     <w:rPr>
-      <w:rFonts w:ascii="Times New Roman" w:hAnsi="Times New Roman" w:eastAsia="宋体" w:cs="Times New Roman"/>
+      <w:rFonts w:ascii="Times New Roman" w:eastAsia="宋体" w:hAnsi="Times New Roman" w:cs="Times New Roman"/>
       <w:sz w:val="20"/>
       <w:szCs w:val="20"/>
     </w:rPr>
   </w:style>
-  <w:style w:type="paragraph" w:customStyle="1" w:styleId="36">
+  <w:style w:type="paragraph" w:customStyle="1" w:styleId="Compact">
     <w:name w:val="Compact"/>
-    <w:basedOn w:val="12"/>
+    <w:basedOn w:val="BodyText"/>
     <w:qFormat/>
-    <w:uiPriority w:val="0"/>
     <w:pPr>
       <w:spacing w:before="36" w:after="36"/>
     </w:pPr>
   </w:style>
-  <w:style w:type="table" w:customStyle="1" w:styleId="37">
+  <w:style w:type="table" w:customStyle="1" w:styleId="Table">
     <w:name w:val="Table"/>
     <w:semiHidden/>
     <w:unhideWhenUsed/>
     <w:qFormat/>
-    <w:uiPriority w:val="0"/>
     <w:tblPr>
       <w:tblCellMar>
         <w:top w:w="0" w:type="dxa"/>
@@ -8368,28 +8089,26 @@
     <w:tblStylePr w:type="firstRow">
       <w:tcPr>
         <w:tcBorders>
-          <w:bottom w:val="single" w:color="auto" w:sz="0" w:space="0"/>
+          <w:bottom w:val="single" w:sz="0" w:space="0" w:color="auto"/>
         </w:tcBorders>
         <w:vAlign w:val="bottom"/>
       </w:tcPr>
     </w:tblStylePr>
   </w:style>
-  <w:style w:type="character" w:customStyle="1" w:styleId="38">
+  <w:style w:type="character" w:customStyle="1" w:styleId="1Char">
     <w:name w:val="柴_标题1 Char"/>
-    <w:link w:val="28"/>
+    <w:link w:val="1"/>
     <w:qFormat/>
-    <w:uiPriority w:val="0"/>
     <w:rPr>
-      <w:rFonts w:ascii="Arial" w:hAnsi="Arial" w:eastAsia="宋体"/>
+      <w:rFonts w:ascii="Arial" w:eastAsia="宋体" w:hAnsi="Arial"/>
       <w:sz w:val="32"/>
     </w:rPr>
   </w:style>
-  <w:style w:type="table" w:customStyle="1" w:styleId="39">
+  <w:style w:type="table" w:customStyle="1" w:styleId="TableNormal1">
     <w:name w:val="Table Normal_1"/>
     <w:semiHidden/>
     <w:unhideWhenUsed/>
     <w:qFormat/>
-    <w:uiPriority w:val="0"/>
     <w:tblPr>
       <w:tblCellMar>
         <w:top w:w="0" w:type="dxa"/>
@@ -8399,11 +8118,10 @@
       </w:tblCellMar>
     </w:tblPr>
   </w:style>
-  <w:style w:type="paragraph" w:customStyle="1" w:styleId="40">
+  <w:style w:type="paragraph" w:customStyle="1" w:styleId="a3">
     <w:name w:val="柴_正文_无缩进"/>
-    <w:basedOn w:val="1"/>
+    <w:basedOn w:val="Normal"/>
     <w:qFormat/>
-    <w:uiPriority w:val="0"/>
     <w:pPr>
       <w:ind w:firstLine="0" w:firstLineChars="0"/>
     </w:pPr>
@@ -8413,31 +8131,29 @@
       <w:lang w:eastAsia="zh-CN"/>
     </w:rPr>
   </w:style>
-  <w:style w:type="paragraph" w:customStyle="1" w:styleId="41">
+  <w:style w:type="paragraph" w:customStyle="1" w:styleId="4">
     <w:name w:val="柴_标题4"/>
-    <w:basedOn w:val="5"/>
-    <w:next w:val="1"/>
+    <w:basedOn w:val="Heading4"/>
+    <w:next w:val="Normal"/>
     <w:qFormat/>
-    <w:uiPriority w:val="0"/>
     <w:pPr>
       <w:widowControl w:val="0"/>
       <w:spacing w:before="160" w:line="360" w:lineRule="auto"/>
-      <w:ind w:left="981" w:leftChars="300" w:hanging="862"/>
+      <w:ind w:left="981" w:hanging="862" w:leftChars="300"/>
     </w:pPr>
     <w:rPr>
-      <w:rFonts w:hint="eastAsia" w:ascii="Calibri" w:hAnsi="Calibri" w:eastAsia="宋体" w:cs="宋体"/>
+      <w:rFonts w:ascii="Calibri" w:eastAsia="宋体" w:hAnsi="Calibri" w:cs="宋体" w:hint="eastAsia"/>
       <w:sz w:val="24"/>
       <w:szCs w:val="24"/>
       <w:lang w:eastAsia="zh-CN" w:bidi="zh-CN"/>
     </w:rPr>
   </w:style>
-  <w:style w:type="character" w:customStyle="1" w:styleId="42">
+  <w:style w:type="character" w:customStyle="1" w:styleId="Char">
     <w:name w:val="柴_正文 Char"/>
-    <w:link w:val="29"/>
+    <w:link w:val="a1"/>
     <w:qFormat/>
-    <w:uiPriority w:val="0"/>
     <w:rPr>
-      <w:rFonts w:ascii="Arial" w:hAnsi="Arial" w:eastAsia="宋体"/>
+      <w:rFonts w:ascii="Arial" w:eastAsia="宋体" w:hAnsi="Arial"/>
       <w:sz w:val="24"/>
       <w:lang w:eastAsia="zh-CN"/>
     </w:rPr>
